--- a/João Pedro/PI JOÃO PEDRO - TDS.docx
+++ b/João Pedro/PI JOÃO PEDRO - TDS.docx
@@ -21,12 +21,12 @@
           <wp:inline distB="0" distT="0" distL="114300" distR="114300">
             <wp:extent cx="3610610" cy="756285"/>
             <wp:effectExtent b="0" l="0" r="0" t="0"/>
-            <wp:docPr id="1035" name="image4.png"/>
+            <wp:docPr id="1035" name="image5.png"/>
             <a:graphic>
               <a:graphicData uri="http://schemas.openxmlformats.org/drawingml/2006/picture">
                 <pic:pic>
                   <pic:nvPicPr>
-                    <pic:cNvPr id="0" name="image4.png"/>
+                    <pic:cNvPr id="0" name="image5.png"/>
                     <pic:cNvPicPr preferRelativeResize="0"/>
                   </pic:nvPicPr>
                   <pic:blipFill>
@@ -569,12 +569,12 @@
           <wp:inline distB="0" distT="0" distL="114300" distR="114300">
             <wp:extent cx="3610610" cy="756285"/>
             <wp:effectExtent b="0" l="0" r="0" t="0"/>
-            <wp:docPr id="1037" name="image4.png"/>
+            <wp:docPr id="1037" name="image5.png"/>
             <a:graphic>
               <a:graphicData uri="http://schemas.openxmlformats.org/drawingml/2006/picture">
                 <pic:pic>
                   <pic:nvPicPr>
-                    <pic:cNvPr id="0" name="image4.png"/>
+                    <pic:cNvPr id="0" name="image5.png"/>
                     <pic:cNvPicPr preferRelativeResize="0"/>
                   </pic:nvPicPr>
                   <pic:blipFill>
@@ -3006,7 +3006,7 @@
           <w:szCs w:val="20"/>
           <w:rtl w:val="0"/>
         </w:rPr>
-        <w:t xml:space="preserve">RF09 O sistema deve permitir que escolas adicionem conteúdos, como vídeos, PDFs e links, aos envios.</w:t>
+        <w:t xml:space="preserve">RF09 O sistema deve permitir que professores adicionem conteúdos, como vídeos, PDFs e links, aos envios.</w:t>
       </w:r>
     </w:p>
     <w:p>
@@ -3166,12 +3166,76 @@
       </w:pPr>
       <w:r>
         <w:rPr>
-          <w:rFonts w:ascii="Cambria" w:cs="Cambria" w:eastAsia="Cambria" w:hAnsi="Cambria"/>
-          <w:sz w:val="20"/>
-          <w:szCs w:val="20"/>
-          <w:rtl w:val="0"/>
-        </w:rPr>
-        <w:t xml:space="preserve">RF14 O sistema deve permitir que a escola publique avisos para alunos e professores.</w:t>
+          <w:rtl w:val="0"/>
+        </w:rPr>
+      </w:r>
+    </w:p>
+    <w:p>
+      <w:pPr>
+        <w:keepNext w:val="0"/>
+        <w:keepLines w:val="0"/>
+        <w:pageBreakBefore w:val="0"/>
+        <w:widowControl w:val="1"/>
+        <w:pBdr>
+          <w:top w:space="0" w:sz="0" w:val="nil"/>
+          <w:left w:space="0" w:sz="0" w:val="nil"/>
+          <w:bottom w:space="0" w:sz="0" w:val="nil"/>
+          <w:right w:space="0" w:sz="0" w:val="nil"/>
+          <w:between w:space="0" w:sz="0" w:val="nil"/>
+        </w:pBdr>
+        <w:shd w:fill="auto" w:val="clear"/>
+        <w:spacing w:after="0" w:before="200" w:line="271" w:lineRule="auto"/>
+        <w:ind w:left="0" w:right="0" w:firstLine="360"/>
+        <w:jc w:val="left"/>
+        <w:rPr>
+          <w:rFonts w:ascii="Cambria" w:cs="Cambria" w:eastAsia="Cambria" w:hAnsi="Cambria"/>
+          <w:b w:val="1"/>
+          <w:bCs w:val="1"/>
+          <w:i w:val="0"/>
+          <w:iCs w:val="0"/>
+          <w:smallCaps w:val="0"/>
+          <w:strike w:val="0"/>
+          <w:color w:val="000000"/>
+          <w:sz w:val="20"/>
+          <w:szCs w:val="20"/>
+          <w:u w:val="none"/>
+          <w:shd w:fill="auto" w:val="clear"/>
+          <w:vertAlign w:val="baseline"/>
+        </w:rPr>
+      </w:pPr>
+      <w:r>
+        <w:rPr>
+          <w:rFonts w:ascii="Cambria" w:cs="Cambria" w:eastAsia="Cambria" w:hAnsi="Cambria"/>
+          <w:b w:val="1"/>
+          <w:bCs w:val="1"/>
+          <w:i w:val="0"/>
+          <w:iCs w:val="0"/>
+          <w:smallCaps w:val="0"/>
+          <w:strike w:val="0"/>
+          <w:color w:val="000000"/>
+          <w:sz w:val="20"/>
+          <w:szCs w:val="20"/>
+          <w:u w:val="none"/>
+          <w:shd w:fill="auto" w:val="clear"/>
+          <w:vertAlign w:val="baseline"/>
+          <w:rtl w:val="0"/>
+        </w:rPr>
+        <w:t xml:space="preserve">5.1.2 Requisitos Não Funcionais</w:t>
+      </w:r>
+    </w:p>
+    <w:p>
+      <w:pPr>
+        <w:rPr>
+          <w:rFonts w:ascii="Cambria" w:cs="Cambria" w:eastAsia="Cambria" w:hAnsi="Cambria"/>
+          <w:sz w:val="20"/>
+          <w:szCs w:val="20"/>
+          <w:vertAlign w:val="baseline"/>
+        </w:rPr>
+      </w:pPr>
+      <w:r>
+        <w:rPr>
+          <w:rtl w:val="0"/>
+        </w:rPr>
       </w:r>
     </w:p>
     <w:p>
@@ -3197,95 +3261,16 @@
           <w:szCs w:val="20"/>
         </w:rPr>
       </w:pPr>
-      <w:r>
-        <w:rPr>
-          <w:rtl w:val="0"/>
-        </w:rPr>
-      </w:r>
-    </w:p>
-    <w:p>
-      <w:pPr>
-        <w:rPr>
-          <w:rFonts w:ascii="Cambria" w:cs="Cambria" w:eastAsia="Cambria" w:hAnsi="Cambria"/>
-          <w:sz w:val="20"/>
-          <w:szCs w:val="20"/>
-          <w:vertAlign w:val="baseline"/>
-        </w:rPr>
-      </w:pPr>
-      <w:bookmarkStart w:colFirst="0" w:colLast="0" w:name="_heading=h.1t3h5sf" w:id="7"/>
+      <w:bookmarkStart w:colFirst="0" w:colLast="0" w:name="_heading=h.9b25m98q8w2f" w:id="7"/>
       <w:bookmarkEnd w:id="7"/>
       <w:r>
         <w:rPr>
-          <w:rtl w:val="0"/>
-        </w:rPr>
-      </w:r>
-    </w:p>
-    <w:p>
-      <w:pPr>
-        <w:keepNext w:val="0"/>
-        <w:keepLines w:val="0"/>
-        <w:pageBreakBefore w:val="0"/>
-        <w:widowControl w:val="1"/>
-        <w:pBdr>
-          <w:top w:space="0" w:sz="0" w:val="nil"/>
-          <w:left w:space="0" w:sz="0" w:val="nil"/>
-          <w:bottom w:space="0" w:sz="0" w:val="nil"/>
-          <w:right w:space="0" w:sz="0" w:val="nil"/>
-          <w:between w:space="0" w:sz="0" w:val="nil"/>
-        </w:pBdr>
-        <w:shd w:fill="auto" w:val="clear"/>
-        <w:spacing w:after="0" w:before="200" w:line="271" w:lineRule="auto"/>
-        <w:ind w:left="0" w:right="0" w:firstLine="360"/>
-        <w:jc w:val="left"/>
-        <w:rPr>
-          <w:rFonts w:ascii="Cambria" w:cs="Cambria" w:eastAsia="Cambria" w:hAnsi="Cambria"/>
-          <w:b w:val="1"/>
-          <w:bCs w:val="1"/>
-          <w:i w:val="0"/>
-          <w:iCs w:val="0"/>
-          <w:smallCaps w:val="0"/>
-          <w:strike w:val="0"/>
-          <w:color w:val="000000"/>
-          <w:sz w:val="20"/>
-          <w:szCs w:val="20"/>
-          <w:u w:val="none"/>
-          <w:shd w:fill="auto" w:val="clear"/>
-          <w:vertAlign w:val="baseline"/>
-        </w:rPr>
-      </w:pPr>
-      <w:r>
-        <w:rPr>
-          <w:rFonts w:ascii="Cambria" w:cs="Cambria" w:eastAsia="Cambria" w:hAnsi="Cambria"/>
-          <w:b w:val="1"/>
-          <w:bCs w:val="1"/>
-          <w:i w:val="0"/>
-          <w:iCs w:val="0"/>
-          <w:smallCaps w:val="0"/>
-          <w:strike w:val="0"/>
-          <w:color w:val="000000"/>
-          <w:sz w:val="20"/>
-          <w:szCs w:val="20"/>
-          <w:u w:val="none"/>
-          <w:shd w:fill="auto" w:val="clear"/>
-          <w:vertAlign w:val="baseline"/>
-          <w:rtl w:val="0"/>
-        </w:rPr>
-        <w:t xml:space="preserve">5.1.2 Requisitos Não Funcionais</w:t>
-      </w:r>
-    </w:p>
-    <w:p>
-      <w:pPr>
-        <w:rPr>
-          <w:rFonts w:ascii="Cambria" w:cs="Cambria" w:eastAsia="Cambria" w:hAnsi="Cambria"/>
-          <w:sz w:val="20"/>
-          <w:szCs w:val="20"/>
-          <w:vertAlign w:val="baseline"/>
-        </w:rPr>
-      </w:pPr>
-      <w:r>
-        <w:rPr>
-          <w:rtl w:val="0"/>
-        </w:rPr>
+          <w:rFonts w:ascii="Cambria" w:cs="Cambria" w:eastAsia="Cambria" w:hAnsi="Cambria"/>
+          <w:sz w:val="20"/>
+          <w:szCs w:val="20"/>
+          <w:rtl w:val="0"/>
+        </w:rPr>
+        <w:t xml:space="preserve">RNF01 O sistema deve possuir uma interface gráfica amigável e intuitiva, </w:t>
       </w:r>
     </w:p>
     <w:p>
@@ -3311,7 +3296,7 @@
           <w:szCs w:val="20"/>
         </w:rPr>
       </w:pPr>
-      <w:bookmarkStart w:colFirst="0" w:colLast="0" w:name="_heading=h.9b25m98q8w2f" w:id="8"/>
+      <w:bookmarkStart w:colFirst="0" w:colLast="0" w:name="_heading=h.3gv4ceh3l8c8" w:id="8"/>
       <w:bookmarkEnd w:id="8"/>
       <w:r>
         <w:rPr>
@@ -3320,7 +3305,7 @@
           <w:szCs w:val="20"/>
           <w:rtl w:val="0"/>
         </w:rPr>
-        <w:t xml:space="preserve">RNF01 O sistema deve possuir uma interface gráfica amigável e intuitiva, </w:t>
+        <w:t xml:space="preserve">RNF02 O banco de dados será implementado em SQLite, garantindo leveza e portabilidade do sistema.</w:t>
       </w:r>
     </w:p>
     <w:p>
@@ -3346,7 +3331,7 @@
           <w:szCs w:val="20"/>
         </w:rPr>
       </w:pPr>
-      <w:bookmarkStart w:colFirst="0" w:colLast="0" w:name="_heading=h.3gv4ceh3l8c8" w:id="9"/>
+      <w:bookmarkStart w:colFirst="0" w:colLast="0" w:name="_heading=h.dotyssabxloj" w:id="9"/>
       <w:bookmarkEnd w:id="9"/>
       <w:r>
         <w:rPr>
@@ -3355,7 +3340,7 @@
           <w:szCs w:val="20"/>
           <w:rtl w:val="0"/>
         </w:rPr>
-        <w:t xml:space="preserve">RNF02 O banco de dados será implementado em SQLite, garantindo leveza e portabilidade do sistema.</w:t>
+        <w:t xml:space="preserve">RNF03 As senhas devem ser armazenadas de forma segura, evitando exposição de dados sensíveis.</w:t>
       </w:r>
     </w:p>
     <w:p>
@@ -3381,7 +3366,7 @@
           <w:szCs w:val="20"/>
         </w:rPr>
       </w:pPr>
-      <w:bookmarkStart w:colFirst="0" w:colLast="0" w:name="_heading=h.dotyssabxloj" w:id="10"/>
+      <w:bookmarkStart w:colFirst="0" w:colLast="0" w:name="_heading=h.putz9mxjcp11" w:id="10"/>
       <w:bookmarkEnd w:id="10"/>
       <w:r>
         <w:rPr>
@@ -3390,7 +3375,7 @@
           <w:szCs w:val="20"/>
           <w:rtl w:val="0"/>
         </w:rPr>
-        <w:t xml:space="preserve">RNF03 As senhas devem ser armazenadas de forma segura, evitando exposição de dados sensíveis.</w:t>
+        <w:t xml:space="preserve">RNF04 O design do app  tem que ser viável, com janelas bem organizadas e acessíveis.</w:t>
       </w:r>
     </w:p>
     <w:p>
@@ -3416,7 +3401,7 @@
           <w:szCs w:val="20"/>
         </w:rPr>
       </w:pPr>
-      <w:bookmarkStart w:colFirst="0" w:colLast="0" w:name="_heading=h.putz9mxjcp11" w:id="11"/>
+      <w:bookmarkStart w:colFirst="0" w:colLast="0" w:name="_heading=h.53k113xc0pzl" w:id="11"/>
       <w:bookmarkEnd w:id="11"/>
       <w:r>
         <w:rPr>
@@ -3425,7 +3410,7 @@
           <w:szCs w:val="20"/>
           <w:rtl w:val="0"/>
         </w:rPr>
-        <w:t xml:space="preserve">RNF04 O design do app  tem que ser viável, com janelas bem organizadas e acessíveis.</w:t>
+        <w:t xml:space="preserve">RNF05 O sistema deve estar preparado para futura expansão de funcionalidades, como chat interno.</w:t>
       </w:r>
     </w:p>
     <w:p>
@@ -3451,7 +3436,7 @@
           <w:szCs w:val="20"/>
         </w:rPr>
       </w:pPr>
-      <w:bookmarkStart w:colFirst="0" w:colLast="0" w:name="_heading=h.53k113xc0pzl" w:id="12"/>
+      <w:bookmarkStart w:colFirst="0" w:colLast="0" w:name="_heading=h.te6q11c53rd" w:id="12"/>
       <w:bookmarkEnd w:id="12"/>
       <w:r>
         <w:rPr>
@@ -3460,42 +3445,7 @@
           <w:szCs w:val="20"/>
           <w:rtl w:val="0"/>
         </w:rPr>
-        <w:t xml:space="preserve">RNF05 O sistema deve estar preparado para futura expansão de funcionalidades, como chat interno ou videochamadas.</w:t>
-      </w:r>
-    </w:p>
-    <w:p>
-      <w:pPr>
-        <w:keepNext w:val="0"/>
-        <w:keepLines w:val="0"/>
-        <w:pageBreakBefore w:val="0"/>
-        <w:widowControl w:val="1"/>
-        <w:pBdr>
-          <w:top w:space="0" w:sz="0" w:val="nil"/>
-          <w:left w:space="0" w:sz="0" w:val="nil"/>
-          <w:bottom w:space="0" w:sz="0" w:val="nil"/>
-          <w:right w:space="0" w:sz="0" w:val="nil"/>
-          <w:between w:space="0" w:sz="0" w:val="nil"/>
-        </w:pBdr>
-        <w:shd w:fill="auto" w:val="clear"/>
-        <w:spacing w:after="200" w:before="0" w:line="276" w:lineRule="auto"/>
-        <w:ind w:left="360" w:right="0" w:firstLine="0"/>
-        <w:jc w:val="left"/>
-        <w:rPr>
-          <w:rFonts w:ascii="Cambria" w:cs="Cambria" w:eastAsia="Cambria" w:hAnsi="Cambria"/>
-          <w:sz w:val="20"/>
-          <w:szCs w:val="20"/>
-        </w:rPr>
-      </w:pPr>
-      <w:bookmarkStart w:colFirst="0" w:colLast="0" w:name="_heading=h.te6q11c53rd" w:id="13"/>
-      <w:bookmarkEnd w:id="13"/>
-      <w:r>
-        <w:rPr>
-          <w:rFonts w:ascii="Cambria" w:cs="Cambria" w:eastAsia="Cambria" w:hAnsi="Cambria"/>
-          <w:sz w:val="20"/>
-          <w:szCs w:val="20"/>
-          <w:rtl w:val="0"/>
-        </w:rPr>
-        <w:t xml:space="preserve">RNF06 O uso do sistema deve ser acessível para pessoas com diferentes níveis de conhecimento em informática..</w:t>
+        <w:t xml:space="preserve">RNF06 O uso do sistema deve ser acessível para pessoas com diferentes níveis de conhecimento em informática.</w:t>
       </w:r>
       <w:r>
         <w:rPr>
@@ -3748,7 +3698,7 @@
       <w:tr>
         <w:trPr>
           <w:cantSplit w:val="0"/>
-          <w:trHeight w:val="1725" w:hRule="atLeast"/>
+          <w:trHeight w:val="1380" w:hRule="atLeast"/>
           <w:tblHeader w:val="0"/>
         </w:trPr>
         <w:tc>
@@ -3825,7 +3775,7 @@
       <w:tr>
         <w:trPr>
           <w:cantSplit w:val="0"/>
-          <w:trHeight w:val="1725" w:hRule="atLeast"/>
+          <w:trHeight w:val="1215" w:hRule="atLeast"/>
           <w:tblHeader w:val="0"/>
         </w:trPr>
         <w:tc>
@@ -3875,7 +3825,7 @@
                 <w:szCs w:val="18"/>
                 <w:rtl w:val="0"/>
               </w:rPr>
-              <w:t xml:space="preserve">Responsável por ministrar aulas e interagir com os alunos nas turmas vinculadas. Pode visualizar os alunos, acessar o ambiente virtual e futuramente publicar conteúdos.</w:t>
+              <w:t xml:space="preserve">Responsável por ministrar aulas e interagir com os alunos nas turmas vinculadas. Pode visualizar os alunos, acessar o ambiente virtual e publicar conteúdos.</w:t>
             </w:r>
             <w:r>
               <w:rPr>
@@ -4001,8 +3951,8 @@
           <w:vertAlign w:val="baseline"/>
         </w:rPr>
       </w:pPr>
-      <w:bookmarkStart w:colFirst="0" w:colLast="0" w:name="_heading=h.2s8eyo1" w:id="14"/>
-      <w:bookmarkEnd w:id="14"/>
+      <w:bookmarkStart w:colFirst="0" w:colLast="0" w:name="_heading=h.2s8eyo1" w:id="13"/>
+      <w:bookmarkEnd w:id="13"/>
       <w:r>
         <w:rPr>
           <w:rtl w:val="0"/>
@@ -4030,16 +3980,70 @@
           <w:rFonts w:ascii="Cambria" w:cs="Cambria" w:eastAsia="Cambria" w:hAnsi="Cambria"/>
           <w:b w:val="1"/>
           <w:bCs w:val="1"/>
-          <w:i w:val="0"/>
-          <w:iCs w:val="0"/>
-          <w:smallCaps w:val="0"/>
-          <w:strike w:val="0"/>
-          <w:color w:val="000000"/>
-          <w:sz w:val="18"/>
-          <w:szCs w:val="18"/>
-          <w:u w:val="none"/>
-          <w:shd w:fill="auto" w:val="clear"/>
-          <w:vertAlign w:val="baseline"/>
+          <w:sz w:val="18"/>
+          <w:szCs w:val="18"/>
+        </w:rPr>
+      </w:pPr>
+      <w:r>
+        <w:rPr>
+          <w:rtl w:val="0"/>
+        </w:rPr>
+      </w:r>
+    </w:p>
+    <w:p>
+      <w:pPr>
+        <w:keepNext w:val="0"/>
+        <w:keepLines w:val="0"/>
+        <w:pageBreakBefore w:val="0"/>
+        <w:widowControl w:val="1"/>
+        <w:pBdr>
+          <w:top w:space="0" w:sz="0" w:val="nil"/>
+          <w:left w:space="0" w:sz="0" w:val="nil"/>
+          <w:bottom w:space="0" w:sz="0" w:val="nil"/>
+          <w:right w:space="0" w:sz="0" w:val="nil"/>
+          <w:between w:space="0" w:sz="0" w:val="nil"/>
+        </w:pBdr>
+        <w:shd w:fill="auto" w:val="clear"/>
+        <w:spacing w:after="0" w:before="200" w:line="271" w:lineRule="auto"/>
+        <w:ind w:left="0" w:right="0" w:firstLine="360"/>
+        <w:jc w:val="left"/>
+        <w:rPr>
+          <w:rFonts w:ascii="Cambria" w:cs="Cambria" w:eastAsia="Cambria" w:hAnsi="Cambria"/>
+          <w:b w:val="1"/>
+          <w:bCs w:val="1"/>
+          <w:sz w:val="18"/>
+          <w:szCs w:val="18"/>
+        </w:rPr>
+      </w:pPr>
+      <w:r>
+        <w:rPr>
+          <w:rtl w:val="0"/>
+        </w:rPr>
+      </w:r>
+    </w:p>
+    <w:p>
+      <w:pPr>
+        <w:keepNext w:val="0"/>
+        <w:keepLines w:val="0"/>
+        <w:pageBreakBefore w:val="0"/>
+        <w:widowControl w:val="1"/>
+        <w:pBdr>
+          <w:top w:space="0" w:sz="0" w:val="nil"/>
+          <w:left w:space="0" w:sz="0" w:val="nil"/>
+          <w:bottom w:space="0" w:sz="0" w:val="nil"/>
+          <w:right w:space="0" w:sz="0" w:val="nil"/>
+          <w:between w:space="0" w:sz="0" w:val="nil"/>
+        </w:pBdr>
+        <w:shd w:fill="auto" w:val="clear"/>
+        <w:spacing w:after="0" w:before="200" w:line="271" w:lineRule="auto"/>
+        <w:ind w:left="0" w:right="0" w:firstLine="360"/>
+        <w:jc w:val="left"/>
+        <w:rPr>
+          <w:rFonts w:ascii="Cambria" w:cs="Cambria" w:eastAsia="Cambria" w:hAnsi="Cambria"/>
+          <w:b w:val="1"/>
+          <w:bCs w:val="1"/>
+          <w:sz w:val="18"/>
+          <w:szCs w:val="18"/>
         </w:rPr>
       </w:pPr>
       <w:r>
@@ -4138,9 +4142,9 @@
         </w:rPr>
         <w:drawing>
           <wp:inline distB="114300" distT="114300" distL="114300" distR="114300">
-            <wp:extent cx="5399730" cy="4826000"/>
+            <wp:extent cx="5399730" cy="3898900"/>
             <wp:effectExtent b="0" l="0" r="0" t="0"/>
-            <wp:docPr id="1032" name="image2.png"/>
+            <wp:docPr id="1034" name="image2.png"/>
             <a:graphic>
               <a:graphicData uri="http://schemas.openxmlformats.org/drawingml/2006/picture">
                 <pic:pic>
@@ -4158,7 +4162,7 @@
                   <pic:spPr>
                     <a:xfrm>
                       <a:off x="0" y="0"/>
-                      <a:ext cx="5399730" cy="4826000"/>
+                      <a:ext cx="5399730" cy="3898900"/>
                     </a:xfrm>
                     <a:prstGeom prst="rect"/>
                     <a:ln/>
@@ -4265,246 +4269,6 @@
     </w:p>
     <w:p>
       <w:pPr>
-        <w:ind w:left="720" w:firstLine="0"/>
-        <w:rPr>
-          <w:rFonts w:ascii="Cambria" w:cs="Cambria" w:eastAsia="Cambria" w:hAnsi="Cambria"/>
-          <w:sz w:val="20"/>
-          <w:szCs w:val="20"/>
-        </w:rPr>
-      </w:pPr>
-      <w:r>
-        <w:rPr>
-          <w:rFonts w:ascii="Cambria" w:cs="Cambria" w:eastAsia="Cambria" w:hAnsi="Cambria"/>
-          <w:b w:val="1"/>
-          <w:bCs w:val="1"/>
-          <w:sz w:val="20"/>
-          <w:szCs w:val="20"/>
-          <w:rtl w:val="0"/>
-        </w:rPr>
-        <w:t xml:space="preserve">CSU01 –</w:t>
-      </w:r>
-      <w:r>
-        <w:rPr>
-          <w:rFonts w:ascii="Cambria" w:cs="Cambria" w:eastAsia="Cambria" w:hAnsi="Cambria"/>
-          <w:sz w:val="20"/>
-          <w:szCs w:val="20"/>
-          <w:rtl w:val="0"/>
-        </w:rPr>
-        <w:t xml:space="preserve"> Login no sistema</w:t>
-      </w:r>
-    </w:p>
-    <w:p>
-      <w:pPr>
-        <w:ind w:left="720" w:firstLine="0"/>
-        <w:rPr>
-          <w:rFonts w:ascii="Cambria" w:cs="Cambria" w:eastAsia="Cambria" w:hAnsi="Cambria"/>
-          <w:sz w:val="20"/>
-          <w:szCs w:val="20"/>
-        </w:rPr>
-      </w:pPr>
-      <w:r>
-        <w:rPr>
-          <w:rFonts w:ascii="Cambria" w:cs="Cambria" w:eastAsia="Cambria" w:hAnsi="Cambria"/>
-          <w:b w:val="1"/>
-          <w:bCs w:val="1"/>
-          <w:sz w:val="20"/>
-          <w:szCs w:val="20"/>
-          <w:rtl w:val="0"/>
-        </w:rPr>
-        <w:t xml:space="preserve">CSU02 –</w:t>
-      </w:r>
-      <w:r>
-        <w:rPr>
-          <w:rFonts w:ascii="Cambria" w:cs="Cambria" w:eastAsia="Cambria" w:hAnsi="Cambria"/>
-          <w:sz w:val="20"/>
-          <w:szCs w:val="20"/>
-          <w:rtl w:val="0"/>
-        </w:rPr>
-        <w:t xml:space="preserve"> Cadastro de escola</w:t>
-      </w:r>
-    </w:p>
-    <w:p>
-      <w:pPr>
-        <w:ind w:left="720" w:firstLine="0"/>
-        <w:rPr>
-          <w:rFonts w:ascii="Cambria" w:cs="Cambria" w:eastAsia="Cambria" w:hAnsi="Cambria"/>
-          <w:sz w:val="20"/>
-          <w:szCs w:val="20"/>
-        </w:rPr>
-      </w:pPr>
-      <w:r>
-        <w:rPr>
-          <w:rFonts w:ascii="Cambria" w:cs="Cambria" w:eastAsia="Cambria" w:hAnsi="Cambria"/>
-          <w:b w:val="1"/>
-          <w:bCs w:val="1"/>
-          <w:sz w:val="20"/>
-          <w:szCs w:val="20"/>
-          <w:rtl w:val="0"/>
-        </w:rPr>
-        <w:t xml:space="preserve">CSU03 –</w:t>
-      </w:r>
-      <w:r>
-        <w:rPr>
-          <w:rFonts w:ascii="Cambria" w:cs="Cambria" w:eastAsia="Cambria" w:hAnsi="Cambria"/>
-          <w:sz w:val="20"/>
-          <w:szCs w:val="20"/>
-          <w:rtl w:val="0"/>
-        </w:rPr>
-        <w:t xml:space="preserve"> Cadastro de professor</w:t>
-      </w:r>
-    </w:p>
-    <w:p>
-      <w:pPr>
-        <w:ind w:left="720" w:firstLine="0"/>
-        <w:rPr>
-          <w:rFonts w:ascii="Cambria" w:cs="Cambria" w:eastAsia="Cambria" w:hAnsi="Cambria"/>
-          <w:sz w:val="20"/>
-          <w:szCs w:val="20"/>
-        </w:rPr>
-      </w:pPr>
-      <w:r>
-        <w:rPr>
-          <w:rFonts w:ascii="Cambria" w:cs="Cambria" w:eastAsia="Cambria" w:hAnsi="Cambria"/>
-          <w:b w:val="1"/>
-          <w:bCs w:val="1"/>
-          <w:sz w:val="20"/>
-          <w:szCs w:val="20"/>
-          <w:rtl w:val="0"/>
-        </w:rPr>
-        <w:t xml:space="preserve">CSU04 –</w:t>
-      </w:r>
-      <w:r>
-        <w:rPr>
-          <w:rFonts w:ascii="Cambria" w:cs="Cambria" w:eastAsia="Cambria" w:hAnsi="Cambria"/>
-          <w:sz w:val="20"/>
-          <w:szCs w:val="20"/>
-          <w:rtl w:val="0"/>
-        </w:rPr>
-        <w:t xml:space="preserve"> Cadastro de aluno</w:t>
-      </w:r>
-    </w:p>
-    <w:p>
-      <w:pPr>
-        <w:ind w:left="720" w:firstLine="0"/>
-        <w:rPr>
-          <w:rFonts w:ascii="Cambria" w:cs="Cambria" w:eastAsia="Cambria" w:hAnsi="Cambria"/>
-          <w:sz w:val="20"/>
-          <w:szCs w:val="20"/>
-        </w:rPr>
-      </w:pPr>
-      <w:r>
-        <w:rPr>
-          <w:rFonts w:ascii="Cambria" w:cs="Cambria" w:eastAsia="Cambria" w:hAnsi="Cambria"/>
-          <w:b w:val="1"/>
-          <w:bCs w:val="1"/>
-          <w:sz w:val="20"/>
-          <w:szCs w:val="20"/>
-          <w:rtl w:val="0"/>
-        </w:rPr>
-        <w:t xml:space="preserve">CSU05 –</w:t>
-      </w:r>
-      <w:r>
-        <w:rPr>
-          <w:rFonts w:ascii="Cambria" w:cs="Cambria" w:eastAsia="Cambria" w:hAnsi="Cambria"/>
-          <w:sz w:val="20"/>
-          <w:szCs w:val="20"/>
-          <w:rtl w:val="0"/>
-        </w:rPr>
-        <w:t xml:space="preserve"> Acesso ao painel da escola</w:t>
-      </w:r>
-    </w:p>
-    <w:p>
-      <w:pPr>
-        <w:ind w:left="720" w:firstLine="0"/>
-        <w:rPr>
-          <w:rFonts w:ascii="Cambria" w:cs="Cambria" w:eastAsia="Cambria" w:hAnsi="Cambria"/>
-          <w:sz w:val="20"/>
-          <w:szCs w:val="20"/>
-        </w:rPr>
-      </w:pPr>
-      <w:r>
-        <w:rPr>
-          <w:rFonts w:ascii="Cambria" w:cs="Cambria" w:eastAsia="Cambria" w:hAnsi="Cambria"/>
-          <w:b w:val="1"/>
-          <w:bCs w:val="1"/>
-          <w:sz w:val="20"/>
-          <w:szCs w:val="20"/>
-          <w:rtl w:val="0"/>
-        </w:rPr>
-        <w:t xml:space="preserve">CSU06 –</w:t>
-      </w:r>
-      <w:r>
-        <w:rPr>
-          <w:rFonts w:ascii="Cambria" w:cs="Cambria" w:eastAsia="Cambria" w:hAnsi="Cambria"/>
-          <w:sz w:val="20"/>
-          <w:szCs w:val="20"/>
-          <w:rtl w:val="0"/>
-        </w:rPr>
-        <w:t xml:space="preserve"> Gerenciar turmas</w:t>
-      </w:r>
-    </w:p>
-    <w:p>
-      <w:pPr>
-        <w:ind w:left="720" w:firstLine="0"/>
-        <w:rPr>
-          <w:rFonts w:ascii="Cambria" w:cs="Cambria" w:eastAsia="Cambria" w:hAnsi="Cambria"/>
-          <w:sz w:val="20"/>
-          <w:szCs w:val="20"/>
-        </w:rPr>
-      </w:pPr>
-      <w:r>
-        <w:rPr>
-          <w:rFonts w:ascii="Cambria" w:cs="Cambria" w:eastAsia="Cambria" w:hAnsi="Cambria"/>
-          <w:b w:val="1"/>
-          <w:bCs w:val="1"/>
-          <w:sz w:val="20"/>
-          <w:szCs w:val="20"/>
-          <w:rtl w:val="0"/>
-        </w:rPr>
-        <w:t xml:space="preserve">CSU07 –</w:t>
-      </w:r>
-      <w:r>
-        <w:rPr>
-          <w:rFonts w:ascii="Cambria" w:cs="Cambria" w:eastAsia="Cambria" w:hAnsi="Cambria"/>
-          <w:sz w:val="20"/>
-          <w:szCs w:val="20"/>
-          <w:rtl w:val="0"/>
-        </w:rPr>
-        <w:t xml:space="preserve"> Acesso ao ambiente do aluno</w:t>
-      </w:r>
-    </w:p>
-    <w:p>
-      <w:pPr>
-        <w:ind w:left="720" w:firstLine="0"/>
-        <w:rPr>
-          <w:rFonts w:ascii="Cambria" w:cs="Cambria" w:eastAsia="Cambria" w:hAnsi="Cambria"/>
-          <w:sz w:val="20"/>
-          <w:szCs w:val="20"/>
-        </w:rPr>
-      </w:pPr>
-      <w:r>
-        <w:rPr>
-          <w:rFonts w:ascii="Cambria" w:cs="Cambria" w:eastAsia="Cambria" w:hAnsi="Cambria"/>
-          <w:b w:val="1"/>
-          <w:bCs w:val="1"/>
-          <w:sz w:val="20"/>
-          <w:szCs w:val="20"/>
-          <w:rtl w:val="0"/>
-        </w:rPr>
-        <w:t xml:space="preserve">CSU08 –</w:t>
-      </w:r>
-      <w:r>
-        <w:rPr>
-          <w:rFonts w:ascii="Cambria" w:cs="Cambria" w:eastAsia="Cambria" w:hAnsi="Cambria"/>
-          <w:sz w:val="20"/>
-          <w:szCs w:val="20"/>
-          <w:rtl w:val="0"/>
-        </w:rPr>
-        <w:t xml:space="preserve"> Visualizar turma</w:t>
-      </w:r>
-    </w:p>
-    <w:p>
-      <w:pPr>
         <w:spacing w:after="240" w:before="240" w:lineRule="auto"/>
         <w:ind w:left="720" w:firstLine="0"/>
         <w:rPr>
@@ -4522,18 +4286,16 @@
           <w:szCs w:val="20"/>
           <w:rtl w:val="0"/>
         </w:rPr>
-        <w:t xml:space="preserve">CSU09</w:t>
-      </w:r>
-      <w:r>
-        <w:rPr>
-          <w:rFonts w:ascii="Cambria" w:cs="Cambria" w:eastAsia="Cambria" w:hAnsi="Cambria"/>
-          <w:sz w:val="20"/>
-          <w:szCs w:val="20"/>
-          <w:rtl w:val="0"/>
-        </w:rPr>
-        <w:t xml:space="preserve"> – Publicar material</w:t>
-        <w:br w:type="textWrapping"/>
-        <w:t xml:space="preserve"> Objetivo: Permitir que o professor envie conteúdos para a turma.</w:t>
+        <w:t xml:space="preserve">CSU01 – </w:t>
+      </w:r>
+      <w:r>
+        <w:rPr>
+          <w:rFonts w:ascii="Cambria" w:cs="Cambria" w:eastAsia="Cambria" w:hAnsi="Cambria"/>
+          <w:sz w:val="20"/>
+          <w:szCs w:val="20"/>
+          <w:rtl w:val="0"/>
+        </w:rPr>
+        <w:t xml:space="preserve">Acessar sistema(aluno/Professor/Escola)</w:t>
       </w:r>
     </w:p>
     <w:p>
@@ -4555,18 +4317,16 @@
           <w:szCs w:val="20"/>
           <w:rtl w:val="0"/>
         </w:rPr>
-        <w:t xml:space="preserve">CSU10</w:t>
-      </w:r>
-      <w:r>
-        <w:rPr>
-          <w:rFonts w:ascii="Cambria" w:cs="Cambria" w:eastAsia="Cambria" w:hAnsi="Cambria"/>
-          <w:sz w:val="20"/>
-          <w:szCs w:val="20"/>
-          <w:rtl w:val="0"/>
-        </w:rPr>
-        <w:t xml:space="preserve"> – Gerenciar solicitações</w:t>
-        <w:br w:type="textWrapping"/>
-        <w:t xml:space="preserve"> Objetivo: Permitir que a escola aprove ou recuse pedidos de alunos/professores.</w:t>
+        <w:t xml:space="preserve">CSU02 – </w:t>
+      </w:r>
+      <w:r>
+        <w:rPr>
+          <w:rFonts w:ascii="Cambria" w:cs="Cambria" w:eastAsia="Cambria" w:hAnsi="Cambria"/>
+          <w:sz w:val="20"/>
+          <w:szCs w:val="20"/>
+          <w:rtl w:val="0"/>
+        </w:rPr>
+        <w:t xml:space="preserve">Visualizar material</w:t>
       </w:r>
     </w:p>
     <w:p>
@@ -4588,18 +4348,256 @@
           <w:szCs w:val="20"/>
           <w:rtl w:val="0"/>
         </w:rPr>
-        <w:t xml:space="preserve">CSU11</w:t>
-      </w:r>
-      <w:r>
-        <w:rPr>
-          <w:rFonts w:ascii="Cambria" w:cs="Cambria" w:eastAsia="Cambria" w:hAnsi="Cambria"/>
-          <w:sz w:val="20"/>
-          <w:szCs w:val="20"/>
-          <w:rtl w:val="0"/>
-        </w:rPr>
-        <w:t xml:space="preserve"> – Publicar aviso</w:t>
-        <w:br w:type="textWrapping"/>
-        <w:t xml:space="preserve"> Objetivo: Permitir que a escola envie comunicados para os usuários.</w:t>
+        <w:t xml:space="preserve">CSU03 – </w:t>
+      </w:r>
+      <w:r>
+        <w:rPr>
+          <w:rFonts w:ascii="Cambria" w:cs="Cambria" w:eastAsia="Cambria" w:hAnsi="Cambria"/>
+          <w:sz w:val="20"/>
+          <w:szCs w:val="20"/>
+          <w:rtl w:val="0"/>
+        </w:rPr>
+        <w:t xml:space="preserve">Baixar material</w:t>
+      </w:r>
+    </w:p>
+    <w:p>
+      <w:pPr>
+        <w:spacing w:after="240" w:before="240" w:lineRule="auto"/>
+        <w:ind w:left="720" w:firstLine="0"/>
+        <w:rPr>
+          <w:rFonts w:ascii="Cambria" w:cs="Cambria" w:eastAsia="Cambria" w:hAnsi="Cambria"/>
+          <w:sz w:val="20"/>
+          <w:szCs w:val="20"/>
+        </w:rPr>
+      </w:pPr>
+      <w:r>
+        <w:rPr>
+          <w:rFonts w:ascii="Cambria" w:cs="Cambria" w:eastAsia="Cambria" w:hAnsi="Cambria"/>
+          <w:b w:val="1"/>
+          <w:bCs w:val="1"/>
+          <w:sz w:val="20"/>
+          <w:szCs w:val="20"/>
+          <w:rtl w:val="0"/>
+        </w:rPr>
+        <w:t xml:space="preserve">CSU04 – </w:t>
+      </w:r>
+      <w:r>
+        <w:rPr>
+          <w:rFonts w:ascii="Cambria" w:cs="Cambria" w:eastAsia="Cambria" w:hAnsi="Cambria"/>
+          <w:sz w:val="20"/>
+          <w:szCs w:val="20"/>
+          <w:rtl w:val="0"/>
+        </w:rPr>
+        <w:t xml:space="preserve">Acessar a turma</w:t>
+      </w:r>
+    </w:p>
+    <w:p>
+      <w:pPr>
+        <w:spacing w:after="240" w:before="240" w:lineRule="auto"/>
+        <w:ind w:left="720" w:firstLine="0"/>
+        <w:rPr>
+          <w:rFonts w:ascii="Cambria" w:cs="Cambria" w:eastAsia="Cambria" w:hAnsi="Cambria"/>
+          <w:b w:val="1"/>
+          <w:bCs w:val="1"/>
+          <w:sz w:val="20"/>
+          <w:szCs w:val="20"/>
+        </w:rPr>
+      </w:pPr>
+      <w:r>
+        <w:rPr>
+          <w:rFonts w:ascii="Cambria" w:cs="Cambria" w:eastAsia="Cambria" w:hAnsi="Cambria"/>
+          <w:b w:val="1"/>
+          <w:bCs w:val="1"/>
+          <w:sz w:val="20"/>
+          <w:szCs w:val="20"/>
+          <w:rtl w:val="0"/>
+        </w:rPr>
+        <w:t xml:space="preserve">CSU05 – </w:t>
+      </w:r>
+      <w:r>
+        <w:rPr>
+          <w:rFonts w:ascii="Cambria" w:cs="Cambria" w:eastAsia="Cambria" w:hAnsi="Cambria"/>
+          <w:sz w:val="20"/>
+          <w:szCs w:val="20"/>
+          <w:rtl w:val="0"/>
+        </w:rPr>
+        <w:t xml:space="preserve">Postar material</w:t>
+      </w:r>
+      <w:r>
+        <w:rPr>
+          <w:rtl w:val="0"/>
+        </w:rPr>
+      </w:r>
+    </w:p>
+    <w:p>
+      <w:pPr>
+        <w:spacing w:after="240" w:before="240" w:lineRule="auto"/>
+        <w:ind w:left="720" w:firstLine="0"/>
+        <w:rPr>
+          <w:rFonts w:ascii="Cambria" w:cs="Cambria" w:eastAsia="Cambria" w:hAnsi="Cambria"/>
+          <w:sz w:val="20"/>
+          <w:szCs w:val="20"/>
+        </w:rPr>
+      </w:pPr>
+      <w:r>
+        <w:rPr>
+          <w:rFonts w:ascii="Cambria" w:cs="Cambria" w:eastAsia="Cambria" w:hAnsi="Cambria"/>
+          <w:b w:val="1"/>
+          <w:bCs w:val="1"/>
+          <w:sz w:val="20"/>
+          <w:szCs w:val="20"/>
+          <w:rtl w:val="0"/>
+        </w:rPr>
+        <w:t xml:space="preserve">CSU06 – </w:t>
+      </w:r>
+      <w:r>
+        <w:rPr>
+          <w:rFonts w:ascii="Cambria" w:cs="Cambria" w:eastAsia="Cambria" w:hAnsi="Cambria"/>
+          <w:sz w:val="20"/>
+          <w:szCs w:val="20"/>
+          <w:rtl w:val="0"/>
+        </w:rPr>
+        <w:t xml:space="preserve">Excluir material</w:t>
+      </w:r>
+    </w:p>
+    <w:p>
+      <w:pPr>
+        <w:spacing w:after="240" w:before="240" w:lineRule="auto"/>
+        <w:ind w:left="720" w:firstLine="0"/>
+        <w:rPr>
+          <w:rFonts w:ascii="Cambria" w:cs="Cambria" w:eastAsia="Cambria" w:hAnsi="Cambria"/>
+          <w:sz w:val="20"/>
+          <w:szCs w:val="20"/>
+        </w:rPr>
+      </w:pPr>
+      <w:r>
+        <w:rPr>
+          <w:rFonts w:ascii="Cambria" w:cs="Cambria" w:eastAsia="Cambria" w:hAnsi="Cambria"/>
+          <w:b w:val="1"/>
+          <w:bCs w:val="1"/>
+          <w:sz w:val="20"/>
+          <w:szCs w:val="20"/>
+          <w:rtl w:val="0"/>
+        </w:rPr>
+        <w:t xml:space="preserve">CSU07 – </w:t>
+      </w:r>
+      <w:r>
+        <w:rPr>
+          <w:rFonts w:ascii="Cambria" w:cs="Cambria" w:eastAsia="Cambria" w:hAnsi="Cambria"/>
+          <w:sz w:val="20"/>
+          <w:szCs w:val="20"/>
+          <w:rtl w:val="0"/>
+        </w:rPr>
+        <w:t xml:space="preserve">Visualizar as turmas</w:t>
+      </w:r>
+    </w:p>
+    <w:p>
+      <w:pPr>
+        <w:spacing w:after="240" w:before="240" w:lineRule="auto"/>
+        <w:ind w:left="720" w:firstLine="0"/>
+        <w:rPr>
+          <w:rFonts w:ascii="Cambria" w:cs="Cambria" w:eastAsia="Cambria" w:hAnsi="Cambria"/>
+          <w:sz w:val="20"/>
+          <w:szCs w:val="20"/>
+        </w:rPr>
+      </w:pPr>
+      <w:r>
+        <w:rPr>
+          <w:rFonts w:ascii="Cambria" w:cs="Cambria" w:eastAsia="Cambria" w:hAnsi="Cambria"/>
+          <w:b w:val="1"/>
+          <w:bCs w:val="1"/>
+          <w:sz w:val="20"/>
+          <w:szCs w:val="20"/>
+          <w:rtl w:val="0"/>
+        </w:rPr>
+        <w:t xml:space="preserve">CSU08 – </w:t>
+      </w:r>
+      <w:r>
+        <w:rPr>
+          <w:rFonts w:ascii="Cambria" w:cs="Cambria" w:eastAsia="Cambria" w:hAnsi="Cambria"/>
+          <w:sz w:val="20"/>
+          <w:szCs w:val="20"/>
+          <w:rtl w:val="0"/>
+        </w:rPr>
+        <w:t xml:space="preserve">Vincular professor à turma</w:t>
+      </w:r>
+    </w:p>
+    <w:p>
+      <w:pPr>
+        <w:spacing w:after="240" w:before="240" w:lineRule="auto"/>
+        <w:ind w:left="720" w:firstLine="0"/>
+        <w:rPr>
+          <w:rFonts w:ascii="Cambria" w:cs="Cambria" w:eastAsia="Cambria" w:hAnsi="Cambria"/>
+          <w:sz w:val="20"/>
+          <w:szCs w:val="20"/>
+        </w:rPr>
+      </w:pPr>
+      <w:r>
+        <w:rPr>
+          <w:rFonts w:ascii="Cambria" w:cs="Cambria" w:eastAsia="Cambria" w:hAnsi="Cambria"/>
+          <w:b w:val="1"/>
+          <w:bCs w:val="1"/>
+          <w:sz w:val="20"/>
+          <w:szCs w:val="20"/>
+          <w:rtl w:val="0"/>
+        </w:rPr>
+        <w:t xml:space="preserve">CSU09 –  </w:t>
+      </w:r>
+      <w:r>
+        <w:rPr>
+          <w:rFonts w:ascii="Cambria" w:cs="Cambria" w:eastAsia="Cambria" w:hAnsi="Cambria"/>
+          <w:sz w:val="20"/>
+          <w:szCs w:val="20"/>
+          <w:rtl w:val="0"/>
+        </w:rPr>
+        <w:t xml:space="preserve">Vincular aluno à turma</w:t>
+      </w:r>
+    </w:p>
+    <w:p>
+      <w:pPr>
+        <w:spacing w:after="240" w:before="240" w:lineRule="auto"/>
+        <w:ind w:left="720" w:firstLine="0"/>
+        <w:rPr>
+          <w:rFonts w:ascii="Cambria" w:cs="Cambria" w:eastAsia="Cambria" w:hAnsi="Cambria"/>
+          <w:sz w:val="20"/>
+          <w:szCs w:val="20"/>
+        </w:rPr>
+      </w:pPr>
+      <w:r>
+        <w:rPr>
+          <w:rFonts w:ascii="Cambria" w:cs="Cambria" w:eastAsia="Cambria" w:hAnsi="Cambria"/>
+          <w:b w:val="1"/>
+          <w:bCs w:val="1"/>
+          <w:sz w:val="20"/>
+          <w:szCs w:val="20"/>
+          <w:rtl w:val="0"/>
+        </w:rPr>
+        <w:t xml:space="preserve">CSU10 – </w:t>
+      </w:r>
+      <w:r>
+        <w:rPr>
+          <w:rFonts w:ascii="Cambria" w:cs="Cambria" w:eastAsia="Cambria" w:hAnsi="Cambria"/>
+          <w:sz w:val="20"/>
+          <w:szCs w:val="20"/>
+          <w:rtl w:val="0"/>
+        </w:rPr>
+        <w:t xml:space="preserve">Criar turmas</w:t>
+      </w:r>
+    </w:p>
+    <w:p>
+      <w:pPr>
+        <w:rPr>
+          <w:rFonts w:ascii="Cambria" w:cs="Cambria" w:eastAsia="Cambria" w:hAnsi="Cambria"/>
+          <w:b w:val="1"/>
+          <w:bCs w:val="1"/>
+          <w:sz w:val="20"/>
+          <w:szCs w:val="20"/>
+        </w:rPr>
+      </w:pPr>
+      <w:r>
+        <w:rPr>
+          <w:rtl w:val="0"/>
+        </w:rPr>
       </w:r>
     </w:p>
     <w:p>
@@ -4626,7 +4624,7 @@
           <w:bCs w:val="1"/>
           <w:rtl w:val="0"/>
         </w:rPr>
-        <w:t xml:space="preserve"> Login no sistema</w:t>
+        <w:t xml:space="preserve"> Acessar Sistema</w:t>
       </w:r>
       <w:r>
         <w:rPr>
@@ -4652,12 +4650,12 @@
         <w:tblLook w:val="0000"/>
       </w:tblPr>
       <w:tblGrid>
-        <w:gridCol w:w="3105"/>
-        <w:gridCol w:w="5550"/>
+        <w:gridCol w:w="3120"/>
+        <w:gridCol w:w="5535"/>
         <w:tblGridChange w:id="0">
           <w:tblGrid>
-            <w:gridCol w:w="3105"/>
-            <w:gridCol w:w="5550"/>
+            <w:gridCol w:w="3120"/>
+            <w:gridCol w:w="5535"/>
           </w:tblGrid>
         </w:tblGridChange>
       </w:tblGrid>
@@ -4720,7 +4718,7 @@
                 <w:szCs w:val="18"/>
                 <w:rtl w:val="0"/>
               </w:rPr>
-              <w:t xml:space="preserve">Cadastro de Escola</w:t>
+              <w:t xml:space="preserve">Acessar sistema</w:t>
             </w:r>
             <w:r>
               <w:rPr>
@@ -4781,7 +4779,7 @@
                 <w:szCs w:val="18"/>
                 <w:rtl w:val="0"/>
               </w:rPr>
-              <w:t xml:space="preserve">Permitir que alunos, professores ou representantes de escolas acessem o sistema com suas credenciais.</w:t>
+              <w:t xml:space="preserve">Permitir que alunos, professores ou representantes de escolas acessem o sistema com suas credenciais. </w:t>
             </w:r>
             <w:r>
               <w:rPr>
@@ -4960,7 +4958,7 @@
                 <w:szCs w:val="18"/>
                 <w:rtl w:val="0"/>
               </w:rPr>
-              <w:t xml:space="preserve">O usuário acessa a tela de login, insere email e senha. O sistema valida as credenciais e redireciona para o ambiente correspondente ao tipo de usuário (aluno, professor ou escola).</w:t>
+              <w:t xml:space="preserve"> O usuário acessa a tela de login, insere email e senha. O sistema valida as credenciais e redireciona para o ambiente correspondente.</w:t>
             </w:r>
           </w:p>
         </w:tc>
@@ -5008,7 +5006,7 @@
                 <w:szCs w:val="18"/>
                 <w:rtl w:val="0"/>
               </w:rPr>
-              <w:t xml:space="preserve">Caso os dados estejam incorretos, o sistema exibe uma mensagem de erro. O usuário pode tentar novamente.</w:t>
+              <w:t xml:space="preserve">Caso os dados estejam incorretos, o sistema exibe uma mensagem de erro. </w:t>
             </w:r>
           </w:p>
         </w:tc>
@@ -5020,4016 +5018,28 @@
           <w:rFonts w:ascii="Cambria" w:cs="Cambria" w:eastAsia="Cambria" w:hAnsi="Cambria"/>
           <w:sz w:val="18"/>
           <w:szCs w:val="18"/>
-          <w:vertAlign w:val="baseline"/>
-        </w:rPr>
-      </w:pPr>
-      <w:r>
-        <w:rPr>
-          <w:rtl w:val="0"/>
-        </w:rPr>
-      </w:r>
-    </w:p>
-    <w:p>
-      <w:pPr>
-        <w:rPr>
-          <w:rFonts w:ascii="Cambria" w:cs="Cambria" w:eastAsia="Cambria" w:hAnsi="Cambria"/>
-          <w:vertAlign w:val="baseline"/>
-        </w:rPr>
-      </w:pPr>
-      <w:r>
-        <w:rPr>
-          <w:rFonts w:ascii="Cambria" w:cs="Cambria" w:eastAsia="Cambria" w:hAnsi="Cambria"/>
-          <w:b w:val="1"/>
-          <w:bCs w:val="1"/>
-          <w:vertAlign w:val="baseline"/>
-          <w:rtl w:val="0"/>
-        </w:rPr>
-        <w:t xml:space="preserve">CSU02 – </w:t>
-      </w:r>
-      <w:r>
-        <w:rPr>
-          <w:rFonts w:ascii="Cambria" w:cs="Cambria" w:eastAsia="Cambria" w:hAnsi="Cambria"/>
-          <w:b w:val="1"/>
-          <w:bCs w:val="1"/>
-          <w:rtl w:val="0"/>
-        </w:rPr>
-        <w:t xml:space="preserve">Cadastro de Escola</w:t>
-      </w:r>
-      <w:r>
-        <w:rPr>
-          <w:rtl w:val="0"/>
-        </w:rPr>
-      </w:r>
-    </w:p>
-    <w:tbl>
-      <w:tblPr>
-        <w:tblStyle w:val="Table3"/>
-        <w:tblW w:w="8644.0" w:type="dxa"/>
-        <w:jc w:val="left"/>
-        <w:tblInd w:w="-108.0" w:type="dxa"/>
-        <w:tblBorders>
-          <w:top w:color="000000" w:space="0" w:sz="4" w:val="single"/>
-          <w:left w:color="000000" w:space="0" w:sz="4" w:val="single"/>
-          <w:bottom w:color="000000" w:space="0" w:sz="4" w:val="single"/>
-          <w:right w:color="000000" w:space="0" w:sz="4" w:val="single"/>
-          <w:insideH w:color="000000" w:space="0" w:sz="4" w:val="single"/>
-          <w:insideV w:color="000000" w:space="0" w:sz="4" w:val="single"/>
-        </w:tblBorders>
-        <w:tblLayout w:type="fixed"/>
-        <w:tblLook w:val="0000"/>
-      </w:tblPr>
-      <w:tblGrid>
-        <w:gridCol w:w="3085"/>
-        <w:gridCol w:w="5559"/>
-        <w:tblGridChange w:id="0">
-          <w:tblGrid>
-            <w:gridCol w:w="3085"/>
-            <w:gridCol w:w="5559"/>
-          </w:tblGrid>
-        </w:tblGridChange>
-      </w:tblGrid>
-      <w:tr>
-        <w:trPr>
-          <w:cantSplit w:val="0"/>
-          <w:tblHeader w:val="0"/>
-        </w:trPr>
-        <w:tc>
-          <w:tcPr>
-            <w:vAlign w:val="top"/>
-          </w:tcPr>
-          <w:p>
-            <w:pPr>
-              <w:rPr>
-                <w:rFonts w:ascii="Cambria" w:cs="Cambria" w:eastAsia="Cambria" w:hAnsi="Cambria"/>
-                <w:sz w:val="18"/>
-                <w:szCs w:val="18"/>
-                <w:vertAlign w:val="baseline"/>
-              </w:rPr>
-            </w:pPr>
-            <w:r>
-              <w:rPr>
-                <w:rFonts w:ascii="Cambria" w:cs="Cambria" w:eastAsia="Cambria" w:hAnsi="Cambria"/>
-                <w:b w:val="1"/>
-                <w:bCs w:val="1"/>
-                <w:sz w:val="18"/>
-                <w:szCs w:val="18"/>
-                <w:vertAlign w:val="baseline"/>
-                <w:rtl w:val="0"/>
-              </w:rPr>
-              <w:t xml:space="preserve">Caso de Uso  2</w:t>
-            </w:r>
-            <w:r>
-              <w:rPr>
-                <w:rtl w:val="0"/>
-              </w:rPr>
-            </w:r>
-          </w:p>
-        </w:tc>
-        <w:tc>
-          <w:tcPr>
-            <w:vAlign w:val="top"/>
-          </w:tcPr>
-          <w:p>
-            <w:pPr>
-              <w:rPr>
-                <w:rFonts w:ascii="Cambria" w:cs="Cambria" w:eastAsia="Cambria" w:hAnsi="Cambria"/>
-                <w:sz w:val="18"/>
-                <w:szCs w:val="18"/>
-                <w:vertAlign w:val="baseline"/>
-              </w:rPr>
-            </w:pPr>
-            <w:r>
-              <w:rPr>
-                <w:rFonts w:ascii="Cambria" w:cs="Cambria" w:eastAsia="Cambria" w:hAnsi="Cambria"/>
-                <w:b w:val="1"/>
-                <w:bCs w:val="1"/>
-                <w:sz w:val="18"/>
-                <w:szCs w:val="18"/>
-                <w:rtl w:val="0"/>
-              </w:rPr>
-              <w:t xml:space="preserve">Cadastro de Escola</w:t>
-            </w:r>
-            <w:r>
-              <w:rPr>
-                <w:rtl w:val="0"/>
-              </w:rPr>
-            </w:r>
-          </w:p>
-        </w:tc>
-      </w:tr>
-      <w:tr>
-        <w:trPr>
-          <w:cantSplit w:val="0"/>
-          <w:tblHeader w:val="0"/>
-        </w:trPr>
-        <w:tc>
-          <w:tcPr>
-            <w:vAlign w:val="top"/>
-          </w:tcPr>
-          <w:p>
-            <w:pPr>
-              <w:rPr>
-                <w:rFonts w:ascii="Cambria" w:cs="Cambria" w:eastAsia="Cambria" w:hAnsi="Cambria"/>
-                <w:sz w:val="18"/>
-                <w:szCs w:val="18"/>
-                <w:vertAlign w:val="baseline"/>
-              </w:rPr>
-            </w:pPr>
-            <w:r>
-              <w:rPr>
-                <w:rFonts w:ascii="Cambria" w:cs="Cambria" w:eastAsia="Cambria" w:hAnsi="Cambria"/>
-                <w:sz w:val="18"/>
-                <w:szCs w:val="18"/>
-                <w:vertAlign w:val="baseline"/>
-                <w:rtl w:val="0"/>
-              </w:rPr>
-              <w:t xml:space="preserve">Objetivo</w:t>
-            </w:r>
-          </w:p>
-        </w:tc>
-        <w:tc>
-          <w:tcPr>
-            <w:vAlign w:val="top"/>
-          </w:tcPr>
-          <w:p>
-            <w:pPr>
-              <w:rPr>
-                <w:rFonts w:ascii="Cambria" w:cs="Cambria" w:eastAsia="Cambria" w:hAnsi="Cambria"/>
-                <w:sz w:val="18"/>
-                <w:szCs w:val="18"/>
-                <w:vertAlign w:val="baseline"/>
-              </w:rPr>
-            </w:pPr>
-            <w:r>
-              <w:rPr>
-                <w:rFonts w:ascii="Cambria" w:cs="Cambria" w:eastAsia="Cambria" w:hAnsi="Cambria"/>
-                <w:sz w:val="18"/>
-                <w:szCs w:val="18"/>
-                <w:rtl w:val="0"/>
-              </w:rPr>
-              <w:t xml:space="preserve">Permitir que uma nova escola musical se cadastre no sistema.</w:t>
-            </w:r>
-            <w:r>
-              <w:rPr>
-                <w:rtl w:val="0"/>
-              </w:rPr>
-            </w:r>
-          </w:p>
-        </w:tc>
-      </w:tr>
-      <w:tr>
-        <w:trPr>
-          <w:cantSplit w:val="0"/>
-          <w:tblHeader w:val="0"/>
-        </w:trPr>
-        <w:tc>
-          <w:tcPr>
-            <w:vAlign w:val="top"/>
-          </w:tcPr>
-          <w:p>
-            <w:pPr>
-              <w:rPr>
-                <w:rFonts w:ascii="Cambria" w:cs="Cambria" w:eastAsia="Cambria" w:hAnsi="Cambria"/>
-                <w:sz w:val="18"/>
-                <w:szCs w:val="18"/>
-                <w:vertAlign w:val="baseline"/>
-              </w:rPr>
-            </w:pPr>
-            <w:r>
-              <w:rPr>
-                <w:rFonts w:ascii="Cambria" w:cs="Cambria" w:eastAsia="Cambria" w:hAnsi="Cambria"/>
-                <w:sz w:val="18"/>
-                <w:szCs w:val="18"/>
-                <w:vertAlign w:val="baseline"/>
-                <w:rtl w:val="0"/>
-              </w:rPr>
-              <w:t xml:space="preserve">Ator</w:t>
-            </w:r>
-          </w:p>
-        </w:tc>
-        <w:tc>
-          <w:tcPr>
-            <w:vAlign w:val="top"/>
-          </w:tcPr>
-          <w:p>
-            <w:pPr>
-              <w:rPr>
-                <w:rFonts w:ascii="Cambria" w:cs="Cambria" w:eastAsia="Cambria" w:hAnsi="Cambria"/>
-                <w:sz w:val="18"/>
-                <w:szCs w:val="18"/>
-                <w:vertAlign w:val="baseline"/>
-              </w:rPr>
-            </w:pPr>
-            <w:r>
-              <w:rPr>
-                <w:rFonts w:ascii="Cambria" w:cs="Cambria" w:eastAsia="Cambria" w:hAnsi="Cambria"/>
-                <w:sz w:val="18"/>
-                <w:szCs w:val="18"/>
-                <w:rtl w:val="0"/>
-              </w:rPr>
-              <w:t xml:space="preserve">Escola</w:t>
-            </w:r>
-            <w:r>
-              <w:rPr>
-                <w:rtl w:val="0"/>
-              </w:rPr>
-            </w:r>
-          </w:p>
-        </w:tc>
-      </w:tr>
-      <w:tr>
-        <w:trPr>
-          <w:cantSplit w:val="0"/>
-          <w:trHeight w:val="420" w:hRule="atLeast"/>
-          <w:tblHeader w:val="0"/>
-        </w:trPr>
-        <w:tc>
-          <w:tcPr>
-            <w:vAlign w:val="top"/>
-          </w:tcPr>
-          <w:p>
-            <w:pPr>
-              <w:rPr>
-                <w:rFonts w:ascii="Cambria" w:cs="Cambria" w:eastAsia="Cambria" w:hAnsi="Cambria"/>
-                <w:sz w:val="18"/>
-                <w:szCs w:val="18"/>
-                <w:vertAlign w:val="baseline"/>
-              </w:rPr>
-            </w:pPr>
-            <w:r>
-              <w:rPr>
-                <w:rFonts w:ascii="Cambria" w:cs="Cambria" w:eastAsia="Cambria" w:hAnsi="Cambria"/>
-                <w:sz w:val="18"/>
-                <w:szCs w:val="18"/>
-                <w:vertAlign w:val="baseline"/>
-                <w:rtl w:val="0"/>
-              </w:rPr>
-              <w:t xml:space="preserve">Pré-condições</w:t>
-            </w:r>
-          </w:p>
-        </w:tc>
-        <w:tc>
-          <w:tcPr>
-            <w:vAlign w:val="top"/>
-          </w:tcPr>
-          <w:p>
-            <w:pPr>
-              <w:rPr>
-                <w:rFonts w:ascii="Cambria" w:cs="Cambria" w:eastAsia="Cambria" w:hAnsi="Cambria"/>
-                <w:sz w:val="18"/>
-                <w:szCs w:val="18"/>
-                <w:vertAlign w:val="baseline"/>
-              </w:rPr>
-            </w:pPr>
-            <w:r>
-              <w:rPr>
-                <w:rFonts w:ascii="Cambria" w:cs="Cambria" w:eastAsia="Cambria" w:hAnsi="Cambria"/>
-                <w:sz w:val="18"/>
-                <w:szCs w:val="18"/>
-                <w:rtl w:val="0"/>
-              </w:rPr>
-              <w:t xml:space="preserve">Nenhuma. A escola ainda não está cadastrada.</w:t>
-            </w:r>
-            <w:r>
-              <w:rPr>
-                <w:rtl w:val="0"/>
-              </w:rPr>
-            </w:r>
-          </w:p>
-        </w:tc>
-      </w:tr>
-      <w:tr>
-        <w:trPr>
-          <w:cantSplit w:val="0"/>
-          <w:tblHeader w:val="0"/>
-        </w:trPr>
-        <w:tc>
-          <w:tcPr>
-            <w:gridSpan w:val="2"/>
-            <w:vAlign w:val="top"/>
-          </w:tcPr>
-          <w:p>
-            <w:pPr>
-              <w:rPr>
-                <w:rFonts w:ascii="Cambria" w:cs="Cambria" w:eastAsia="Cambria" w:hAnsi="Cambria"/>
-                <w:sz w:val="18"/>
-                <w:szCs w:val="18"/>
-              </w:rPr>
-            </w:pPr>
-            <w:r>
-              <w:rPr>
-                <w:rFonts w:ascii="Cambria" w:cs="Cambria" w:eastAsia="Cambria" w:hAnsi="Cambria"/>
-                <w:sz w:val="18"/>
-                <w:szCs w:val="18"/>
-                <w:vertAlign w:val="baseline"/>
-                <w:rtl w:val="0"/>
-              </w:rPr>
-              <w:t xml:space="preserve">Cenário Principal</w:t>
-            </w:r>
-            <w:r>
-              <w:rPr>
-                <w:rtl w:val="0"/>
-              </w:rPr>
-            </w:r>
-          </w:p>
-          <w:p>
-            <w:pPr>
-              <w:rPr>
-                <w:rFonts w:ascii="Cambria" w:cs="Cambria" w:eastAsia="Cambria" w:hAnsi="Cambria"/>
-                <w:sz w:val="18"/>
-                <w:szCs w:val="18"/>
-              </w:rPr>
-            </w:pPr>
-            <w:r>
-              <w:rPr>
-                <w:rFonts w:ascii="Cambria" w:cs="Cambria" w:eastAsia="Cambria" w:hAnsi="Cambria"/>
-                <w:sz w:val="18"/>
-                <w:szCs w:val="18"/>
-                <w:rtl w:val="0"/>
-              </w:rPr>
-              <w:t xml:space="preserve">A escola preenche nome, email, senha, endereço, telefone e outras informações. O sistema armazena os dados e confirma o cadastro.</w:t>
-            </w:r>
-          </w:p>
-        </w:tc>
-      </w:tr>
-      <w:tr>
-        <w:trPr>
-          <w:cantSplit w:val="0"/>
-          <w:tblHeader w:val="0"/>
-        </w:trPr>
-        <w:tc>
-          <w:tcPr>
-            <w:gridSpan w:val="2"/>
-            <w:vAlign w:val="top"/>
-          </w:tcPr>
-          <w:p>
-            <w:pPr>
-              <w:spacing w:line="240" w:lineRule="auto"/>
-              <w:ind w:left="0" w:firstLine="0"/>
-              <w:rPr>
-                <w:rFonts w:ascii="Cambria" w:cs="Cambria" w:eastAsia="Cambria" w:hAnsi="Cambria"/>
-                <w:sz w:val="18"/>
-                <w:szCs w:val="18"/>
-              </w:rPr>
-            </w:pPr>
-            <w:r>
-              <w:rPr>
-                <w:rFonts w:ascii="Cambria" w:cs="Cambria" w:eastAsia="Cambria" w:hAnsi="Cambria"/>
-                <w:sz w:val="18"/>
-                <w:szCs w:val="18"/>
-                <w:rtl w:val="0"/>
-              </w:rPr>
-              <w:t xml:space="preserve">Fluxo Alternativo</w:t>
-            </w:r>
-          </w:p>
-          <w:p>
-            <w:pPr>
-              <w:spacing w:line="240" w:lineRule="auto"/>
-              <w:ind w:left="0" w:firstLine="0"/>
-              <w:rPr>
-                <w:rFonts w:ascii="Cambria" w:cs="Cambria" w:eastAsia="Cambria" w:hAnsi="Cambria"/>
-                <w:sz w:val="18"/>
-                <w:szCs w:val="18"/>
-              </w:rPr>
-            </w:pPr>
-            <w:r>
-              <w:rPr>
-                <w:rFonts w:ascii="Cambria" w:cs="Cambria" w:eastAsia="Cambria" w:hAnsi="Cambria"/>
-                <w:sz w:val="18"/>
-                <w:szCs w:val="18"/>
-                <w:rtl w:val="0"/>
-              </w:rPr>
-              <w:t xml:space="preserve">Se o email já estiver cadastrado, o sistema informa erro. A escola pode tentar outro email.</w:t>
-            </w:r>
-            <w:r>
-              <w:rPr>
-                <w:rtl w:val="0"/>
-              </w:rPr>
-            </w:r>
-          </w:p>
-        </w:tc>
-      </w:tr>
-    </w:tbl>
-    <w:p>
-      <w:pPr>
-        <w:rPr>
-          <w:rFonts w:ascii="Cambria" w:cs="Cambria" w:eastAsia="Cambria" w:hAnsi="Cambria"/>
-          <w:sz w:val="18"/>
-          <w:szCs w:val="18"/>
-        </w:rPr>
-      </w:pPr>
-      <w:r>
-        <w:rPr>
-          <w:rtl w:val="0"/>
-        </w:rPr>
-      </w:r>
-    </w:p>
-    <w:p>
-      <w:pPr>
-        <w:rPr>
-          <w:rFonts w:ascii="Cambria" w:cs="Cambria" w:eastAsia="Cambria" w:hAnsi="Cambria"/>
-          <w:sz w:val="18"/>
-          <w:szCs w:val="18"/>
-        </w:rPr>
-      </w:pPr>
-      <w:r>
-        <w:rPr>
-          <w:rtl w:val="0"/>
-        </w:rPr>
-      </w:r>
-    </w:p>
-    <w:p>
-      <w:pPr>
-        <w:rPr>
-          <w:rFonts w:ascii="Cambria" w:cs="Cambria" w:eastAsia="Cambria" w:hAnsi="Cambria"/>
-          <w:sz w:val="18"/>
-          <w:szCs w:val="18"/>
-        </w:rPr>
-      </w:pPr>
-      <w:r>
-        <w:rPr>
-          <w:rtl w:val="0"/>
-        </w:rPr>
-      </w:r>
-    </w:p>
-    <w:p>
-      <w:pPr>
-        <w:rPr>
-          <w:rFonts w:ascii="Cambria" w:cs="Cambria" w:eastAsia="Cambria" w:hAnsi="Cambria"/>
-          <w:sz w:val="18"/>
-          <w:szCs w:val="18"/>
-        </w:rPr>
-      </w:pPr>
-      <w:r>
-        <w:rPr>
-          <w:rtl w:val="0"/>
-        </w:rPr>
-      </w:r>
-    </w:p>
-    <w:p>
-      <w:pPr>
-        <w:rPr>
-          <w:rFonts w:ascii="Cambria" w:cs="Cambria" w:eastAsia="Cambria" w:hAnsi="Cambria"/>
-          <w:vertAlign w:val="baseline"/>
-        </w:rPr>
-      </w:pPr>
-      <w:r>
-        <w:rPr>
-          <w:rFonts w:ascii="Cambria" w:cs="Cambria" w:eastAsia="Cambria" w:hAnsi="Cambria"/>
-          <w:b w:val="1"/>
-          <w:bCs w:val="1"/>
-          <w:vertAlign w:val="baseline"/>
-          <w:rtl w:val="0"/>
-        </w:rPr>
-        <w:t xml:space="preserve">CSU0</w:t>
-      </w:r>
-      <w:r>
-        <w:rPr>
-          <w:rFonts w:ascii="Cambria" w:cs="Cambria" w:eastAsia="Cambria" w:hAnsi="Cambria"/>
-          <w:b w:val="1"/>
-          <w:bCs w:val="1"/>
-          <w:rtl w:val="0"/>
-        </w:rPr>
-        <w:t xml:space="preserve">3</w:t>
-      </w:r>
-      <w:r>
-        <w:rPr>
-          <w:rFonts w:ascii="Cambria" w:cs="Cambria" w:eastAsia="Cambria" w:hAnsi="Cambria"/>
-          <w:b w:val="1"/>
-          <w:bCs w:val="1"/>
-          <w:vertAlign w:val="baseline"/>
-          <w:rtl w:val="0"/>
-        </w:rPr>
-        <w:t xml:space="preserve">–</w:t>
-      </w:r>
-      <w:r>
-        <w:rPr>
-          <w:rFonts w:ascii="Cambria" w:cs="Cambria" w:eastAsia="Cambria" w:hAnsi="Cambria"/>
-          <w:b w:val="1"/>
-          <w:bCs w:val="1"/>
-          <w:rtl w:val="0"/>
-        </w:rPr>
-        <w:t xml:space="preserve">Cadastro de Professor</w:t>
-      </w:r>
-      <w:r>
-        <w:rPr>
-          <w:rtl w:val="0"/>
-        </w:rPr>
-      </w:r>
-    </w:p>
-    <w:tbl>
-      <w:tblPr>
-        <w:tblStyle w:val="Table4"/>
-        <w:tblW w:w="8644.0" w:type="dxa"/>
-        <w:jc w:val="left"/>
-        <w:tblInd w:w="-108.0" w:type="dxa"/>
-        <w:tblBorders>
-          <w:top w:color="000000" w:space="0" w:sz="4" w:val="single"/>
-          <w:left w:color="000000" w:space="0" w:sz="4" w:val="single"/>
-          <w:bottom w:color="000000" w:space="0" w:sz="4" w:val="single"/>
-          <w:right w:color="000000" w:space="0" w:sz="4" w:val="single"/>
-          <w:insideH w:color="000000" w:space="0" w:sz="4" w:val="single"/>
-          <w:insideV w:color="000000" w:space="0" w:sz="4" w:val="single"/>
-        </w:tblBorders>
-        <w:tblLayout w:type="fixed"/>
-        <w:tblLook w:val="0000"/>
-      </w:tblPr>
-      <w:tblGrid>
-        <w:gridCol w:w="3085"/>
-        <w:gridCol w:w="5559"/>
-        <w:tblGridChange w:id="0">
-          <w:tblGrid>
-            <w:gridCol w:w="3085"/>
-            <w:gridCol w:w="5559"/>
-          </w:tblGrid>
-        </w:tblGridChange>
-      </w:tblGrid>
-      <w:tr>
-        <w:trPr>
-          <w:cantSplit w:val="0"/>
-          <w:tblHeader w:val="0"/>
-        </w:trPr>
-        <w:tc>
-          <w:tcPr>
-            <w:vAlign w:val="top"/>
-          </w:tcPr>
-          <w:p>
-            <w:pPr>
-              <w:spacing w:line="240" w:lineRule="auto"/>
-              <w:rPr>
-                <w:rFonts w:ascii="Cambria" w:cs="Cambria" w:eastAsia="Cambria" w:hAnsi="Cambria"/>
-                <w:sz w:val="18"/>
-                <w:szCs w:val="18"/>
-                <w:vertAlign w:val="baseline"/>
-              </w:rPr>
-            </w:pPr>
-            <w:r>
-              <w:rPr>
-                <w:rFonts w:ascii="Cambria" w:cs="Cambria" w:eastAsia="Cambria" w:hAnsi="Cambria"/>
-                <w:b w:val="1"/>
-                <w:bCs w:val="1"/>
-                <w:sz w:val="18"/>
-                <w:szCs w:val="18"/>
-                <w:vertAlign w:val="baseline"/>
-                <w:rtl w:val="0"/>
-              </w:rPr>
-              <w:t xml:space="preserve">Caso de Uso  3</w:t>
-            </w:r>
-            <w:r>
-              <w:rPr>
-                <w:rtl w:val="0"/>
-              </w:rPr>
-            </w:r>
-          </w:p>
-        </w:tc>
-        <w:tc>
-          <w:tcPr>
-            <w:vAlign w:val="top"/>
-          </w:tcPr>
-          <w:p>
-            <w:pPr>
-              <w:spacing w:line="240" w:lineRule="auto"/>
-              <w:rPr>
-                <w:rFonts w:ascii="Cambria" w:cs="Cambria" w:eastAsia="Cambria" w:hAnsi="Cambria"/>
-                <w:sz w:val="18"/>
-                <w:szCs w:val="18"/>
-                <w:vertAlign w:val="baseline"/>
-              </w:rPr>
-            </w:pPr>
-            <w:r>
-              <w:rPr>
-                <w:rFonts w:ascii="Cambria" w:cs="Cambria" w:eastAsia="Cambria" w:hAnsi="Cambria"/>
-                <w:b w:val="1"/>
-                <w:bCs w:val="1"/>
-                <w:sz w:val="18"/>
-                <w:szCs w:val="18"/>
-                <w:rtl w:val="0"/>
-              </w:rPr>
-              <w:t xml:space="preserve">Cadastro de Professor</w:t>
-            </w:r>
-            <w:r>
-              <w:rPr>
-                <w:rtl w:val="0"/>
-              </w:rPr>
-            </w:r>
-          </w:p>
-        </w:tc>
-      </w:tr>
-      <w:tr>
-        <w:trPr>
-          <w:cantSplit w:val="0"/>
-          <w:trHeight w:val="595.3583984375" w:hRule="atLeast"/>
-          <w:tblHeader w:val="0"/>
-        </w:trPr>
-        <w:tc>
-          <w:tcPr>
-            <w:vAlign w:val="top"/>
-          </w:tcPr>
-          <w:p>
-            <w:pPr>
-              <w:spacing w:line="240" w:lineRule="auto"/>
-              <w:rPr>
-                <w:rFonts w:ascii="Cambria" w:cs="Cambria" w:eastAsia="Cambria" w:hAnsi="Cambria"/>
-                <w:sz w:val="18"/>
-                <w:szCs w:val="18"/>
-                <w:vertAlign w:val="baseline"/>
-              </w:rPr>
-            </w:pPr>
-            <w:r>
-              <w:rPr>
-                <w:rFonts w:ascii="Cambria" w:cs="Cambria" w:eastAsia="Cambria" w:hAnsi="Cambria"/>
-                <w:sz w:val="18"/>
-                <w:szCs w:val="18"/>
-                <w:vertAlign w:val="baseline"/>
-                <w:rtl w:val="0"/>
-              </w:rPr>
-              <w:t xml:space="preserve">Objetivo</w:t>
-            </w:r>
-          </w:p>
-        </w:tc>
-        <w:tc>
-          <w:tcPr>
-            <w:vAlign w:val="top"/>
-          </w:tcPr>
-          <w:p>
-            <w:pPr>
-              <w:spacing w:line="240" w:lineRule="auto"/>
-              <w:rPr>
-                <w:rFonts w:ascii="Cambria" w:cs="Cambria" w:eastAsia="Cambria" w:hAnsi="Cambria"/>
-                <w:sz w:val="18"/>
-                <w:szCs w:val="18"/>
-                <w:vertAlign w:val="baseline"/>
-              </w:rPr>
-            </w:pPr>
-            <w:r>
-              <w:rPr>
-                <w:rFonts w:ascii="Cambria" w:cs="Cambria" w:eastAsia="Cambria" w:hAnsi="Cambria"/>
-                <w:sz w:val="18"/>
-                <w:szCs w:val="18"/>
-                <w:rtl w:val="0"/>
-              </w:rPr>
-              <w:t xml:space="preserve">Permitir que um novo professor seja cadastrado na plataforma, vinculado a uma escola.</w:t>
-            </w:r>
-            <w:r>
-              <w:rPr>
-                <w:rtl w:val="0"/>
-              </w:rPr>
-            </w:r>
-          </w:p>
-        </w:tc>
-      </w:tr>
-      <w:tr>
-        <w:trPr>
-          <w:cantSplit w:val="0"/>
-          <w:tblHeader w:val="0"/>
-        </w:trPr>
-        <w:tc>
-          <w:tcPr>
-            <w:vAlign w:val="top"/>
-          </w:tcPr>
-          <w:p>
-            <w:pPr>
-              <w:spacing w:line="240" w:lineRule="auto"/>
-              <w:rPr>
-                <w:rFonts w:ascii="Cambria" w:cs="Cambria" w:eastAsia="Cambria" w:hAnsi="Cambria"/>
-                <w:sz w:val="18"/>
-                <w:szCs w:val="18"/>
-                <w:vertAlign w:val="baseline"/>
-              </w:rPr>
-            </w:pPr>
-            <w:r>
-              <w:rPr>
-                <w:rFonts w:ascii="Cambria" w:cs="Cambria" w:eastAsia="Cambria" w:hAnsi="Cambria"/>
-                <w:sz w:val="18"/>
-                <w:szCs w:val="18"/>
-                <w:vertAlign w:val="baseline"/>
-                <w:rtl w:val="0"/>
-              </w:rPr>
-              <w:t xml:space="preserve">Ator</w:t>
-            </w:r>
-          </w:p>
-        </w:tc>
-        <w:tc>
-          <w:tcPr>
-            <w:vAlign w:val="top"/>
-          </w:tcPr>
-          <w:p>
-            <w:pPr>
-              <w:spacing w:line="240" w:lineRule="auto"/>
-              <w:rPr>
-                <w:rFonts w:ascii="Cambria" w:cs="Cambria" w:eastAsia="Cambria" w:hAnsi="Cambria"/>
-                <w:sz w:val="18"/>
-                <w:szCs w:val="18"/>
-                <w:vertAlign w:val="baseline"/>
-              </w:rPr>
-            </w:pPr>
-            <w:r>
-              <w:rPr>
-                <w:rFonts w:ascii="Cambria" w:cs="Cambria" w:eastAsia="Cambria" w:hAnsi="Cambria"/>
-                <w:sz w:val="18"/>
-                <w:szCs w:val="18"/>
-                <w:rtl w:val="0"/>
-              </w:rPr>
-              <w:t xml:space="preserve">Escola, Professor</w:t>
-            </w:r>
-            <w:r>
-              <w:rPr>
-                <w:rtl w:val="0"/>
-              </w:rPr>
-            </w:r>
-          </w:p>
-        </w:tc>
-      </w:tr>
-      <w:tr>
-        <w:trPr>
-          <w:cantSplit w:val="0"/>
-          <w:tblHeader w:val="0"/>
-        </w:trPr>
-        <w:tc>
-          <w:tcPr>
-            <w:vAlign w:val="top"/>
-          </w:tcPr>
-          <w:p>
-            <w:pPr>
-              <w:spacing w:line="240" w:lineRule="auto"/>
-              <w:rPr>
-                <w:rFonts w:ascii="Cambria" w:cs="Cambria" w:eastAsia="Cambria" w:hAnsi="Cambria"/>
-                <w:sz w:val="18"/>
-                <w:szCs w:val="18"/>
-                <w:vertAlign w:val="baseline"/>
-              </w:rPr>
-            </w:pPr>
-            <w:r>
-              <w:rPr>
-                <w:rFonts w:ascii="Cambria" w:cs="Cambria" w:eastAsia="Cambria" w:hAnsi="Cambria"/>
-                <w:sz w:val="18"/>
-                <w:szCs w:val="18"/>
-                <w:vertAlign w:val="baseline"/>
-                <w:rtl w:val="0"/>
-              </w:rPr>
-              <w:t xml:space="preserve">Pré-condições</w:t>
-            </w:r>
-          </w:p>
-        </w:tc>
-        <w:tc>
-          <w:tcPr>
-            <w:vAlign w:val="top"/>
-          </w:tcPr>
-          <w:p>
-            <w:pPr>
-              <w:spacing w:line="240" w:lineRule="auto"/>
-              <w:rPr>
-                <w:rFonts w:ascii="Cambria" w:cs="Cambria" w:eastAsia="Cambria" w:hAnsi="Cambria"/>
-                <w:sz w:val="18"/>
-                <w:szCs w:val="18"/>
-                <w:vertAlign w:val="baseline"/>
-              </w:rPr>
-            </w:pPr>
-            <w:r>
-              <w:rPr>
-                <w:rFonts w:ascii="Cambria" w:cs="Cambria" w:eastAsia="Cambria" w:hAnsi="Cambria"/>
-                <w:sz w:val="18"/>
-                <w:szCs w:val="18"/>
-                <w:rtl w:val="0"/>
-              </w:rPr>
-              <w:t xml:space="preserve">A escola deve estar logada.</w:t>
-            </w:r>
-            <w:r>
-              <w:rPr>
-                <w:rtl w:val="0"/>
-              </w:rPr>
-            </w:r>
-          </w:p>
-        </w:tc>
-      </w:tr>
-      <w:tr>
-        <w:trPr>
-          <w:cantSplit w:val="0"/>
-          <w:tblHeader w:val="0"/>
-        </w:trPr>
-        <w:tc>
-          <w:tcPr>
-            <w:gridSpan w:val="2"/>
-            <w:vAlign w:val="top"/>
-          </w:tcPr>
-          <w:p>
-            <w:pPr>
-              <w:spacing w:line="240" w:lineRule="auto"/>
-              <w:rPr>
-                <w:rFonts w:ascii="Cambria" w:cs="Cambria" w:eastAsia="Cambria" w:hAnsi="Cambria"/>
-                <w:sz w:val="18"/>
-                <w:szCs w:val="18"/>
-                <w:vertAlign w:val="baseline"/>
-              </w:rPr>
-            </w:pPr>
-            <w:r>
-              <w:rPr>
-                <w:rFonts w:ascii="Cambria" w:cs="Cambria" w:eastAsia="Cambria" w:hAnsi="Cambria"/>
-                <w:sz w:val="18"/>
-                <w:szCs w:val="18"/>
-                <w:vertAlign w:val="baseline"/>
-                <w:rtl w:val="0"/>
-              </w:rPr>
-              <w:t xml:space="preserve">Cenário Principal</w:t>
-            </w:r>
-          </w:p>
-          <w:p>
-            <w:pPr>
-              <w:spacing w:line="240" w:lineRule="auto"/>
-              <w:rPr>
-                <w:rFonts w:ascii="Cambria" w:cs="Cambria" w:eastAsia="Cambria" w:hAnsi="Cambria"/>
-                <w:sz w:val="18"/>
-                <w:szCs w:val="18"/>
-              </w:rPr>
-            </w:pPr>
-            <w:r>
-              <w:rPr>
-                <w:rFonts w:ascii="Cambria" w:cs="Cambria" w:eastAsia="Cambria" w:hAnsi="Cambria"/>
-                <w:sz w:val="18"/>
-                <w:szCs w:val="18"/>
-                <w:rtl w:val="0"/>
-              </w:rPr>
-              <w:t xml:space="preserve">A escola acessa o painel de solicitações para professores,  confirma o cadastro. O professor é adicionado à base de dados.</w:t>
-            </w:r>
-          </w:p>
-        </w:tc>
-      </w:tr>
-      <w:tr>
-        <w:trPr>
-          <w:cantSplit w:val="0"/>
-          <w:trHeight w:val="900" w:hRule="atLeast"/>
-          <w:tblHeader w:val="0"/>
-        </w:trPr>
-        <w:tc>
-          <w:tcPr>
-            <w:gridSpan w:val="2"/>
-            <w:vAlign w:val="top"/>
-          </w:tcPr>
-          <w:p>
-            <w:pPr>
-              <w:spacing w:line="240" w:lineRule="auto"/>
-              <w:rPr>
-                <w:rFonts w:ascii="Cambria" w:cs="Cambria" w:eastAsia="Cambria" w:hAnsi="Cambria"/>
-                <w:sz w:val="18"/>
-                <w:szCs w:val="18"/>
-                <w:vertAlign w:val="baseline"/>
-              </w:rPr>
-            </w:pPr>
-            <w:r>
-              <w:rPr>
-                <w:rFonts w:ascii="Cambria" w:cs="Cambria" w:eastAsia="Cambria" w:hAnsi="Cambria"/>
-                <w:sz w:val="18"/>
-                <w:szCs w:val="18"/>
-                <w:vertAlign w:val="baseline"/>
-                <w:rtl w:val="0"/>
-              </w:rPr>
-              <w:t xml:space="preserve">Fluxo Alternativo</w:t>
-            </w:r>
-          </w:p>
-          <w:p>
-            <w:pPr>
-              <w:spacing w:after="240" w:before="240" w:line="240" w:lineRule="auto"/>
-              <w:rPr>
-                <w:rFonts w:ascii="Cambria" w:cs="Cambria" w:eastAsia="Cambria" w:hAnsi="Cambria"/>
-                <w:sz w:val="18"/>
-                <w:szCs w:val="18"/>
-              </w:rPr>
-            </w:pPr>
-            <w:r>
-              <w:rPr>
-                <w:rFonts w:ascii="Cambria" w:cs="Cambria" w:eastAsia="Cambria" w:hAnsi="Cambria"/>
-                <w:sz w:val="18"/>
-                <w:szCs w:val="18"/>
-                <w:rtl w:val="0"/>
-              </w:rPr>
-              <w:t xml:space="preserve">Se o email já estiver sendo usado, o sistema alerta a escola.</w:t>
-            </w:r>
-          </w:p>
-        </w:tc>
-      </w:tr>
-    </w:tbl>
-    <w:p>
-      <w:pPr>
-        <w:rPr>
-          <w:rFonts w:ascii="Cambria" w:cs="Cambria" w:eastAsia="Cambria" w:hAnsi="Cambria"/>
-          <w:sz w:val="18"/>
-          <w:szCs w:val="18"/>
-        </w:rPr>
-      </w:pPr>
-      <w:r>
-        <w:rPr>
-          <w:rtl w:val="0"/>
-        </w:rPr>
-      </w:r>
-    </w:p>
-    <w:p>
-      <w:pPr>
-        <w:rPr>
-          <w:rFonts w:ascii="Cambria" w:cs="Cambria" w:eastAsia="Cambria" w:hAnsi="Cambria"/>
-          <w:vertAlign w:val="baseline"/>
-        </w:rPr>
-      </w:pPr>
-      <w:r>
-        <w:rPr>
-          <w:rFonts w:ascii="Cambria" w:cs="Cambria" w:eastAsia="Cambria" w:hAnsi="Cambria"/>
-          <w:b w:val="1"/>
-          <w:bCs w:val="1"/>
-          <w:rtl w:val="0"/>
-        </w:rPr>
-        <w:t xml:space="preserve">CSU04 – Cadastro de Aluno </w:t>
-      </w:r>
-      <w:r>
-        <w:rPr>
-          <w:rtl w:val="0"/>
-        </w:rPr>
-      </w:r>
-    </w:p>
-    <w:tbl>
-      <w:tblPr>
-        <w:tblStyle w:val="Table5"/>
-        <w:tblW w:w="8644.0" w:type="dxa"/>
-        <w:jc w:val="left"/>
-        <w:tblInd w:w="-108.0" w:type="dxa"/>
-        <w:tblBorders>
-          <w:top w:color="000000" w:space="0" w:sz="4" w:val="single"/>
-          <w:left w:color="000000" w:space="0" w:sz="4" w:val="single"/>
-          <w:bottom w:color="000000" w:space="0" w:sz="4" w:val="single"/>
-          <w:right w:color="000000" w:space="0" w:sz="4" w:val="single"/>
-          <w:insideH w:color="000000" w:space="0" w:sz="4" w:val="single"/>
-          <w:insideV w:color="000000" w:space="0" w:sz="4" w:val="single"/>
-        </w:tblBorders>
-        <w:tblLayout w:type="fixed"/>
-        <w:tblLook w:val="0000"/>
-      </w:tblPr>
-      <w:tblGrid>
-        <w:gridCol w:w="3085"/>
-        <w:gridCol w:w="5559"/>
-        <w:tblGridChange w:id="0">
-          <w:tblGrid>
-            <w:gridCol w:w="3085"/>
-            <w:gridCol w:w="5559"/>
-          </w:tblGrid>
-        </w:tblGridChange>
-      </w:tblGrid>
-      <w:tr>
-        <w:trPr>
-          <w:cantSplit w:val="0"/>
-          <w:tblHeader w:val="0"/>
-        </w:trPr>
-        <w:tc>
-          <w:tcPr>
-            <w:vAlign w:val="top"/>
-          </w:tcPr>
-          <w:p>
-            <w:pPr>
-              <w:rPr>
-                <w:rFonts w:ascii="Cambria" w:cs="Cambria" w:eastAsia="Cambria" w:hAnsi="Cambria"/>
-                <w:sz w:val="18"/>
-                <w:szCs w:val="18"/>
-                <w:vertAlign w:val="baseline"/>
-              </w:rPr>
-            </w:pPr>
-            <w:r>
-              <w:rPr>
-                <w:rFonts w:ascii="Cambria" w:cs="Cambria" w:eastAsia="Cambria" w:hAnsi="Cambria"/>
-                <w:b w:val="1"/>
-                <w:bCs w:val="1"/>
-                <w:sz w:val="18"/>
-                <w:szCs w:val="18"/>
-                <w:vertAlign w:val="baseline"/>
-                <w:rtl w:val="0"/>
-              </w:rPr>
-              <w:t xml:space="preserve">Caso de Uso  4</w:t>
-            </w:r>
-            <w:r>
-              <w:rPr>
-                <w:rtl w:val="0"/>
-              </w:rPr>
-            </w:r>
-          </w:p>
-        </w:tc>
-        <w:tc>
-          <w:tcPr>
-            <w:vAlign w:val="top"/>
-          </w:tcPr>
-          <w:p>
-            <w:pPr>
-              <w:rPr>
-                <w:rFonts w:ascii="Cambria" w:cs="Cambria" w:eastAsia="Cambria" w:hAnsi="Cambria"/>
-                <w:sz w:val="18"/>
-                <w:szCs w:val="18"/>
-                <w:vertAlign w:val="baseline"/>
-              </w:rPr>
-            </w:pPr>
-            <w:r>
-              <w:rPr>
-                <w:rFonts w:ascii="Cambria" w:cs="Cambria" w:eastAsia="Cambria" w:hAnsi="Cambria"/>
-                <w:b w:val="1"/>
-                <w:bCs w:val="1"/>
-                <w:sz w:val="18"/>
-                <w:szCs w:val="18"/>
-                <w:rtl w:val="0"/>
-              </w:rPr>
-              <w:t xml:space="preserve">Cadastro de Aluno </w:t>
-            </w:r>
-            <w:r>
-              <w:rPr>
-                <w:rtl w:val="0"/>
-              </w:rPr>
-            </w:r>
-          </w:p>
-        </w:tc>
-      </w:tr>
-      <w:tr>
-        <w:trPr>
-          <w:cantSplit w:val="0"/>
-          <w:tblHeader w:val="0"/>
-        </w:trPr>
-        <w:tc>
-          <w:tcPr>
-            <w:vAlign w:val="top"/>
-          </w:tcPr>
-          <w:p>
-            <w:pPr>
-              <w:rPr>
-                <w:rFonts w:ascii="Cambria" w:cs="Cambria" w:eastAsia="Cambria" w:hAnsi="Cambria"/>
-                <w:sz w:val="18"/>
-                <w:szCs w:val="18"/>
-                <w:vertAlign w:val="baseline"/>
-              </w:rPr>
-            </w:pPr>
-            <w:r>
-              <w:rPr>
-                <w:rFonts w:ascii="Cambria" w:cs="Cambria" w:eastAsia="Cambria" w:hAnsi="Cambria"/>
-                <w:sz w:val="18"/>
-                <w:szCs w:val="18"/>
-                <w:vertAlign w:val="baseline"/>
-                <w:rtl w:val="0"/>
-              </w:rPr>
-              <w:t xml:space="preserve">Objetivo</w:t>
-            </w:r>
-          </w:p>
-        </w:tc>
-        <w:tc>
-          <w:tcPr>
-            <w:vAlign w:val="top"/>
-          </w:tcPr>
-          <w:p>
-            <w:pPr>
-              <w:rPr>
-                <w:rFonts w:ascii="Cambria" w:cs="Cambria" w:eastAsia="Cambria" w:hAnsi="Cambria"/>
-                <w:sz w:val="18"/>
-                <w:szCs w:val="18"/>
-                <w:vertAlign w:val="baseline"/>
-              </w:rPr>
-            </w:pPr>
-            <w:r>
-              <w:rPr>
-                <w:rFonts w:ascii="Cambria" w:cs="Cambria" w:eastAsia="Cambria" w:hAnsi="Cambria"/>
-                <w:sz w:val="18"/>
-                <w:szCs w:val="18"/>
-                <w:rtl w:val="0"/>
-              </w:rPr>
-              <w:t xml:space="preserve">Permitir o cadastro de novos alunos.</w:t>
-            </w:r>
-            <w:r>
-              <w:rPr>
-                <w:rtl w:val="0"/>
-              </w:rPr>
-            </w:r>
-          </w:p>
-        </w:tc>
-      </w:tr>
-      <w:tr>
-        <w:trPr>
-          <w:cantSplit w:val="0"/>
-          <w:tblHeader w:val="0"/>
-        </w:trPr>
-        <w:tc>
-          <w:tcPr>
-            <w:vAlign w:val="top"/>
-          </w:tcPr>
-          <w:p>
-            <w:pPr>
-              <w:rPr>
-                <w:rFonts w:ascii="Cambria" w:cs="Cambria" w:eastAsia="Cambria" w:hAnsi="Cambria"/>
-                <w:sz w:val="18"/>
-                <w:szCs w:val="18"/>
-                <w:vertAlign w:val="baseline"/>
-              </w:rPr>
-            </w:pPr>
-            <w:r>
-              <w:rPr>
-                <w:rFonts w:ascii="Cambria" w:cs="Cambria" w:eastAsia="Cambria" w:hAnsi="Cambria"/>
-                <w:sz w:val="18"/>
-                <w:szCs w:val="18"/>
-                <w:vertAlign w:val="baseline"/>
-                <w:rtl w:val="0"/>
-              </w:rPr>
-              <w:t xml:space="preserve">Ator</w:t>
-            </w:r>
-          </w:p>
-        </w:tc>
-        <w:tc>
-          <w:tcPr>
-            <w:vAlign w:val="top"/>
-          </w:tcPr>
-          <w:p>
-            <w:pPr>
-              <w:rPr>
-                <w:rFonts w:ascii="Cambria" w:cs="Cambria" w:eastAsia="Cambria" w:hAnsi="Cambria"/>
-                <w:sz w:val="18"/>
-                <w:szCs w:val="18"/>
-                <w:vertAlign w:val="baseline"/>
-              </w:rPr>
-            </w:pPr>
-            <w:r>
-              <w:rPr>
-                <w:rFonts w:ascii="Cambria" w:cs="Cambria" w:eastAsia="Cambria" w:hAnsi="Cambria"/>
-                <w:sz w:val="18"/>
-                <w:szCs w:val="18"/>
-                <w:rtl w:val="0"/>
-              </w:rPr>
-              <w:t xml:space="preserve">Escola, Aluno</w:t>
-            </w:r>
-            <w:r>
-              <w:rPr>
-                <w:rtl w:val="0"/>
-              </w:rPr>
-            </w:r>
-          </w:p>
-        </w:tc>
-      </w:tr>
-      <w:tr>
-        <w:trPr>
-          <w:cantSplit w:val="0"/>
-          <w:tblHeader w:val="0"/>
-        </w:trPr>
-        <w:tc>
-          <w:tcPr>
-            <w:vAlign w:val="top"/>
-          </w:tcPr>
-          <w:p>
-            <w:pPr>
-              <w:rPr>
-                <w:rFonts w:ascii="Cambria" w:cs="Cambria" w:eastAsia="Cambria" w:hAnsi="Cambria"/>
-                <w:sz w:val="18"/>
-                <w:szCs w:val="18"/>
-                <w:vertAlign w:val="baseline"/>
-              </w:rPr>
-            </w:pPr>
-            <w:r>
-              <w:rPr>
-                <w:rFonts w:ascii="Cambria" w:cs="Cambria" w:eastAsia="Cambria" w:hAnsi="Cambria"/>
-                <w:sz w:val="18"/>
-                <w:szCs w:val="18"/>
-                <w:vertAlign w:val="baseline"/>
-                <w:rtl w:val="0"/>
-              </w:rPr>
-              <w:t xml:space="preserve">Pré-condições</w:t>
-            </w:r>
-          </w:p>
-        </w:tc>
-        <w:tc>
-          <w:tcPr>
-            <w:vAlign w:val="top"/>
-          </w:tcPr>
-          <w:p>
-            <w:pPr>
-              <w:rPr>
-                <w:rFonts w:ascii="Cambria" w:cs="Cambria" w:eastAsia="Cambria" w:hAnsi="Cambria"/>
-                <w:sz w:val="18"/>
-                <w:szCs w:val="18"/>
-                <w:vertAlign w:val="baseline"/>
-              </w:rPr>
-            </w:pPr>
-            <w:r>
-              <w:rPr>
-                <w:rFonts w:ascii="Cambria" w:cs="Cambria" w:eastAsia="Cambria" w:hAnsi="Cambria"/>
-                <w:sz w:val="18"/>
-                <w:szCs w:val="18"/>
-                <w:rtl w:val="0"/>
-              </w:rPr>
-              <w:t xml:space="preserve">O usuário acessa a área de cadastro.</w:t>
-            </w:r>
-            <w:r>
-              <w:rPr>
-                <w:rtl w:val="0"/>
-              </w:rPr>
-            </w:r>
-          </w:p>
-        </w:tc>
-      </w:tr>
-      <w:tr>
-        <w:trPr>
-          <w:cantSplit w:val="0"/>
-          <w:tblHeader w:val="0"/>
-        </w:trPr>
-        <w:tc>
-          <w:tcPr>
-            <w:gridSpan w:val="2"/>
-            <w:vAlign w:val="top"/>
-          </w:tcPr>
-          <w:p>
-            <w:pPr>
-              <w:rPr>
-                <w:rFonts w:ascii="Cambria" w:cs="Cambria" w:eastAsia="Cambria" w:hAnsi="Cambria"/>
-                <w:sz w:val="18"/>
-                <w:szCs w:val="18"/>
-                <w:vertAlign w:val="baseline"/>
-              </w:rPr>
-            </w:pPr>
-            <w:r>
-              <w:rPr>
-                <w:rFonts w:ascii="Cambria" w:cs="Cambria" w:eastAsia="Cambria" w:hAnsi="Cambria"/>
-                <w:sz w:val="18"/>
-                <w:szCs w:val="18"/>
-                <w:vertAlign w:val="baseline"/>
-                <w:rtl w:val="0"/>
-              </w:rPr>
-              <w:t xml:space="preserve">Cenário Principal</w:t>
-            </w:r>
-          </w:p>
-          <w:p>
-            <w:pPr>
-              <w:spacing w:line="240" w:lineRule="auto"/>
-              <w:ind w:left="0" w:firstLine="0"/>
-              <w:rPr>
-                <w:rFonts w:ascii="Cambria" w:cs="Cambria" w:eastAsia="Cambria" w:hAnsi="Cambria"/>
-                <w:sz w:val="18"/>
-                <w:szCs w:val="18"/>
-              </w:rPr>
-            </w:pPr>
-            <w:r>
-              <w:rPr>
-                <w:rFonts w:ascii="Cambria" w:cs="Cambria" w:eastAsia="Cambria" w:hAnsi="Cambria"/>
-                <w:sz w:val="18"/>
-                <w:szCs w:val="18"/>
-                <w:rtl w:val="0"/>
-              </w:rPr>
-              <w:t xml:space="preserve">Os dados são preenchidos (nome, email, senha, endereço, telefone). O sistema salva e confirma o cadastro.</w:t>
-            </w:r>
-          </w:p>
-        </w:tc>
-      </w:tr>
-      <w:tr>
-        <w:trPr>
-          <w:cantSplit w:val="0"/>
-          <w:tblHeader w:val="0"/>
-        </w:trPr>
-        <w:tc>
-          <w:tcPr>
-            <w:gridSpan w:val="2"/>
-            <w:vAlign w:val="top"/>
-          </w:tcPr>
-          <w:p>
-            <w:pPr>
-              <w:rPr>
-                <w:rFonts w:ascii="Cambria" w:cs="Cambria" w:eastAsia="Cambria" w:hAnsi="Cambria"/>
-                <w:sz w:val="18"/>
-                <w:szCs w:val="18"/>
-                <w:u w:val="single"/>
-                <w:vertAlign w:val="baseline"/>
-              </w:rPr>
-            </w:pPr>
-            <w:r>
-              <w:rPr>
-                <w:rFonts w:ascii="Cambria" w:cs="Cambria" w:eastAsia="Cambria" w:hAnsi="Cambria"/>
-                <w:sz w:val="18"/>
-                <w:szCs w:val="18"/>
-                <w:vertAlign w:val="baseline"/>
-                <w:rtl w:val="0"/>
-              </w:rPr>
-              <w:t xml:space="preserve">Fluxo Alternativo</w:t>
-            </w:r>
-            <w:r>
-              <w:rPr>
-                <w:rtl w:val="0"/>
-              </w:rPr>
-            </w:r>
-          </w:p>
-          <w:p>
-            <w:pPr>
-              <w:spacing w:line="240" w:lineRule="auto"/>
-              <w:ind w:left="0" w:firstLine="0"/>
-              <w:rPr>
-                <w:rFonts w:ascii="Cambria" w:cs="Cambria" w:eastAsia="Cambria" w:hAnsi="Cambria"/>
-                <w:sz w:val="18"/>
-                <w:szCs w:val="18"/>
-              </w:rPr>
-            </w:pPr>
-            <w:r>
-              <w:rPr>
-                <w:rFonts w:ascii="Cambria" w:cs="Cambria" w:eastAsia="Cambria" w:hAnsi="Cambria"/>
-                <w:sz w:val="18"/>
-                <w:szCs w:val="18"/>
-                <w:rtl w:val="0"/>
-              </w:rPr>
-              <w:t xml:space="preserve">Se faltar algum campo ou o email já estiver em uso, o sistema exibe erro.</w:t>
-            </w:r>
-          </w:p>
-        </w:tc>
-      </w:tr>
-    </w:tbl>
-    <w:p>
-      <w:pPr>
-        <w:rPr>
-          <w:rFonts w:ascii="Cambria" w:cs="Cambria" w:eastAsia="Cambria" w:hAnsi="Cambria"/>
-          <w:sz w:val="18"/>
-          <w:szCs w:val="18"/>
-          <w:vertAlign w:val="baseline"/>
-        </w:rPr>
-      </w:pPr>
-      <w:r>
-        <w:rPr>
-          <w:rtl w:val="0"/>
-        </w:rPr>
-      </w:r>
-    </w:p>
-    <w:p>
-      <w:pPr>
-        <w:rPr>
-          <w:rFonts w:ascii="Cambria" w:cs="Cambria" w:eastAsia="Cambria" w:hAnsi="Cambria"/>
-          <w:vertAlign w:val="baseline"/>
-        </w:rPr>
-      </w:pPr>
-      <w:r>
-        <w:rPr>
-          <w:rFonts w:ascii="Cambria" w:cs="Cambria" w:eastAsia="Cambria" w:hAnsi="Cambria"/>
-          <w:b w:val="1"/>
-          <w:bCs w:val="1"/>
-          <w:vertAlign w:val="baseline"/>
-          <w:rtl w:val="0"/>
-        </w:rPr>
-        <w:t xml:space="preserve">CSU05 –</w:t>
-      </w:r>
-      <w:r>
-        <w:rPr>
-          <w:rFonts w:ascii="Cambria" w:cs="Cambria" w:eastAsia="Cambria" w:hAnsi="Cambria"/>
-          <w:b w:val="1"/>
-          <w:bCs w:val="1"/>
-          <w:rtl w:val="0"/>
-        </w:rPr>
-        <w:t xml:space="preserve">Acesso ao painel da escola</w:t>
-      </w:r>
-      <w:r>
-        <w:rPr>
-          <w:rtl w:val="0"/>
-        </w:rPr>
-      </w:r>
-    </w:p>
-    <w:tbl>
-      <w:tblPr>
-        <w:tblStyle w:val="Table6"/>
-        <w:tblW w:w="8644.0" w:type="dxa"/>
-        <w:jc w:val="left"/>
-        <w:tblInd w:w="-108.0" w:type="dxa"/>
-        <w:tblBorders>
-          <w:top w:color="000000" w:space="0" w:sz="4" w:val="single"/>
-          <w:left w:color="000000" w:space="0" w:sz="4" w:val="single"/>
-          <w:bottom w:color="000000" w:space="0" w:sz="4" w:val="single"/>
-          <w:right w:color="000000" w:space="0" w:sz="4" w:val="single"/>
-          <w:insideH w:color="000000" w:space="0" w:sz="4" w:val="single"/>
-          <w:insideV w:color="000000" w:space="0" w:sz="4" w:val="single"/>
-        </w:tblBorders>
-        <w:tblLayout w:type="fixed"/>
-        <w:tblLook w:val="0000"/>
-      </w:tblPr>
-      <w:tblGrid>
-        <w:gridCol w:w="2660"/>
-        <w:gridCol w:w="5984"/>
-        <w:tblGridChange w:id="0">
-          <w:tblGrid>
-            <w:gridCol w:w="2660"/>
-            <w:gridCol w:w="5984"/>
-          </w:tblGrid>
-        </w:tblGridChange>
-      </w:tblGrid>
-      <w:tr>
-        <w:trPr>
-          <w:cantSplit w:val="0"/>
-          <w:tblHeader w:val="0"/>
-        </w:trPr>
-        <w:tc>
-          <w:tcPr>
-            <w:vAlign w:val="top"/>
-          </w:tcPr>
-          <w:p>
-            <w:pPr>
-              <w:rPr>
-                <w:rFonts w:ascii="Cambria" w:cs="Cambria" w:eastAsia="Cambria" w:hAnsi="Cambria"/>
-                <w:sz w:val="18"/>
-                <w:szCs w:val="18"/>
-                <w:vertAlign w:val="baseline"/>
-              </w:rPr>
-            </w:pPr>
-            <w:r>
-              <w:rPr>
-                <w:rFonts w:ascii="Cambria" w:cs="Cambria" w:eastAsia="Cambria" w:hAnsi="Cambria"/>
-                <w:b w:val="1"/>
-                <w:bCs w:val="1"/>
-                <w:sz w:val="18"/>
-                <w:szCs w:val="18"/>
-                <w:vertAlign w:val="baseline"/>
-                <w:rtl w:val="0"/>
-              </w:rPr>
-              <w:t xml:space="preserve">Caso de Uso  5</w:t>
-            </w:r>
-            <w:r>
-              <w:rPr>
-                <w:rtl w:val="0"/>
-              </w:rPr>
-            </w:r>
-          </w:p>
-        </w:tc>
-        <w:tc>
-          <w:tcPr>
-            <w:vAlign w:val="top"/>
-          </w:tcPr>
-          <w:p>
-            <w:pPr>
-              <w:rPr>
-                <w:rFonts w:ascii="Cambria" w:cs="Cambria" w:eastAsia="Cambria" w:hAnsi="Cambria"/>
-                <w:sz w:val="18"/>
-                <w:szCs w:val="18"/>
-                <w:vertAlign w:val="baseline"/>
-              </w:rPr>
-            </w:pPr>
-            <w:r>
-              <w:rPr>
-                <w:rFonts w:ascii="Cambria" w:cs="Cambria" w:eastAsia="Cambria" w:hAnsi="Cambria"/>
-                <w:b w:val="1"/>
-                <w:bCs w:val="1"/>
-                <w:sz w:val="18"/>
-                <w:szCs w:val="18"/>
-                <w:rtl w:val="0"/>
-              </w:rPr>
-              <w:t xml:space="preserve">Acesso ao ambiente administrativo da escola</w:t>
-            </w:r>
-            <w:r>
-              <w:rPr>
-                <w:rtl w:val="0"/>
-              </w:rPr>
-            </w:r>
-          </w:p>
-        </w:tc>
-      </w:tr>
-      <w:tr>
-        <w:trPr>
-          <w:cantSplit w:val="0"/>
-          <w:tblHeader w:val="0"/>
-        </w:trPr>
-        <w:tc>
-          <w:tcPr>
-            <w:vAlign w:val="top"/>
-          </w:tcPr>
-          <w:p>
-            <w:pPr>
-              <w:rPr>
-                <w:rFonts w:ascii="Cambria" w:cs="Cambria" w:eastAsia="Cambria" w:hAnsi="Cambria"/>
-                <w:sz w:val="18"/>
-                <w:szCs w:val="18"/>
-                <w:vertAlign w:val="baseline"/>
-              </w:rPr>
-            </w:pPr>
-            <w:r>
-              <w:rPr>
-                <w:rFonts w:ascii="Cambria" w:cs="Cambria" w:eastAsia="Cambria" w:hAnsi="Cambria"/>
-                <w:sz w:val="18"/>
-                <w:szCs w:val="18"/>
-                <w:vertAlign w:val="baseline"/>
-                <w:rtl w:val="0"/>
-              </w:rPr>
-              <w:t xml:space="preserve">Objetivo</w:t>
-            </w:r>
-          </w:p>
-        </w:tc>
-        <w:tc>
-          <w:tcPr>
-            <w:vAlign w:val="top"/>
-          </w:tcPr>
-          <w:p>
-            <w:pPr>
-              <w:rPr>
-                <w:rFonts w:ascii="Cambria" w:cs="Cambria" w:eastAsia="Cambria" w:hAnsi="Cambria"/>
-                <w:sz w:val="18"/>
-                <w:szCs w:val="18"/>
-                <w:vertAlign w:val="baseline"/>
-              </w:rPr>
-            </w:pPr>
-            <w:r>
-              <w:rPr>
-                <w:rFonts w:ascii="Cambria" w:cs="Cambria" w:eastAsia="Cambria" w:hAnsi="Cambria"/>
-                <w:sz w:val="18"/>
-                <w:szCs w:val="18"/>
-                <w:rtl w:val="0"/>
-              </w:rPr>
-              <w:t xml:space="preserve">Permitir que a escola visualize e gerencie seus dados no painel.</w:t>
-            </w:r>
-            <w:r>
-              <w:rPr>
-                <w:rtl w:val="0"/>
-              </w:rPr>
-            </w:r>
-          </w:p>
-        </w:tc>
-      </w:tr>
-      <w:tr>
-        <w:trPr>
-          <w:cantSplit w:val="0"/>
-          <w:tblHeader w:val="0"/>
-        </w:trPr>
-        <w:tc>
-          <w:tcPr>
-            <w:vAlign w:val="top"/>
-          </w:tcPr>
-          <w:p>
-            <w:pPr>
-              <w:rPr>
-                <w:rFonts w:ascii="Cambria" w:cs="Cambria" w:eastAsia="Cambria" w:hAnsi="Cambria"/>
-                <w:sz w:val="18"/>
-                <w:szCs w:val="18"/>
-                <w:vertAlign w:val="baseline"/>
-              </w:rPr>
-            </w:pPr>
-            <w:r>
-              <w:rPr>
-                <w:rFonts w:ascii="Cambria" w:cs="Cambria" w:eastAsia="Cambria" w:hAnsi="Cambria"/>
-                <w:sz w:val="18"/>
-                <w:szCs w:val="18"/>
-                <w:vertAlign w:val="baseline"/>
-                <w:rtl w:val="0"/>
-              </w:rPr>
-              <w:t xml:space="preserve">Ator</w:t>
-            </w:r>
-          </w:p>
-        </w:tc>
-        <w:tc>
-          <w:tcPr>
-            <w:vAlign w:val="top"/>
-          </w:tcPr>
-          <w:p>
-            <w:pPr>
-              <w:rPr>
-                <w:rFonts w:ascii="Cambria" w:cs="Cambria" w:eastAsia="Cambria" w:hAnsi="Cambria"/>
-                <w:sz w:val="18"/>
-                <w:szCs w:val="18"/>
-                <w:vertAlign w:val="baseline"/>
-              </w:rPr>
-            </w:pPr>
-            <w:r>
-              <w:rPr>
-                <w:rFonts w:ascii="Cambria" w:cs="Cambria" w:eastAsia="Cambria" w:hAnsi="Cambria"/>
-                <w:sz w:val="18"/>
-                <w:szCs w:val="18"/>
-                <w:rtl w:val="0"/>
-              </w:rPr>
-              <w:t xml:space="preserve">Escola</w:t>
-            </w:r>
-            <w:r>
-              <w:rPr>
-                <w:rtl w:val="0"/>
-              </w:rPr>
-            </w:r>
-          </w:p>
-        </w:tc>
-      </w:tr>
-      <w:tr>
-        <w:trPr>
-          <w:cantSplit w:val="0"/>
-          <w:tblHeader w:val="0"/>
-        </w:trPr>
-        <w:tc>
-          <w:tcPr>
-            <w:vAlign w:val="top"/>
-          </w:tcPr>
-          <w:p>
-            <w:pPr>
-              <w:rPr>
-                <w:rFonts w:ascii="Cambria" w:cs="Cambria" w:eastAsia="Cambria" w:hAnsi="Cambria"/>
-                <w:sz w:val="18"/>
-                <w:szCs w:val="18"/>
-                <w:vertAlign w:val="baseline"/>
-              </w:rPr>
-            </w:pPr>
-            <w:r>
-              <w:rPr>
-                <w:rFonts w:ascii="Cambria" w:cs="Cambria" w:eastAsia="Cambria" w:hAnsi="Cambria"/>
-                <w:sz w:val="18"/>
-                <w:szCs w:val="18"/>
-                <w:vertAlign w:val="baseline"/>
-                <w:rtl w:val="0"/>
-              </w:rPr>
-              <w:t xml:space="preserve">Pré-condições</w:t>
-            </w:r>
-          </w:p>
-        </w:tc>
-        <w:tc>
-          <w:tcPr>
-            <w:vAlign w:val="top"/>
-          </w:tcPr>
-          <w:p>
-            <w:pPr>
-              <w:rPr>
-                <w:rFonts w:ascii="Cambria" w:cs="Cambria" w:eastAsia="Cambria" w:hAnsi="Cambria"/>
-                <w:sz w:val="18"/>
-                <w:szCs w:val="18"/>
-                <w:vertAlign w:val="baseline"/>
-              </w:rPr>
-            </w:pPr>
-            <w:r>
-              <w:rPr>
-                <w:rFonts w:ascii="Cambria" w:cs="Cambria" w:eastAsia="Cambria" w:hAnsi="Cambria"/>
-                <w:sz w:val="18"/>
-                <w:szCs w:val="18"/>
-                <w:rtl w:val="0"/>
-              </w:rPr>
-              <w:t xml:space="preserve">A escola deve estar logada.</w:t>
-            </w:r>
-            <w:r>
-              <w:rPr>
-                <w:rtl w:val="0"/>
-              </w:rPr>
-            </w:r>
-          </w:p>
-        </w:tc>
-      </w:tr>
-      <w:tr>
-        <w:trPr>
-          <w:cantSplit w:val="0"/>
-          <w:tblHeader w:val="0"/>
-        </w:trPr>
-        <w:tc>
-          <w:tcPr>
-            <w:gridSpan w:val="2"/>
-            <w:vAlign w:val="top"/>
-          </w:tcPr>
-          <w:p>
-            <w:pPr>
-              <w:rPr>
-                <w:rFonts w:ascii="Cambria" w:cs="Cambria" w:eastAsia="Cambria" w:hAnsi="Cambria"/>
-                <w:sz w:val="18"/>
-                <w:szCs w:val="18"/>
-              </w:rPr>
-            </w:pPr>
-            <w:r>
-              <w:rPr>
-                <w:rFonts w:ascii="Cambria" w:cs="Cambria" w:eastAsia="Cambria" w:hAnsi="Cambria"/>
-                <w:sz w:val="18"/>
-                <w:szCs w:val="18"/>
-                <w:rtl w:val="0"/>
-              </w:rPr>
-              <w:t xml:space="preserve">Cenário Principal</w:t>
-            </w:r>
-          </w:p>
-          <w:p>
-            <w:pPr>
-              <w:rPr>
-                <w:rFonts w:ascii="Cambria" w:cs="Cambria" w:eastAsia="Cambria" w:hAnsi="Cambria"/>
-                <w:sz w:val="18"/>
-                <w:szCs w:val="18"/>
-              </w:rPr>
-            </w:pPr>
-            <w:r>
-              <w:rPr>
-                <w:rFonts w:ascii="Cambria" w:cs="Cambria" w:eastAsia="Cambria" w:hAnsi="Cambria"/>
-                <w:sz w:val="18"/>
-                <w:szCs w:val="18"/>
-                <w:rtl w:val="0"/>
-              </w:rPr>
-              <w:t xml:space="preserve">Após login, a escola acessa o painel com abas para visualizar professores, alunos e turmas</w:t>
-            </w:r>
-          </w:p>
-        </w:tc>
-      </w:tr>
-      <w:tr>
-        <w:trPr>
-          <w:cantSplit w:val="0"/>
-          <w:tblHeader w:val="0"/>
-        </w:trPr>
-        <w:tc>
-          <w:tcPr>
-            <w:gridSpan w:val="2"/>
-            <w:vAlign w:val="top"/>
-          </w:tcPr>
-          <w:p>
-            <w:pPr>
-              <w:rPr>
-                <w:rFonts w:ascii="Cambria" w:cs="Cambria" w:eastAsia="Cambria" w:hAnsi="Cambria"/>
-                <w:sz w:val="18"/>
-                <w:szCs w:val="18"/>
-                <w:u w:val="single"/>
-                <w:vertAlign w:val="baseline"/>
-              </w:rPr>
-            </w:pPr>
-            <w:r>
-              <w:rPr>
-                <w:rFonts w:ascii="Cambria" w:cs="Cambria" w:eastAsia="Cambria" w:hAnsi="Cambria"/>
-                <w:sz w:val="18"/>
-                <w:szCs w:val="18"/>
-                <w:vertAlign w:val="baseline"/>
-                <w:rtl w:val="0"/>
-              </w:rPr>
-              <w:t xml:space="preserve">Fluxo Alternativo</w:t>
-            </w:r>
-            <w:r>
-              <w:rPr>
-                <w:rtl w:val="0"/>
-              </w:rPr>
-            </w:r>
-          </w:p>
-          <w:p>
-            <w:pPr>
-              <w:spacing w:line="240" w:lineRule="auto"/>
-              <w:ind w:left="0" w:firstLine="0"/>
-              <w:rPr>
-                <w:rFonts w:ascii="Cambria" w:cs="Cambria" w:eastAsia="Cambria" w:hAnsi="Cambria"/>
-                <w:sz w:val="18"/>
-                <w:szCs w:val="18"/>
-                <w:vertAlign w:val="baseline"/>
-              </w:rPr>
-            </w:pPr>
-            <w:r>
-              <w:rPr>
-                <w:rFonts w:ascii="Cambria" w:cs="Cambria" w:eastAsia="Cambria" w:hAnsi="Cambria"/>
-                <w:sz w:val="18"/>
-                <w:szCs w:val="18"/>
-                <w:rtl w:val="0"/>
-              </w:rPr>
-              <w:t xml:space="preserve">Erro de conexão ou falha ao carregar dados são informados com mensagem.</w:t>
-            </w:r>
-            <w:r>
-              <w:rPr>
-                <w:rtl w:val="0"/>
-              </w:rPr>
-            </w:r>
-          </w:p>
-        </w:tc>
-      </w:tr>
-    </w:tbl>
-    <w:p>
-      <w:pPr>
-        <w:rPr>
-          <w:rFonts w:ascii="Cambria" w:cs="Cambria" w:eastAsia="Cambria" w:hAnsi="Cambria"/>
-          <w:sz w:val="18"/>
-          <w:szCs w:val="18"/>
-          <w:vertAlign w:val="baseline"/>
-        </w:rPr>
-      </w:pPr>
-      <w:r>
-        <w:rPr>
-          <w:rtl w:val="0"/>
-        </w:rPr>
-      </w:r>
-    </w:p>
-    <w:p>
-      <w:pPr>
-        <w:rPr>
-          <w:rFonts w:ascii="Cambria" w:cs="Cambria" w:eastAsia="Cambria" w:hAnsi="Cambria"/>
-          <w:b w:val="1"/>
-          <w:bCs w:val="1"/>
-        </w:rPr>
-      </w:pPr>
-      <w:r>
-        <w:rPr>
-          <w:rFonts w:ascii="Cambria" w:cs="Cambria" w:eastAsia="Cambria" w:hAnsi="Cambria"/>
-          <w:b w:val="1"/>
-          <w:bCs w:val="1"/>
-          <w:vertAlign w:val="baseline"/>
-          <w:rtl w:val="0"/>
-        </w:rPr>
-        <w:t xml:space="preserve">CSU06 – </w:t>
-      </w:r>
-      <w:r>
-        <w:rPr>
-          <w:rFonts w:ascii="Cambria" w:cs="Cambria" w:eastAsia="Cambria" w:hAnsi="Cambria"/>
-          <w:b w:val="1"/>
-          <w:bCs w:val="1"/>
-          <w:rtl w:val="0"/>
-        </w:rPr>
-        <w:t xml:space="preserve">Gerenciar turmas</w:t>
-      </w:r>
-    </w:p>
-    <w:tbl>
-      <w:tblPr>
-        <w:tblStyle w:val="Table7"/>
-        <w:tblW w:w="8644.0" w:type="dxa"/>
-        <w:jc w:val="left"/>
-        <w:tblInd w:w="-108.0" w:type="dxa"/>
-        <w:tblBorders>
-          <w:top w:color="000000" w:space="0" w:sz="4" w:val="single"/>
-          <w:left w:color="000000" w:space="0" w:sz="4" w:val="single"/>
-          <w:bottom w:color="000000" w:space="0" w:sz="4" w:val="single"/>
-          <w:right w:color="000000" w:space="0" w:sz="4" w:val="single"/>
-          <w:insideH w:color="000000" w:space="0" w:sz="4" w:val="single"/>
-          <w:insideV w:color="000000" w:space="0" w:sz="4" w:val="single"/>
-        </w:tblBorders>
-        <w:tblLayout w:type="fixed"/>
-        <w:tblLook w:val="0000"/>
-      </w:tblPr>
-      <w:tblGrid>
-        <w:gridCol w:w="3085"/>
-        <w:gridCol w:w="5559"/>
-        <w:tblGridChange w:id="0">
-          <w:tblGrid>
-            <w:gridCol w:w="3085"/>
-            <w:gridCol w:w="5559"/>
-          </w:tblGrid>
-        </w:tblGridChange>
-      </w:tblGrid>
-      <w:tr>
-        <w:trPr>
-          <w:cantSplit w:val="0"/>
-          <w:tblHeader w:val="0"/>
-        </w:trPr>
-        <w:tc>
-          <w:tcPr>
-            <w:vAlign w:val="top"/>
-          </w:tcPr>
-          <w:p>
-            <w:pPr>
-              <w:rPr>
-                <w:rFonts w:ascii="Cambria" w:cs="Cambria" w:eastAsia="Cambria" w:hAnsi="Cambria"/>
-                <w:sz w:val="18"/>
-                <w:szCs w:val="18"/>
-                <w:vertAlign w:val="baseline"/>
-              </w:rPr>
-            </w:pPr>
-            <w:r>
-              <w:rPr>
-                <w:rFonts w:ascii="Cambria" w:cs="Cambria" w:eastAsia="Cambria" w:hAnsi="Cambria"/>
-                <w:b w:val="1"/>
-                <w:bCs w:val="1"/>
-                <w:sz w:val="18"/>
-                <w:szCs w:val="18"/>
-                <w:vertAlign w:val="baseline"/>
-                <w:rtl w:val="0"/>
-              </w:rPr>
-              <w:t xml:space="preserve">Caso de Uso  6</w:t>
-            </w:r>
-            <w:r>
-              <w:rPr>
-                <w:rtl w:val="0"/>
-              </w:rPr>
-            </w:r>
-          </w:p>
-        </w:tc>
-        <w:tc>
-          <w:tcPr>
-            <w:vAlign w:val="top"/>
-          </w:tcPr>
-          <w:p>
-            <w:pPr>
-              <w:rPr>
-                <w:rFonts w:ascii="Cambria" w:cs="Cambria" w:eastAsia="Cambria" w:hAnsi="Cambria"/>
-                <w:sz w:val="18"/>
-                <w:szCs w:val="18"/>
-                <w:vertAlign w:val="baseline"/>
-              </w:rPr>
-            </w:pPr>
-            <w:r>
-              <w:rPr>
-                <w:rFonts w:ascii="Cambria" w:cs="Cambria" w:eastAsia="Cambria" w:hAnsi="Cambria"/>
-                <w:b w:val="1"/>
-                <w:bCs w:val="1"/>
-                <w:sz w:val="18"/>
-                <w:szCs w:val="18"/>
-                <w:vertAlign w:val="baseline"/>
-                <w:rtl w:val="0"/>
-              </w:rPr>
-              <w:t xml:space="preserve">Cadastrar Aeronave</w:t>
-            </w:r>
-            <w:r>
-              <w:rPr>
-                <w:rtl w:val="0"/>
-              </w:rPr>
-            </w:r>
-          </w:p>
-        </w:tc>
-      </w:tr>
-      <w:tr>
-        <w:trPr>
-          <w:cantSplit w:val="0"/>
-          <w:tblHeader w:val="0"/>
-        </w:trPr>
-        <w:tc>
-          <w:tcPr>
-            <w:vAlign w:val="top"/>
-          </w:tcPr>
-          <w:p>
-            <w:pPr>
-              <w:rPr>
-                <w:rFonts w:ascii="Cambria" w:cs="Cambria" w:eastAsia="Cambria" w:hAnsi="Cambria"/>
-                <w:sz w:val="18"/>
-                <w:szCs w:val="18"/>
-                <w:vertAlign w:val="baseline"/>
-              </w:rPr>
-            </w:pPr>
-            <w:r>
-              <w:rPr>
-                <w:rFonts w:ascii="Cambria" w:cs="Cambria" w:eastAsia="Cambria" w:hAnsi="Cambria"/>
-                <w:sz w:val="18"/>
-                <w:szCs w:val="18"/>
-                <w:vertAlign w:val="baseline"/>
-                <w:rtl w:val="0"/>
-              </w:rPr>
-              <w:t xml:space="preserve">Objetivo</w:t>
-            </w:r>
-          </w:p>
-        </w:tc>
-        <w:tc>
-          <w:tcPr>
-            <w:vAlign w:val="top"/>
-          </w:tcPr>
-          <w:p>
-            <w:pPr>
-              <w:rPr>
-                <w:rFonts w:ascii="Cambria" w:cs="Cambria" w:eastAsia="Cambria" w:hAnsi="Cambria"/>
-                <w:sz w:val="18"/>
-                <w:szCs w:val="18"/>
-                <w:vertAlign w:val="baseline"/>
-              </w:rPr>
-            </w:pPr>
-            <w:r>
-              <w:rPr>
-                <w:rFonts w:ascii="Cambria" w:cs="Cambria" w:eastAsia="Cambria" w:hAnsi="Cambria"/>
-                <w:sz w:val="18"/>
-                <w:szCs w:val="18"/>
-                <w:rtl w:val="0"/>
-              </w:rPr>
-              <w:t xml:space="preserve">Permitir que a escola visualize turmas vinculadas e seus detalhes.</w:t>
-            </w:r>
-            <w:r>
-              <w:rPr>
-                <w:rtl w:val="0"/>
-              </w:rPr>
-            </w:r>
-          </w:p>
-        </w:tc>
-      </w:tr>
-      <w:tr>
-        <w:trPr>
-          <w:cantSplit w:val="0"/>
-          <w:tblHeader w:val="0"/>
-        </w:trPr>
-        <w:tc>
-          <w:tcPr>
-            <w:vAlign w:val="top"/>
-          </w:tcPr>
-          <w:p>
-            <w:pPr>
-              <w:rPr>
-                <w:rFonts w:ascii="Cambria" w:cs="Cambria" w:eastAsia="Cambria" w:hAnsi="Cambria"/>
-                <w:sz w:val="18"/>
-                <w:szCs w:val="18"/>
-                <w:vertAlign w:val="baseline"/>
-              </w:rPr>
-            </w:pPr>
-            <w:r>
-              <w:rPr>
-                <w:rFonts w:ascii="Cambria" w:cs="Cambria" w:eastAsia="Cambria" w:hAnsi="Cambria"/>
-                <w:sz w:val="18"/>
-                <w:szCs w:val="18"/>
-                <w:vertAlign w:val="baseline"/>
-                <w:rtl w:val="0"/>
-              </w:rPr>
-              <w:t xml:space="preserve">Ator</w:t>
-            </w:r>
-          </w:p>
-        </w:tc>
-        <w:tc>
-          <w:tcPr>
-            <w:vAlign w:val="top"/>
-          </w:tcPr>
-          <w:p>
-            <w:pPr>
-              <w:rPr>
-                <w:rFonts w:ascii="Cambria" w:cs="Cambria" w:eastAsia="Cambria" w:hAnsi="Cambria"/>
-                <w:sz w:val="18"/>
-                <w:szCs w:val="18"/>
-                <w:vertAlign w:val="baseline"/>
-              </w:rPr>
-            </w:pPr>
-            <w:r>
-              <w:rPr>
-                <w:rFonts w:ascii="Cambria" w:cs="Cambria" w:eastAsia="Cambria" w:hAnsi="Cambria"/>
-                <w:sz w:val="18"/>
-                <w:szCs w:val="18"/>
-                <w:rtl w:val="0"/>
-              </w:rPr>
-              <w:t xml:space="preserve">Escola</w:t>
-            </w:r>
-            <w:r>
-              <w:rPr>
-                <w:rtl w:val="0"/>
-              </w:rPr>
-            </w:r>
-          </w:p>
-        </w:tc>
-      </w:tr>
-      <w:tr>
-        <w:trPr>
-          <w:cantSplit w:val="0"/>
-          <w:trHeight w:val="457.67919921875006" w:hRule="atLeast"/>
-          <w:tblHeader w:val="0"/>
-        </w:trPr>
-        <w:tc>
-          <w:tcPr>
-            <w:vAlign w:val="top"/>
-          </w:tcPr>
-          <w:p>
-            <w:pPr>
-              <w:rPr>
-                <w:rFonts w:ascii="Cambria" w:cs="Cambria" w:eastAsia="Cambria" w:hAnsi="Cambria"/>
-                <w:sz w:val="18"/>
-                <w:szCs w:val="18"/>
-                <w:vertAlign w:val="baseline"/>
-              </w:rPr>
-            </w:pPr>
-            <w:r>
-              <w:rPr>
-                <w:rFonts w:ascii="Cambria" w:cs="Cambria" w:eastAsia="Cambria" w:hAnsi="Cambria"/>
-                <w:sz w:val="18"/>
-                <w:szCs w:val="18"/>
-                <w:vertAlign w:val="baseline"/>
-                <w:rtl w:val="0"/>
-              </w:rPr>
-              <w:t xml:space="preserve">Pré-condições</w:t>
-            </w:r>
-          </w:p>
-        </w:tc>
-        <w:tc>
-          <w:tcPr>
-            <w:vAlign w:val="top"/>
-          </w:tcPr>
-          <w:p>
-            <w:pPr>
-              <w:rPr>
-                <w:rFonts w:ascii="Cambria" w:cs="Cambria" w:eastAsia="Cambria" w:hAnsi="Cambria"/>
-                <w:sz w:val="18"/>
-                <w:szCs w:val="18"/>
-                <w:vertAlign w:val="baseline"/>
-              </w:rPr>
-            </w:pPr>
-            <w:r>
-              <w:rPr>
-                <w:rFonts w:ascii="Cambria" w:cs="Cambria" w:eastAsia="Cambria" w:hAnsi="Cambria"/>
-                <w:sz w:val="18"/>
-                <w:szCs w:val="18"/>
-                <w:vertAlign w:val="baseline"/>
-                <w:rtl w:val="0"/>
-              </w:rPr>
-              <w:t xml:space="preserve"> </w:t>
-            </w:r>
-            <w:r>
-              <w:rPr>
-                <w:rFonts w:ascii="Cambria" w:cs="Cambria" w:eastAsia="Cambria" w:hAnsi="Cambria"/>
-                <w:sz w:val="18"/>
-                <w:szCs w:val="18"/>
-                <w:rtl w:val="0"/>
-              </w:rPr>
-              <w:t xml:space="preserve">A escola deve estar logada.</w:t>
-            </w:r>
-            <w:r>
-              <w:rPr>
-                <w:rtl w:val="0"/>
-              </w:rPr>
-            </w:r>
-          </w:p>
-        </w:tc>
-      </w:tr>
-      <w:tr>
-        <w:trPr>
-          <w:cantSplit w:val="0"/>
-          <w:tblHeader w:val="0"/>
-        </w:trPr>
-        <w:tc>
-          <w:tcPr>
-            <w:gridSpan w:val="2"/>
-            <w:vAlign w:val="top"/>
-          </w:tcPr>
-          <w:p>
-            <w:pPr>
-              <w:rPr>
-                <w:rFonts w:ascii="Cambria" w:cs="Cambria" w:eastAsia="Cambria" w:hAnsi="Cambria"/>
-                <w:sz w:val="18"/>
-                <w:szCs w:val="18"/>
-                <w:vertAlign w:val="baseline"/>
-              </w:rPr>
-            </w:pPr>
-            <w:r>
-              <w:rPr>
-                <w:rFonts w:ascii="Cambria" w:cs="Cambria" w:eastAsia="Cambria" w:hAnsi="Cambria"/>
-                <w:sz w:val="18"/>
-                <w:szCs w:val="18"/>
-                <w:vertAlign w:val="baseline"/>
-                <w:rtl w:val="0"/>
-              </w:rPr>
-              <w:t xml:space="preserve">Cenário Principal</w:t>
-            </w:r>
-          </w:p>
-          <w:p>
-            <w:pPr>
-              <w:rPr>
-                <w:rFonts w:ascii="Cambria" w:cs="Cambria" w:eastAsia="Cambria" w:hAnsi="Cambria"/>
-                <w:sz w:val="18"/>
-                <w:szCs w:val="18"/>
-              </w:rPr>
-            </w:pPr>
-            <w:r>
-              <w:rPr>
-                <w:rFonts w:ascii="Cambria" w:cs="Cambria" w:eastAsia="Cambria" w:hAnsi="Cambria"/>
-                <w:sz w:val="18"/>
-                <w:szCs w:val="18"/>
-                <w:rtl w:val="0"/>
-              </w:rPr>
-              <w:t xml:space="preserve">Na aba “Turmas”, o sistema exibe as turmas da escola com nome, descrição, professor e especialidade.</w:t>
-            </w:r>
-          </w:p>
-        </w:tc>
-      </w:tr>
-      <w:tr>
-        <w:trPr>
-          <w:cantSplit w:val="0"/>
-          <w:tblHeader w:val="0"/>
-        </w:trPr>
-        <w:tc>
-          <w:tcPr>
-            <w:gridSpan w:val="2"/>
-            <w:vAlign w:val="top"/>
-          </w:tcPr>
-          <w:p>
-            <w:pPr>
-              <w:rPr>
-                <w:rFonts w:ascii="Cambria" w:cs="Cambria" w:eastAsia="Cambria" w:hAnsi="Cambria"/>
-                <w:sz w:val="18"/>
-                <w:szCs w:val="18"/>
-                <w:u w:val="single"/>
-                <w:vertAlign w:val="baseline"/>
-              </w:rPr>
-            </w:pPr>
-            <w:r>
-              <w:rPr>
-                <w:rFonts w:ascii="Cambria" w:cs="Cambria" w:eastAsia="Cambria" w:hAnsi="Cambria"/>
-                <w:sz w:val="18"/>
-                <w:szCs w:val="18"/>
-                <w:vertAlign w:val="baseline"/>
-                <w:rtl w:val="0"/>
-              </w:rPr>
-              <w:t xml:space="preserve">Fluxo Alternativo</w:t>
-            </w:r>
-            <w:r>
-              <w:rPr>
-                <w:rtl w:val="0"/>
-              </w:rPr>
-            </w:r>
-          </w:p>
-          <w:p>
-            <w:pPr>
-              <w:spacing w:line="240" w:lineRule="auto"/>
-              <w:ind w:left="0" w:firstLine="0"/>
-              <w:rPr>
-                <w:rFonts w:ascii="Cambria" w:cs="Cambria" w:eastAsia="Cambria" w:hAnsi="Cambria"/>
-                <w:sz w:val="18"/>
-                <w:szCs w:val="18"/>
-                <w:vertAlign w:val="baseline"/>
-              </w:rPr>
-            </w:pPr>
-            <w:r>
-              <w:rPr>
-                <w:rFonts w:ascii="Cambria" w:cs="Cambria" w:eastAsia="Cambria" w:hAnsi="Cambria"/>
-                <w:sz w:val="18"/>
-                <w:szCs w:val="18"/>
-                <w:rtl w:val="0"/>
-              </w:rPr>
-              <w:t xml:space="preserve">Se não houver turmas, o sistema exibe uma mensagem indicando ausência de dados.</w:t>
-            </w:r>
-            <w:r>
-              <w:rPr>
-                <w:rtl w:val="0"/>
-              </w:rPr>
-            </w:r>
-          </w:p>
-        </w:tc>
-      </w:tr>
-    </w:tbl>
-    <w:p>
-      <w:pPr>
-        <w:rPr>
-          <w:rFonts w:ascii="Cambria" w:cs="Cambria" w:eastAsia="Cambria" w:hAnsi="Cambria"/>
-          <w:sz w:val="18"/>
-          <w:szCs w:val="18"/>
-          <w:vertAlign w:val="baseline"/>
-        </w:rPr>
-      </w:pPr>
-      <w:r>
-        <w:rPr>
-          <w:rtl w:val="0"/>
-        </w:rPr>
-      </w:r>
-    </w:p>
-    <w:p>
-      <w:pPr>
-        <w:rPr>
-          <w:rFonts w:ascii="Cambria" w:cs="Cambria" w:eastAsia="Cambria" w:hAnsi="Cambria"/>
-          <w:vertAlign w:val="baseline"/>
-        </w:rPr>
-      </w:pPr>
-      <w:r>
-        <w:rPr>
-          <w:rFonts w:ascii="Cambria" w:cs="Cambria" w:eastAsia="Cambria" w:hAnsi="Cambria"/>
-          <w:b w:val="1"/>
-          <w:bCs w:val="1"/>
-          <w:vertAlign w:val="baseline"/>
-          <w:rtl w:val="0"/>
-        </w:rPr>
-        <w:t xml:space="preserve">CSU07 –</w:t>
-      </w:r>
-      <w:r>
-        <w:rPr>
-          <w:rFonts w:ascii="Cambria" w:cs="Cambria" w:eastAsia="Cambria" w:hAnsi="Cambria"/>
-          <w:b w:val="1"/>
-          <w:bCs w:val="1"/>
-          <w:rtl w:val="0"/>
-        </w:rPr>
-        <w:t xml:space="preserve">Acesso ao ambiente do aluno</w:t>
-      </w:r>
-      <w:r>
-        <w:rPr>
-          <w:rtl w:val="0"/>
-        </w:rPr>
-      </w:r>
-    </w:p>
-    <w:tbl>
-      <w:tblPr>
-        <w:tblStyle w:val="Table8"/>
-        <w:tblW w:w="8610.0" w:type="dxa"/>
-        <w:jc w:val="left"/>
-        <w:tblInd w:w="-63.00000000000001" w:type="dxa"/>
-        <w:tblBorders>
-          <w:top w:color="000000" w:space="0" w:sz="4" w:val="single"/>
-          <w:left w:color="000000" w:space="0" w:sz="4" w:val="single"/>
-          <w:bottom w:color="000000" w:space="0" w:sz="4" w:val="single"/>
-          <w:right w:color="000000" w:space="0" w:sz="4" w:val="single"/>
-          <w:insideH w:color="000000" w:space="0" w:sz="4" w:val="single"/>
-          <w:insideV w:color="000000" w:space="0" w:sz="4" w:val="single"/>
-        </w:tblBorders>
-        <w:tblLayout w:type="fixed"/>
-        <w:tblLook w:val="0000"/>
-      </w:tblPr>
-      <w:tblGrid>
-        <w:gridCol w:w="3045"/>
-        <w:gridCol w:w="5565"/>
-        <w:tblGridChange w:id="0">
-          <w:tblGrid>
-            <w:gridCol w:w="3045"/>
-            <w:gridCol w:w="5565"/>
-          </w:tblGrid>
-        </w:tblGridChange>
-      </w:tblGrid>
-      <w:tr>
-        <w:trPr>
-          <w:cantSplit w:val="0"/>
-          <w:tblHeader w:val="0"/>
-        </w:trPr>
-        <w:tc>
-          <w:tcPr>
-            <w:vAlign w:val="top"/>
-          </w:tcPr>
-          <w:p>
-            <w:pPr>
-              <w:rPr>
-                <w:rFonts w:ascii="Cambria" w:cs="Cambria" w:eastAsia="Cambria" w:hAnsi="Cambria"/>
-                <w:sz w:val="18"/>
-                <w:szCs w:val="18"/>
-                <w:vertAlign w:val="baseline"/>
-              </w:rPr>
-            </w:pPr>
-            <w:r>
-              <w:rPr>
-                <w:rFonts w:ascii="Cambria" w:cs="Cambria" w:eastAsia="Cambria" w:hAnsi="Cambria"/>
-                <w:b w:val="1"/>
-                <w:bCs w:val="1"/>
-                <w:sz w:val="18"/>
-                <w:szCs w:val="18"/>
-                <w:vertAlign w:val="baseline"/>
-                <w:rtl w:val="0"/>
-              </w:rPr>
-              <w:t xml:space="preserve">Caso de Uso  7</w:t>
-            </w:r>
-            <w:r>
-              <w:rPr>
-                <w:rtl w:val="0"/>
-              </w:rPr>
-            </w:r>
-          </w:p>
-        </w:tc>
-        <w:tc>
-          <w:tcPr>
-            <w:vAlign w:val="top"/>
-          </w:tcPr>
-          <w:p>
-            <w:pPr>
-              <w:rPr>
-                <w:rFonts w:ascii="Cambria" w:cs="Cambria" w:eastAsia="Cambria" w:hAnsi="Cambria"/>
-                <w:b w:val="1"/>
-                <w:bCs w:val="1"/>
-                <w:sz w:val="18"/>
-                <w:szCs w:val="18"/>
-                <w:vertAlign w:val="baseline"/>
-              </w:rPr>
-            </w:pPr>
-            <w:r>
-              <w:rPr>
-                <w:rFonts w:ascii="Cambria" w:cs="Cambria" w:eastAsia="Cambria" w:hAnsi="Cambria"/>
-                <w:b w:val="1"/>
-                <w:bCs w:val="1"/>
-                <w:sz w:val="18"/>
-                <w:szCs w:val="18"/>
-                <w:rtl w:val="0"/>
-              </w:rPr>
-              <w:t xml:space="preserve">Acesso ao ambiente do aluno</w:t>
-            </w:r>
-            <w:r>
-              <w:rPr>
-                <w:rtl w:val="0"/>
-              </w:rPr>
-            </w:r>
-          </w:p>
-        </w:tc>
-      </w:tr>
-      <w:tr>
-        <w:trPr>
-          <w:cantSplit w:val="0"/>
-          <w:tblHeader w:val="0"/>
-        </w:trPr>
-        <w:tc>
-          <w:tcPr>
-            <w:vAlign w:val="top"/>
-          </w:tcPr>
-          <w:p>
-            <w:pPr>
-              <w:rPr>
-                <w:rFonts w:ascii="Cambria" w:cs="Cambria" w:eastAsia="Cambria" w:hAnsi="Cambria"/>
-                <w:sz w:val="18"/>
-                <w:szCs w:val="18"/>
-                <w:vertAlign w:val="baseline"/>
-              </w:rPr>
-            </w:pPr>
-            <w:r>
-              <w:rPr>
-                <w:rFonts w:ascii="Cambria" w:cs="Cambria" w:eastAsia="Cambria" w:hAnsi="Cambria"/>
-                <w:sz w:val="18"/>
-                <w:szCs w:val="18"/>
-                <w:vertAlign w:val="baseline"/>
-                <w:rtl w:val="0"/>
-              </w:rPr>
-              <w:t xml:space="preserve">Objetivo</w:t>
-            </w:r>
-          </w:p>
-        </w:tc>
-        <w:tc>
-          <w:tcPr>
-            <w:vAlign w:val="top"/>
-          </w:tcPr>
-          <w:p>
-            <w:pPr>
-              <w:rPr>
-                <w:rFonts w:ascii="Cambria" w:cs="Cambria" w:eastAsia="Cambria" w:hAnsi="Cambria"/>
-                <w:sz w:val="18"/>
-                <w:szCs w:val="18"/>
-                <w:vertAlign w:val="baseline"/>
-              </w:rPr>
-            </w:pPr>
-            <w:r>
-              <w:rPr>
-                <w:rFonts w:ascii="Cambria" w:cs="Cambria" w:eastAsia="Cambria" w:hAnsi="Cambria"/>
-                <w:sz w:val="18"/>
-                <w:szCs w:val="18"/>
-                <w:rtl w:val="0"/>
-              </w:rPr>
-              <w:t xml:space="preserve">Permitir que o aluno visualize as turmas que participa.</w:t>
-            </w:r>
-            <w:r>
-              <w:rPr>
-                <w:rtl w:val="0"/>
-              </w:rPr>
-            </w:r>
-          </w:p>
-        </w:tc>
-      </w:tr>
-      <w:tr>
-        <w:trPr>
-          <w:cantSplit w:val="0"/>
-          <w:tblHeader w:val="0"/>
-        </w:trPr>
-        <w:tc>
-          <w:tcPr>
-            <w:vAlign w:val="top"/>
-          </w:tcPr>
-          <w:p>
-            <w:pPr>
-              <w:rPr>
-                <w:rFonts w:ascii="Cambria" w:cs="Cambria" w:eastAsia="Cambria" w:hAnsi="Cambria"/>
-                <w:sz w:val="18"/>
-                <w:szCs w:val="18"/>
-                <w:vertAlign w:val="baseline"/>
-              </w:rPr>
-            </w:pPr>
-            <w:r>
-              <w:rPr>
-                <w:rFonts w:ascii="Cambria" w:cs="Cambria" w:eastAsia="Cambria" w:hAnsi="Cambria"/>
-                <w:sz w:val="18"/>
-                <w:szCs w:val="18"/>
-                <w:vertAlign w:val="baseline"/>
-                <w:rtl w:val="0"/>
-              </w:rPr>
-              <w:t xml:space="preserve">Ator</w:t>
-            </w:r>
-          </w:p>
-        </w:tc>
-        <w:tc>
-          <w:tcPr>
-            <w:vAlign w:val="top"/>
-          </w:tcPr>
-          <w:p>
-            <w:pPr>
-              <w:rPr>
-                <w:rFonts w:ascii="Cambria" w:cs="Cambria" w:eastAsia="Cambria" w:hAnsi="Cambria"/>
-                <w:sz w:val="18"/>
-                <w:szCs w:val="18"/>
-                <w:vertAlign w:val="baseline"/>
-              </w:rPr>
-            </w:pPr>
-            <w:r>
-              <w:rPr>
-                <w:rFonts w:ascii="Cambria" w:cs="Cambria" w:eastAsia="Cambria" w:hAnsi="Cambria"/>
-                <w:sz w:val="18"/>
-                <w:szCs w:val="18"/>
-                <w:rtl w:val="0"/>
-              </w:rPr>
-              <w:t xml:space="preserve">Aluno</w:t>
-            </w:r>
-            <w:r>
-              <w:rPr>
-                <w:rtl w:val="0"/>
-              </w:rPr>
-            </w:r>
-          </w:p>
-        </w:tc>
-      </w:tr>
-      <w:tr>
-        <w:trPr>
-          <w:cantSplit w:val="0"/>
-          <w:tblHeader w:val="0"/>
-        </w:trPr>
-        <w:tc>
-          <w:tcPr>
-            <w:vAlign w:val="top"/>
-          </w:tcPr>
-          <w:p>
-            <w:pPr>
-              <w:rPr>
-                <w:rFonts w:ascii="Cambria" w:cs="Cambria" w:eastAsia="Cambria" w:hAnsi="Cambria"/>
-                <w:sz w:val="18"/>
-                <w:szCs w:val="18"/>
-                <w:vertAlign w:val="baseline"/>
-              </w:rPr>
-            </w:pPr>
-            <w:r>
-              <w:rPr>
-                <w:rFonts w:ascii="Cambria" w:cs="Cambria" w:eastAsia="Cambria" w:hAnsi="Cambria"/>
-                <w:sz w:val="18"/>
-                <w:szCs w:val="18"/>
-                <w:vertAlign w:val="baseline"/>
-                <w:rtl w:val="0"/>
-              </w:rPr>
-              <w:t xml:space="preserve">Pré-condições</w:t>
-            </w:r>
-          </w:p>
-        </w:tc>
-        <w:tc>
-          <w:tcPr>
-            <w:vAlign w:val="top"/>
-          </w:tcPr>
-          <w:p>
-            <w:pPr>
-              <w:rPr>
-                <w:rFonts w:ascii="Cambria" w:cs="Cambria" w:eastAsia="Cambria" w:hAnsi="Cambria"/>
-                <w:sz w:val="18"/>
-                <w:szCs w:val="18"/>
-                <w:vertAlign w:val="baseline"/>
-              </w:rPr>
-            </w:pPr>
-            <w:r>
-              <w:rPr>
-                <w:rFonts w:ascii="Cambria" w:cs="Cambria" w:eastAsia="Cambria" w:hAnsi="Cambria"/>
-                <w:sz w:val="18"/>
-                <w:szCs w:val="18"/>
-                <w:vertAlign w:val="baseline"/>
-                <w:rtl w:val="0"/>
-              </w:rPr>
-              <w:t xml:space="preserve"> O aluno deve estar logado.</w:t>
-            </w:r>
-          </w:p>
-        </w:tc>
-      </w:tr>
-      <w:tr>
-        <w:trPr>
-          <w:cantSplit w:val="0"/>
-          <w:tblHeader w:val="0"/>
-        </w:trPr>
-        <w:tc>
-          <w:tcPr>
-            <w:gridSpan w:val="2"/>
-            <w:vAlign w:val="top"/>
-          </w:tcPr>
-          <w:p>
-            <w:pPr>
-              <w:rPr>
-                <w:rFonts w:ascii="Cambria" w:cs="Cambria" w:eastAsia="Cambria" w:hAnsi="Cambria"/>
-                <w:sz w:val="18"/>
-                <w:szCs w:val="18"/>
-                <w:vertAlign w:val="baseline"/>
-              </w:rPr>
-            </w:pPr>
-            <w:r>
-              <w:rPr>
-                <w:rFonts w:ascii="Cambria" w:cs="Cambria" w:eastAsia="Cambria" w:hAnsi="Cambria"/>
-                <w:sz w:val="18"/>
-                <w:szCs w:val="18"/>
-                <w:vertAlign w:val="baseline"/>
-                <w:rtl w:val="0"/>
-              </w:rPr>
-              <w:t xml:space="preserve">Cenário Principal</w:t>
-            </w:r>
-          </w:p>
-          <w:p>
-            <w:pPr>
-              <w:spacing w:line="240" w:lineRule="auto"/>
-              <w:ind w:left="0" w:firstLine="0"/>
-              <w:rPr>
-                <w:rFonts w:ascii="Cambria" w:cs="Cambria" w:eastAsia="Cambria" w:hAnsi="Cambria"/>
-                <w:sz w:val="18"/>
-                <w:szCs w:val="18"/>
-                <w:vertAlign w:val="baseline"/>
-              </w:rPr>
-            </w:pPr>
-            <w:r>
-              <w:rPr>
-                <w:rFonts w:ascii="Cambria" w:cs="Cambria" w:eastAsia="Cambria" w:hAnsi="Cambria"/>
-                <w:sz w:val="18"/>
-                <w:szCs w:val="18"/>
-                <w:rtl w:val="0"/>
-              </w:rPr>
-              <w:t xml:space="preserve">O sistema exibe os cards das turmas com botão “Acessar”. Cada card mostra o nome da turma, descrição e especialidade.</w:t>
-            </w:r>
-            <w:r>
-              <w:rPr>
-                <w:rtl w:val="0"/>
-              </w:rPr>
-            </w:r>
-          </w:p>
-        </w:tc>
-      </w:tr>
-      <w:tr>
-        <w:trPr>
-          <w:cantSplit w:val="0"/>
-          <w:tblHeader w:val="0"/>
-        </w:trPr>
-        <w:tc>
-          <w:tcPr>
-            <w:gridSpan w:val="2"/>
-            <w:vAlign w:val="top"/>
-          </w:tcPr>
-          <w:p>
-            <w:pPr>
-              <w:rPr>
-                <w:rFonts w:ascii="Cambria" w:cs="Cambria" w:eastAsia="Cambria" w:hAnsi="Cambria"/>
-                <w:sz w:val="18"/>
-                <w:szCs w:val="18"/>
-                <w:u w:val="single"/>
-                <w:vertAlign w:val="baseline"/>
-              </w:rPr>
-            </w:pPr>
-            <w:r>
-              <w:rPr>
-                <w:rFonts w:ascii="Cambria" w:cs="Cambria" w:eastAsia="Cambria" w:hAnsi="Cambria"/>
-                <w:sz w:val="18"/>
-                <w:szCs w:val="18"/>
-                <w:vertAlign w:val="baseline"/>
-                <w:rtl w:val="0"/>
-              </w:rPr>
-              <w:t xml:space="preserve">Fluxo Alternativo</w:t>
-            </w:r>
-            <w:r>
-              <w:rPr>
-                <w:rtl w:val="0"/>
-              </w:rPr>
-            </w:r>
-          </w:p>
-          <w:p>
-            <w:pPr>
-              <w:spacing w:line="240" w:lineRule="auto"/>
-              <w:ind w:left="0" w:firstLine="0"/>
-              <w:rPr>
-                <w:rFonts w:ascii="Cambria" w:cs="Cambria" w:eastAsia="Cambria" w:hAnsi="Cambria"/>
-                <w:sz w:val="18"/>
-                <w:szCs w:val="18"/>
-                <w:vertAlign w:val="baseline"/>
-              </w:rPr>
-            </w:pPr>
-            <w:r>
-              <w:rPr>
-                <w:rFonts w:ascii="Cambria" w:cs="Cambria" w:eastAsia="Cambria" w:hAnsi="Cambria"/>
-                <w:sz w:val="18"/>
-                <w:szCs w:val="18"/>
-                <w:rtl w:val="0"/>
-              </w:rPr>
-              <w:t xml:space="preserve">Caso o aluno não esteja em nenhuma turma, o sistema exibe uma mensagem apropriada.</w:t>
-            </w:r>
-            <w:r>
-              <w:rPr>
-                <w:rtl w:val="0"/>
-              </w:rPr>
-            </w:r>
-          </w:p>
-        </w:tc>
-      </w:tr>
-    </w:tbl>
-    <w:p>
-      <w:pPr>
-        <w:rPr>
-          <w:rFonts w:ascii="Cambria" w:cs="Cambria" w:eastAsia="Cambria" w:hAnsi="Cambria"/>
-          <w:sz w:val="18"/>
-          <w:szCs w:val="18"/>
-          <w:vertAlign w:val="baseline"/>
-        </w:rPr>
-      </w:pPr>
-      <w:r>
-        <w:rPr>
-          <w:rtl w:val="0"/>
-        </w:rPr>
-      </w:r>
-    </w:p>
-    <w:p>
-      <w:pPr>
-        <w:rPr>
-          <w:rFonts w:ascii="Cambria" w:cs="Cambria" w:eastAsia="Cambria" w:hAnsi="Cambria"/>
-          <w:vertAlign w:val="baseline"/>
-        </w:rPr>
-      </w:pPr>
-      <w:r>
-        <w:rPr>
-          <w:rFonts w:ascii="Cambria" w:cs="Cambria" w:eastAsia="Cambria" w:hAnsi="Cambria"/>
-          <w:b w:val="1"/>
-          <w:bCs w:val="1"/>
-          <w:vertAlign w:val="baseline"/>
-          <w:rtl w:val="0"/>
-        </w:rPr>
-        <w:t xml:space="preserve">CSU08 – </w:t>
-      </w:r>
-      <w:r>
-        <w:rPr>
-          <w:rFonts w:ascii="Cambria" w:cs="Cambria" w:eastAsia="Cambria" w:hAnsi="Cambria"/>
-          <w:b w:val="1"/>
-          <w:bCs w:val="1"/>
-          <w:rtl w:val="0"/>
-        </w:rPr>
-        <w:t xml:space="preserve">Visualizar turma</w:t>
-      </w:r>
-      <w:r>
-        <w:rPr>
-          <w:rtl w:val="0"/>
-        </w:rPr>
-      </w:r>
-    </w:p>
-    <w:tbl>
-      <w:tblPr>
-        <w:tblStyle w:val="Table9"/>
-        <w:tblW w:w="8644.0" w:type="dxa"/>
-        <w:jc w:val="left"/>
-        <w:tblInd w:w="-108.0" w:type="dxa"/>
-        <w:tblBorders>
-          <w:top w:color="000000" w:space="0" w:sz="4" w:val="single"/>
-          <w:left w:color="000000" w:space="0" w:sz="4" w:val="single"/>
-          <w:bottom w:color="000000" w:space="0" w:sz="4" w:val="single"/>
-          <w:right w:color="000000" w:space="0" w:sz="4" w:val="single"/>
-          <w:insideH w:color="000000" w:space="0" w:sz="4" w:val="single"/>
-          <w:insideV w:color="000000" w:space="0" w:sz="4" w:val="single"/>
-        </w:tblBorders>
-        <w:tblLayout w:type="fixed"/>
-        <w:tblLook w:val="0000"/>
-      </w:tblPr>
-      <w:tblGrid>
-        <w:gridCol w:w="3085"/>
-        <w:gridCol w:w="5559"/>
-        <w:tblGridChange w:id="0">
-          <w:tblGrid>
-            <w:gridCol w:w="3085"/>
-            <w:gridCol w:w="5559"/>
-          </w:tblGrid>
-        </w:tblGridChange>
-      </w:tblGrid>
-      <w:tr>
-        <w:trPr>
-          <w:cantSplit w:val="0"/>
-          <w:tblHeader w:val="0"/>
-        </w:trPr>
-        <w:tc>
-          <w:tcPr>
-            <w:vAlign w:val="top"/>
-          </w:tcPr>
-          <w:p>
-            <w:pPr>
-              <w:rPr>
-                <w:rFonts w:ascii="Cambria" w:cs="Cambria" w:eastAsia="Cambria" w:hAnsi="Cambria"/>
-                <w:sz w:val="18"/>
-                <w:szCs w:val="18"/>
-                <w:vertAlign w:val="baseline"/>
-              </w:rPr>
-            </w:pPr>
-            <w:r>
-              <w:rPr>
-                <w:rFonts w:ascii="Cambria" w:cs="Cambria" w:eastAsia="Cambria" w:hAnsi="Cambria"/>
-                <w:b w:val="1"/>
-                <w:bCs w:val="1"/>
-                <w:sz w:val="18"/>
-                <w:szCs w:val="18"/>
-                <w:vertAlign w:val="baseline"/>
-                <w:rtl w:val="0"/>
-              </w:rPr>
-              <w:t xml:space="preserve">Caso de Uso  8</w:t>
-            </w:r>
-            <w:r>
-              <w:rPr>
-                <w:rtl w:val="0"/>
-              </w:rPr>
-            </w:r>
-          </w:p>
-        </w:tc>
-        <w:tc>
-          <w:tcPr>
-            <w:vAlign w:val="top"/>
-          </w:tcPr>
-          <w:p>
-            <w:pPr>
-              <w:rPr>
-                <w:rFonts w:ascii="Cambria" w:cs="Cambria" w:eastAsia="Cambria" w:hAnsi="Cambria"/>
-                <w:sz w:val="18"/>
-                <w:szCs w:val="18"/>
-                <w:vertAlign w:val="baseline"/>
-              </w:rPr>
-            </w:pPr>
-            <w:r>
-              <w:rPr>
-                <w:rFonts w:ascii="Cambria" w:cs="Cambria" w:eastAsia="Cambria" w:hAnsi="Cambria"/>
-                <w:b w:val="1"/>
-                <w:bCs w:val="1"/>
-                <w:sz w:val="18"/>
-                <w:szCs w:val="18"/>
-                <w:rtl w:val="0"/>
-              </w:rPr>
-              <w:t xml:space="preserve">Visualizar turma</w:t>
-            </w:r>
-            <w:r>
-              <w:rPr>
-                <w:rtl w:val="0"/>
-              </w:rPr>
-            </w:r>
-          </w:p>
-        </w:tc>
-      </w:tr>
-      <w:tr>
-        <w:trPr>
-          <w:cantSplit w:val="0"/>
-          <w:tblHeader w:val="0"/>
-        </w:trPr>
-        <w:tc>
-          <w:tcPr>
-            <w:vAlign w:val="top"/>
-          </w:tcPr>
-          <w:p>
-            <w:pPr>
-              <w:rPr>
-                <w:rFonts w:ascii="Cambria" w:cs="Cambria" w:eastAsia="Cambria" w:hAnsi="Cambria"/>
-                <w:sz w:val="18"/>
-                <w:szCs w:val="18"/>
-                <w:vertAlign w:val="baseline"/>
-              </w:rPr>
-            </w:pPr>
-            <w:r>
-              <w:rPr>
-                <w:rFonts w:ascii="Cambria" w:cs="Cambria" w:eastAsia="Cambria" w:hAnsi="Cambria"/>
-                <w:sz w:val="18"/>
-                <w:szCs w:val="18"/>
-                <w:vertAlign w:val="baseline"/>
-                <w:rtl w:val="0"/>
-              </w:rPr>
-              <w:t xml:space="preserve">Objetivo</w:t>
-            </w:r>
-          </w:p>
-        </w:tc>
-        <w:tc>
-          <w:tcPr>
-            <w:vAlign w:val="top"/>
-          </w:tcPr>
-          <w:p>
-            <w:pPr>
-              <w:rPr>
-                <w:rFonts w:ascii="Cambria" w:cs="Cambria" w:eastAsia="Cambria" w:hAnsi="Cambria"/>
-                <w:sz w:val="18"/>
-                <w:szCs w:val="18"/>
-                <w:vertAlign w:val="baseline"/>
-              </w:rPr>
-            </w:pPr>
-            <w:r>
-              <w:rPr>
-                <w:rFonts w:ascii="Cambria" w:cs="Cambria" w:eastAsia="Cambria" w:hAnsi="Cambria"/>
-                <w:sz w:val="18"/>
-                <w:szCs w:val="18"/>
-                <w:rtl w:val="0"/>
-              </w:rPr>
-              <w:t xml:space="preserve">Permitir que o aluno acesse uma turma específica e veja seu conteúdo.</w:t>
-            </w:r>
-            <w:r>
-              <w:rPr>
-                <w:rtl w:val="0"/>
-              </w:rPr>
-            </w:r>
-          </w:p>
-        </w:tc>
-      </w:tr>
-      <w:tr>
-        <w:trPr>
-          <w:cantSplit w:val="0"/>
-          <w:tblHeader w:val="0"/>
-        </w:trPr>
-        <w:tc>
-          <w:tcPr>
-            <w:vAlign w:val="top"/>
-          </w:tcPr>
-          <w:p>
-            <w:pPr>
-              <w:rPr>
-                <w:rFonts w:ascii="Cambria" w:cs="Cambria" w:eastAsia="Cambria" w:hAnsi="Cambria"/>
-                <w:sz w:val="18"/>
-                <w:szCs w:val="18"/>
-                <w:vertAlign w:val="baseline"/>
-              </w:rPr>
-            </w:pPr>
-            <w:r>
-              <w:rPr>
-                <w:rFonts w:ascii="Cambria" w:cs="Cambria" w:eastAsia="Cambria" w:hAnsi="Cambria"/>
-                <w:sz w:val="18"/>
-                <w:szCs w:val="18"/>
-                <w:vertAlign w:val="baseline"/>
-                <w:rtl w:val="0"/>
-              </w:rPr>
-              <w:t xml:space="preserve">Ator</w:t>
-            </w:r>
-          </w:p>
-        </w:tc>
-        <w:tc>
-          <w:tcPr>
-            <w:vAlign w:val="top"/>
-          </w:tcPr>
-          <w:p>
-            <w:pPr>
-              <w:rPr>
-                <w:rFonts w:ascii="Cambria" w:cs="Cambria" w:eastAsia="Cambria" w:hAnsi="Cambria"/>
-                <w:sz w:val="18"/>
-                <w:szCs w:val="18"/>
-                <w:vertAlign w:val="baseline"/>
-              </w:rPr>
-            </w:pPr>
-            <w:r>
-              <w:rPr>
-                <w:rFonts w:ascii="Cambria" w:cs="Cambria" w:eastAsia="Cambria" w:hAnsi="Cambria"/>
-                <w:sz w:val="18"/>
-                <w:szCs w:val="18"/>
-                <w:rtl w:val="0"/>
-              </w:rPr>
-              <w:t xml:space="preserve">Aluno</w:t>
-            </w:r>
-            <w:r>
-              <w:rPr>
-                <w:rFonts w:ascii="Cambria" w:cs="Cambria" w:eastAsia="Cambria" w:hAnsi="Cambria"/>
-                <w:sz w:val="18"/>
-                <w:szCs w:val="18"/>
-                <w:vertAlign w:val="baseline"/>
-                <w:rtl w:val="0"/>
-              </w:rPr>
-              <w:t xml:space="preserve"> </w:t>
-            </w:r>
-          </w:p>
-        </w:tc>
-      </w:tr>
-      <w:tr>
-        <w:trPr>
-          <w:cantSplit w:val="0"/>
-          <w:tblHeader w:val="0"/>
-        </w:trPr>
-        <w:tc>
-          <w:tcPr>
-            <w:vAlign w:val="top"/>
-          </w:tcPr>
-          <w:p>
-            <w:pPr>
-              <w:rPr>
-                <w:rFonts w:ascii="Cambria" w:cs="Cambria" w:eastAsia="Cambria" w:hAnsi="Cambria"/>
-                <w:sz w:val="18"/>
-                <w:szCs w:val="18"/>
-                <w:vertAlign w:val="baseline"/>
-              </w:rPr>
-            </w:pPr>
-            <w:r>
-              <w:rPr>
-                <w:rFonts w:ascii="Cambria" w:cs="Cambria" w:eastAsia="Cambria" w:hAnsi="Cambria"/>
-                <w:sz w:val="18"/>
-                <w:szCs w:val="18"/>
-                <w:vertAlign w:val="baseline"/>
-                <w:rtl w:val="0"/>
-              </w:rPr>
-              <w:t xml:space="preserve">Pré-condições</w:t>
-            </w:r>
-          </w:p>
-        </w:tc>
-        <w:tc>
-          <w:tcPr>
-            <w:vAlign w:val="top"/>
-          </w:tcPr>
-          <w:p>
-            <w:pPr>
-              <w:rPr>
-                <w:rFonts w:ascii="Cambria" w:cs="Cambria" w:eastAsia="Cambria" w:hAnsi="Cambria"/>
-                <w:sz w:val="18"/>
-                <w:szCs w:val="18"/>
-                <w:vertAlign w:val="baseline"/>
-              </w:rPr>
-            </w:pPr>
-            <w:r>
-              <w:rPr>
-                <w:rFonts w:ascii="Cambria" w:cs="Cambria" w:eastAsia="Cambria" w:hAnsi="Cambria"/>
-                <w:sz w:val="18"/>
-                <w:szCs w:val="18"/>
-                <w:rtl w:val="0"/>
-              </w:rPr>
-              <w:t xml:space="preserve">O aluno precisa estar logado e inscrito na turma.</w:t>
-            </w:r>
-            <w:r>
-              <w:rPr>
-                <w:rtl w:val="0"/>
-              </w:rPr>
-            </w:r>
-          </w:p>
-        </w:tc>
-      </w:tr>
-      <w:tr>
-        <w:trPr>
-          <w:cantSplit w:val="0"/>
-          <w:tblHeader w:val="0"/>
-        </w:trPr>
-        <w:tc>
-          <w:tcPr>
-            <w:gridSpan w:val="2"/>
-            <w:vAlign w:val="top"/>
-          </w:tcPr>
-          <w:p>
-            <w:pPr>
-              <w:rPr>
-                <w:rFonts w:ascii="Cambria" w:cs="Cambria" w:eastAsia="Cambria" w:hAnsi="Cambria"/>
-                <w:sz w:val="18"/>
-                <w:szCs w:val="18"/>
-                <w:vertAlign w:val="baseline"/>
-              </w:rPr>
-            </w:pPr>
-            <w:r>
-              <w:rPr>
-                <w:rFonts w:ascii="Cambria" w:cs="Cambria" w:eastAsia="Cambria" w:hAnsi="Cambria"/>
-                <w:sz w:val="18"/>
-                <w:szCs w:val="18"/>
-                <w:vertAlign w:val="baseline"/>
-                <w:rtl w:val="0"/>
-              </w:rPr>
-              <w:t xml:space="preserve">Cenário Principal</w:t>
-            </w:r>
-          </w:p>
-          <w:p>
-            <w:pPr>
-              <w:spacing w:line="240" w:lineRule="auto"/>
-              <w:ind w:left="0" w:firstLine="0"/>
-              <w:rPr>
-                <w:rFonts w:ascii="Cambria" w:cs="Cambria" w:eastAsia="Cambria" w:hAnsi="Cambria"/>
-                <w:sz w:val="18"/>
-                <w:szCs w:val="18"/>
-                <w:vertAlign w:val="baseline"/>
-              </w:rPr>
-            </w:pPr>
-            <w:r>
-              <w:rPr>
-                <w:rFonts w:ascii="Cambria" w:cs="Cambria" w:eastAsia="Cambria" w:hAnsi="Cambria"/>
-                <w:sz w:val="18"/>
-                <w:szCs w:val="18"/>
-                <w:rtl w:val="0"/>
-              </w:rPr>
-              <w:t xml:space="preserve">Ao clicar em “Acessar”, o sistema abre uma nova tela com abas “Mural” e “Pessoas”, mostrando a descrição da turma, professor e colegas.</w:t>
-            </w:r>
-            <w:r>
-              <w:rPr>
-                <w:rtl w:val="0"/>
-              </w:rPr>
-            </w:r>
-          </w:p>
-        </w:tc>
-      </w:tr>
-      <w:tr>
-        <w:trPr>
-          <w:cantSplit w:val="0"/>
-          <w:tblHeader w:val="0"/>
-        </w:trPr>
-        <w:tc>
-          <w:tcPr>
-            <w:gridSpan w:val="2"/>
-            <w:vAlign w:val="top"/>
-          </w:tcPr>
-          <w:p>
-            <w:pPr>
-              <w:rPr>
-                <w:rFonts w:ascii="Cambria" w:cs="Cambria" w:eastAsia="Cambria" w:hAnsi="Cambria"/>
-                <w:sz w:val="18"/>
-                <w:szCs w:val="18"/>
-                <w:u w:val="single"/>
-                <w:vertAlign w:val="baseline"/>
-              </w:rPr>
-            </w:pPr>
-            <w:r>
-              <w:rPr>
-                <w:rFonts w:ascii="Cambria" w:cs="Cambria" w:eastAsia="Cambria" w:hAnsi="Cambria"/>
-                <w:sz w:val="18"/>
-                <w:szCs w:val="18"/>
-                <w:vertAlign w:val="baseline"/>
-                <w:rtl w:val="0"/>
-              </w:rPr>
-              <w:t xml:space="preserve">Fluxo Alternativo</w:t>
-            </w:r>
-            <w:r>
-              <w:rPr>
-                <w:rtl w:val="0"/>
-              </w:rPr>
-            </w:r>
-          </w:p>
-          <w:p>
-            <w:pPr>
-              <w:keepNext w:val="0"/>
-              <w:keepLines w:val="0"/>
-              <w:pageBreakBefore w:val="0"/>
-              <w:widowControl w:val="1"/>
-              <w:pBdr>
-                <w:top w:space="0" w:sz="0" w:val="nil"/>
-                <w:left w:space="0" w:sz="0" w:val="nil"/>
-                <w:bottom w:space="0" w:sz="0" w:val="nil"/>
-                <w:right w:space="0" w:sz="0" w:val="nil"/>
-                <w:between w:space="0" w:sz="0" w:val="nil"/>
-              </w:pBdr>
-              <w:shd w:fill="auto" w:val="clear"/>
-              <w:spacing w:after="200" w:before="0" w:line="240" w:lineRule="auto"/>
-              <w:ind w:left="0" w:right="0" w:firstLine="0"/>
-              <w:jc w:val="left"/>
-              <w:rPr>
-                <w:rFonts w:ascii="Cambria" w:cs="Cambria" w:eastAsia="Cambria" w:hAnsi="Cambria"/>
-                <w:i w:val="0"/>
-                <w:iCs w:val="0"/>
-                <w:smallCaps w:val="0"/>
-                <w:strike w:val="0"/>
-                <w:color w:val="000000"/>
-                <w:sz w:val="18"/>
-                <w:szCs w:val="18"/>
-                <w:u w:val="none"/>
-                <w:shd w:fill="auto" w:val="clear"/>
-                <w:vertAlign w:val="baseline"/>
-              </w:rPr>
-            </w:pPr>
-            <w:r>
-              <w:rPr>
-                <w:rFonts w:ascii="Cambria" w:cs="Cambria" w:eastAsia="Cambria" w:hAnsi="Cambria"/>
-                <w:sz w:val="18"/>
-                <w:szCs w:val="18"/>
-                <w:rtl w:val="0"/>
-              </w:rPr>
-              <w:t xml:space="preserve">Se a turma não existir mais ou houver erro de carregamento, o sistema informa o aluno.</w:t>
-            </w:r>
-            <w:r>
-              <w:rPr>
-                <w:rtl w:val="0"/>
-              </w:rPr>
-            </w:r>
-          </w:p>
-        </w:tc>
-      </w:tr>
-    </w:tbl>
-    <w:p>
-      <w:pPr>
-        <w:rPr>
-          <w:rFonts w:ascii="Cambria" w:cs="Cambria" w:eastAsia="Cambria" w:hAnsi="Cambria"/>
-        </w:rPr>
-      </w:pPr>
-      <w:r>
-        <w:rPr>
-          <w:rFonts w:ascii="Cambria" w:cs="Cambria" w:eastAsia="Cambria" w:hAnsi="Cambria"/>
-          <w:b w:val="1"/>
-          <w:bCs w:val="1"/>
-          <w:rtl w:val="0"/>
-        </w:rPr>
-        <w:t xml:space="preserve">CSU09 –   Publicar material</w:t>
-      </w:r>
-      <w:r>
-        <w:rPr>
-          <w:rtl w:val="0"/>
-        </w:rPr>
-      </w:r>
-    </w:p>
-    <w:tbl>
-      <w:tblPr>
-        <w:tblStyle w:val="Table10"/>
-        <w:tblW w:w="8655.0" w:type="dxa"/>
-        <w:jc w:val="left"/>
-        <w:tblInd w:w="-108.0" w:type="dxa"/>
-        <w:tblBorders>
-          <w:top w:color="000000" w:space="0" w:sz="4" w:val="single"/>
-          <w:left w:color="000000" w:space="0" w:sz="4" w:val="single"/>
-          <w:bottom w:color="000000" w:space="0" w:sz="4" w:val="single"/>
-          <w:right w:color="000000" w:space="0" w:sz="4" w:val="single"/>
-          <w:insideH w:color="000000" w:space="0" w:sz="4" w:val="single"/>
-          <w:insideV w:color="000000" w:space="0" w:sz="4" w:val="single"/>
-        </w:tblBorders>
-        <w:tblLayout w:type="fixed"/>
-        <w:tblLook w:val="0000"/>
-      </w:tblPr>
-      <w:tblGrid>
-        <w:gridCol w:w="3105"/>
-        <w:gridCol w:w="5550"/>
-        <w:tblGridChange w:id="0">
-          <w:tblGrid>
-            <w:gridCol w:w="3105"/>
-            <w:gridCol w:w="5550"/>
-          </w:tblGrid>
-        </w:tblGridChange>
-      </w:tblGrid>
-      <w:tr>
-        <w:trPr>
-          <w:cantSplit w:val="0"/>
-          <w:tblHeader w:val="0"/>
-        </w:trPr>
-        <w:tc>
-          <w:tcPr>
-            <w:vAlign w:val="top"/>
-          </w:tcPr>
-          <w:p>
-            <w:pPr>
-              <w:rPr>
-                <w:rFonts w:ascii="Cambria" w:cs="Cambria" w:eastAsia="Cambria" w:hAnsi="Cambria"/>
-                <w:sz w:val="18"/>
-                <w:szCs w:val="18"/>
-              </w:rPr>
-            </w:pPr>
-            <w:r>
-              <w:rPr>
-                <w:rFonts w:ascii="Cambria" w:cs="Cambria" w:eastAsia="Cambria" w:hAnsi="Cambria"/>
-                <w:b w:val="1"/>
-                <w:bCs w:val="1"/>
-                <w:sz w:val="18"/>
-                <w:szCs w:val="18"/>
-                <w:rtl w:val="0"/>
-              </w:rPr>
-              <w:t xml:space="preserve">Caso de Uso  9</w:t>
-            </w:r>
-            <w:r>
-              <w:rPr>
-                <w:rtl w:val="0"/>
-              </w:rPr>
-            </w:r>
-          </w:p>
-        </w:tc>
-        <w:tc>
-          <w:tcPr>
-            <w:vAlign w:val="top"/>
-          </w:tcPr>
-          <w:p>
-            <w:pPr>
-              <w:rPr>
-                <w:rFonts w:ascii="Cambria" w:cs="Cambria" w:eastAsia="Cambria" w:hAnsi="Cambria"/>
-                <w:sz w:val="18"/>
-                <w:szCs w:val="18"/>
-              </w:rPr>
-            </w:pPr>
-            <w:r>
-              <w:rPr>
-                <w:rFonts w:ascii="Cambria" w:cs="Cambria" w:eastAsia="Cambria" w:hAnsi="Cambria"/>
-                <w:b w:val="1"/>
-                <w:bCs w:val="1"/>
-                <w:sz w:val="18"/>
-                <w:szCs w:val="18"/>
-                <w:rtl w:val="0"/>
-              </w:rPr>
-              <w:t xml:space="preserve">Publicar Material</w:t>
-            </w:r>
-            <w:r>
-              <w:rPr>
-                <w:rtl w:val="0"/>
-              </w:rPr>
-            </w:r>
-          </w:p>
-        </w:tc>
-      </w:tr>
-      <w:tr>
-        <w:trPr>
-          <w:cantSplit w:val="0"/>
-          <w:trHeight w:val="412.67919921875006" w:hRule="atLeast"/>
-          <w:tblHeader w:val="0"/>
-        </w:trPr>
-        <w:tc>
-          <w:tcPr>
-            <w:vAlign w:val="top"/>
-          </w:tcPr>
-          <w:p>
-            <w:pPr>
-              <w:rPr>
-                <w:rFonts w:ascii="Cambria" w:cs="Cambria" w:eastAsia="Cambria" w:hAnsi="Cambria"/>
-                <w:sz w:val="18"/>
-                <w:szCs w:val="18"/>
-              </w:rPr>
-            </w:pPr>
-            <w:r>
-              <w:rPr>
-                <w:rFonts w:ascii="Cambria" w:cs="Cambria" w:eastAsia="Cambria" w:hAnsi="Cambria"/>
-                <w:sz w:val="18"/>
-                <w:szCs w:val="18"/>
-                <w:rtl w:val="0"/>
-              </w:rPr>
-              <w:t xml:space="preserve">Objetivo</w:t>
-            </w:r>
-          </w:p>
-        </w:tc>
-        <w:tc>
-          <w:tcPr>
-            <w:vAlign w:val="top"/>
-          </w:tcPr>
-          <w:p>
-            <w:pPr>
-              <w:rPr>
-                <w:rFonts w:ascii="Cambria" w:cs="Cambria" w:eastAsia="Cambria" w:hAnsi="Cambria"/>
-                <w:sz w:val="18"/>
-                <w:szCs w:val="18"/>
-              </w:rPr>
-            </w:pPr>
-            <w:r>
-              <w:rPr>
-                <w:rFonts w:ascii="Cambria" w:cs="Cambria" w:eastAsia="Cambria" w:hAnsi="Cambria"/>
-                <w:sz w:val="18"/>
-                <w:szCs w:val="18"/>
-                <w:rtl w:val="0"/>
-              </w:rPr>
-              <w:t xml:space="preserve">Permitir que o professor envie conteúdos didáticos para uma turma específica.</w:t>
-            </w:r>
-          </w:p>
-        </w:tc>
-      </w:tr>
-      <w:tr>
-        <w:trPr>
-          <w:cantSplit w:val="0"/>
-          <w:tblHeader w:val="0"/>
-        </w:trPr>
-        <w:tc>
-          <w:tcPr>
-            <w:vAlign w:val="top"/>
-          </w:tcPr>
-          <w:p>
-            <w:pPr>
-              <w:rPr>
-                <w:rFonts w:ascii="Cambria" w:cs="Cambria" w:eastAsia="Cambria" w:hAnsi="Cambria"/>
-                <w:sz w:val="18"/>
-                <w:szCs w:val="18"/>
-              </w:rPr>
-            </w:pPr>
-            <w:r>
-              <w:rPr>
-                <w:rFonts w:ascii="Cambria" w:cs="Cambria" w:eastAsia="Cambria" w:hAnsi="Cambria"/>
-                <w:sz w:val="18"/>
-                <w:szCs w:val="18"/>
-                <w:rtl w:val="0"/>
-              </w:rPr>
-              <w:t xml:space="preserve">Ator</w:t>
-            </w:r>
-          </w:p>
-        </w:tc>
-        <w:tc>
-          <w:tcPr>
-            <w:vAlign w:val="top"/>
-          </w:tcPr>
-          <w:p>
-            <w:pPr>
-              <w:rPr>
-                <w:rFonts w:ascii="Cambria" w:cs="Cambria" w:eastAsia="Cambria" w:hAnsi="Cambria"/>
-                <w:sz w:val="18"/>
-                <w:szCs w:val="18"/>
-              </w:rPr>
-            </w:pPr>
-            <w:r>
-              <w:rPr>
-                <w:rFonts w:ascii="Cambria" w:cs="Cambria" w:eastAsia="Cambria" w:hAnsi="Cambria"/>
-                <w:sz w:val="18"/>
-                <w:szCs w:val="18"/>
-                <w:rtl w:val="0"/>
-              </w:rPr>
-              <w:t xml:space="preserve">Professor</w:t>
-            </w:r>
-          </w:p>
-        </w:tc>
-      </w:tr>
-      <w:tr>
-        <w:trPr>
-          <w:cantSplit w:val="0"/>
-          <w:tblHeader w:val="0"/>
-        </w:trPr>
-        <w:tc>
-          <w:tcPr>
-            <w:vAlign w:val="top"/>
-          </w:tcPr>
-          <w:p>
-            <w:pPr>
-              <w:rPr>
-                <w:rFonts w:ascii="Cambria" w:cs="Cambria" w:eastAsia="Cambria" w:hAnsi="Cambria"/>
-                <w:sz w:val="18"/>
-                <w:szCs w:val="18"/>
-              </w:rPr>
-            </w:pPr>
-            <w:r>
-              <w:rPr>
-                <w:rFonts w:ascii="Cambria" w:cs="Cambria" w:eastAsia="Cambria" w:hAnsi="Cambria"/>
-                <w:sz w:val="18"/>
-                <w:szCs w:val="18"/>
-                <w:rtl w:val="0"/>
-              </w:rPr>
-              <w:t xml:space="preserve">Pré-condições</w:t>
-            </w:r>
-          </w:p>
-        </w:tc>
-        <w:tc>
-          <w:tcPr>
-            <w:vAlign w:val="top"/>
-          </w:tcPr>
-          <w:p>
-            <w:pPr>
-              <w:rPr>
-                <w:rFonts w:ascii="Cambria" w:cs="Cambria" w:eastAsia="Cambria" w:hAnsi="Cambria"/>
-                <w:sz w:val="18"/>
-                <w:szCs w:val="18"/>
-              </w:rPr>
-            </w:pPr>
-            <w:r>
-              <w:rPr>
-                <w:rFonts w:ascii="Cambria" w:cs="Cambria" w:eastAsia="Cambria" w:hAnsi="Cambria"/>
-                <w:sz w:val="18"/>
-                <w:szCs w:val="18"/>
-                <w:rtl w:val="0"/>
-              </w:rPr>
-              <w:t xml:space="preserve">O professor deve estar logado e vinculado a uma turma.</w:t>
-            </w:r>
-          </w:p>
-        </w:tc>
-      </w:tr>
-      <w:tr>
-        <w:trPr>
-          <w:cantSplit w:val="0"/>
-          <w:tblHeader w:val="0"/>
-        </w:trPr>
-        <w:tc>
-          <w:tcPr>
-            <w:gridSpan w:val="2"/>
-            <w:vAlign w:val="top"/>
-          </w:tcPr>
-          <w:p>
-            <w:pPr>
-              <w:rPr>
-                <w:rFonts w:ascii="Cambria" w:cs="Cambria" w:eastAsia="Cambria" w:hAnsi="Cambria"/>
-                <w:sz w:val="18"/>
-                <w:szCs w:val="18"/>
-              </w:rPr>
-            </w:pPr>
-            <w:r>
-              <w:rPr>
-                <w:rFonts w:ascii="Cambria" w:cs="Cambria" w:eastAsia="Cambria" w:hAnsi="Cambria"/>
-                <w:sz w:val="18"/>
-                <w:szCs w:val="18"/>
-                <w:rtl w:val="0"/>
-              </w:rPr>
-              <w:t xml:space="preserve">Cenário Principal</w:t>
-            </w:r>
-          </w:p>
-          <w:p>
-            <w:pPr>
-              <w:rPr>
-                <w:rFonts w:ascii="Cambria" w:cs="Cambria" w:eastAsia="Cambria" w:hAnsi="Cambria"/>
-                <w:sz w:val="18"/>
-                <w:szCs w:val="18"/>
-              </w:rPr>
-            </w:pPr>
-            <w:r>
-              <w:rPr>
-                <w:rFonts w:ascii="Cambria" w:cs="Cambria" w:eastAsia="Cambria" w:hAnsi="Cambria"/>
-                <w:sz w:val="18"/>
-                <w:szCs w:val="18"/>
-                <w:rtl w:val="0"/>
-              </w:rPr>
-              <w:t xml:space="preserve">O professor acessa a turma desejada e seleciona a opção de publicar material. Em seguida, preenche as informações do conteúdo (título, descrição e tipo de material, como PDF, vídeo ou link). O sistema armazena o material e o disponibiliza para os alunos da turma.</w:t>
-            </w:r>
-          </w:p>
-        </w:tc>
-      </w:tr>
-      <w:tr>
-        <w:trPr>
-          <w:cantSplit w:val="0"/>
-          <w:tblHeader w:val="0"/>
-        </w:trPr>
-        <w:tc>
-          <w:tcPr>
-            <w:gridSpan w:val="2"/>
-            <w:vAlign w:val="top"/>
-          </w:tcPr>
-          <w:p>
-            <w:pPr>
-              <w:rPr>
-                <w:rFonts w:ascii="Cambria" w:cs="Cambria" w:eastAsia="Cambria" w:hAnsi="Cambria"/>
-                <w:sz w:val="18"/>
-                <w:szCs w:val="18"/>
-              </w:rPr>
-            </w:pPr>
-            <w:r>
-              <w:rPr>
-                <w:rFonts w:ascii="Cambria" w:cs="Cambria" w:eastAsia="Cambria" w:hAnsi="Cambria"/>
-                <w:sz w:val="18"/>
-                <w:szCs w:val="18"/>
-                <w:rtl w:val="0"/>
-              </w:rPr>
-              <w:t xml:space="preserve">Fluxo Alternativo</w:t>
-            </w:r>
-          </w:p>
-          <w:p>
-            <w:pPr>
-              <w:rPr>
-                <w:rFonts w:ascii="Cambria" w:cs="Cambria" w:eastAsia="Cambria" w:hAnsi="Cambria"/>
-                <w:sz w:val="18"/>
-                <w:szCs w:val="18"/>
-              </w:rPr>
-            </w:pPr>
-            <w:r>
-              <w:rPr>
-                <w:rFonts w:ascii="Cambria" w:cs="Cambria" w:eastAsia="Cambria" w:hAnsi="Cambria"/>
-                <w:sz w:val="18"/>
-                <w:szCs w:val="18"/>
-                <w:rtl w:val="0"/>
-              </w:rPr>
-              <w:t xml:space="preserve">Caso algum campo obrigatório não seja preenchido, o sistema exibe uma mensagem de erro e solicita a correção antes do envio.</w:t>
-            </w:r>
-          </w:p>
-        </w:tc>
-      </w:tr>
-    </w:tbl>
-    <w:p>
-      <w:pPr>
-        <w:rPr>
-          <w:rFonts w:ascii="Cambria" w:cs="Cambria" w:eastAsia="Cambria" w:hAnsi="Cambria"/>
-          <w:sz w:val="18"/>
-          <w:szCs w:val="18"/>
-        </w:rPr>
-      </w:pPr>
-      <w:r>
-        <w:rPr>
-          <w:rtl w:val="0"/>
-        </w:rPr>
-      </w:r>
-    </w:p>
-    <w:p>
-      <w:pPr>
-        <w:rPr>
-          <w:rFonts w:ascii="Cambria" w:cs="Cambria" w:eastAsia="Cambria" w:hAnsi="Cambria"/>
-        </w:rPr>
-      </w:pPr>
-      <w:r>
-        <w:rPr>
-          <w:rFonts w:ascii="Cambria" w:cs="Cambria" w:eastAsia="Cambria" w:hAnsi="Cambria"/>
-          <w:b w:val="1"/>
-          <w:bCs w:val="1"/>
-          <w:rtl w:val="0"/>
-        </w:rPr>
-        <w:t xml:space="preserve">CSU10 –   Gerenciar solicitações</w:t>
-      </w:r>
-      <w:r>
-        <w:rPr>
-          <w:rtl w:val="0"/>
-        </w:rPr>
-      </w:r>
-    </w:p>
-    <w:tbl>
-      <w:tblPr>
-        <w:tblStyle w:val="Table11"/>
-        <w:tblW w:w="8655.000000000002" w:type="dxa"/>
-        <w:jc w:val="left"/>
-        <w:tblInd w:w="-108.0" w:type="dxa"/>
-        <w:tblBorders>
-          <w:top w:color="000000" w:space="0" w:sz="4" w:val="single"/>
-          <w:left w:color="000000" w:space="0" w:sz="4" w:val="single"/>
-          <w:bottom w:color="000000" w:space="0" w:sz="4" w:val="single"/>
-          <w:right w:color="000000" w:space="0" w:sz="4" w:val="single"/>
-          <w:insideH w:color="000000" w:space="0" w:sz="4" w:val="single"/>
-          <w:insideV w:color="000000" w:space="0" w:sz="4" w:val="single"/>
-        </w:tblBorders>
-        <w:tblLayout w:type="fixed"/>
-        <w:tblLook w:val="0000"/>
-      </w:tblPr>
-      <w:tblGrid>
-        <w:gridCol w:w="3117.0000000000005"/>
-        <w:gridCol w:w="5538.000000000001"/>
-        <w:tblGridChange w:id="0">
-          <w:tblGrid>
-            <w:gridCol w:w="3117.0000000000005"/>
-            <w:gridCol w:w="5538.000000000001"/>
-          </w:tblGrid>
-        </w:tblGridChange>
-      </w:tblGrid>
-      <w:tr>
-        <w:trPr>
-          <w:cantSplit w:val="0"/>
-          <w:tblHeader w:val="0"/>
-        </w:trPr>
-        <w:tc>
-          <w:tcPr>
-            <w:vAlign w:val="top"/>
-          </w:tcPr>
-          <w:p>
-            <w:pPr>
-              <w:rPr>
-                <w:rFonts w:ascii="Cambria" w:cs="Cambria" w:eastAsia="Cambria" w:hAnsi="Cambria"/>
-                <w:sz w:val="18"/>
-                <w:szCs w:val="18"/>
-              </w:rPr>
-            </w:pPr>
-            <w:r>
-              <w:rPr>
-                <w:rFonts w:ascii="Cambria" w:cs="Cambria" w:eastAsia="Cambria" w:hAnsi="Cambria"/>
-                <w:b w:val="1"/>
-                <w:bCs w:val="1"/>
-                <w:sz w:val="18"/>
-                <w:szCs w:val="18"/>
-                <w:rtl w:val="0"/>
-              </w:rPr>
-              <w:t xml:space="preserve">Caso de Uso  10</w:t>
-            </w:r>
-            <w:r>
-              <w:rPr>
-                <w:rtl w:val="0"/>
-              </w:rPr>
-            </w:r>
-          </w:p>
-        </w:tc>
-        <w:tc>
-          <w:tcPr>
-            <w:vAlign w:val="top"/>
-          </w:tcPr>
-          <w:p>
-            <w:pPr>
-              <w:rPr>
-                <w:rFonts w:ascii="Cambria" w:cs="Cambria" w:eastAsia="Cambria" w:hAnsi="Cambria"/>
-                <w:sz w:val="18"/>
-                <w:szCs w:val="18"/>
-              </w:rPr>
-            </w:pPr>
-            <w:r>
-              <w:rPr>
-                <w:rFonts w:ascii="Cambria" w:cs="Cambria" w:eastAsia="Cambria" w:hAnsi="Cambria"/>
-                <w:b w:val="1"/>
-                <w:bCs w:val="1"/>
-                <w:sz w:val="18"/>
-                <w:szCs w:val="18"/>
-                <w:rtl w:val="0"/>
-              </w:rPr>
-              <w:t xml:space="preserve">Gerenciar solicitações</w:t>
-            </w:r>
-            <w:r>
-              <w:rPr>
-                <w:rtl w:val="0"/>
-              </w:rPr>
-            </w:r>
-          </w:p>
-        </w:tc>
-      </w:tr>
-      <w:tr>
-        <w:trPr>
-          <w:cantSplit w:val="0"/>
-          <w:trHeight w:val="412.67919921875006" w:hRule="atLeast"/>
-          <w:tblHeader w:val="0"/>
-        </w:trPr>
-        <w:tc>
-          <w:tcPr>
-            <w:vAlign w:val="top"/>
-          </w:tcPr>
-          <w:p>
-            <w:pPr>
-              <w:rPr>
-                <w:rFonts w:ascii="Cambria" w:cs="Cambria" w:eastAsia="Cambria" w:hAnsi="Cambria"/>
-                <w:sz w:val="18"/>
-                <w:szCs w:val="18"/>
-              </w:rPr>
-            </w:pPr>
-            <w:r>
-              <w:rPr>
-                <w:rFonts w:ascii="Cambria" w:cs="Cambria" w:eastAsia="Cambria" w:hAnsi="Cambria"/>
-                <w:sz w:val="18"/>
-                <w:szCs w:val="18"/>
-                <w:rtl w:val="0"/>
-              </w:rPr>
-              <w:t xml:space="preserve">Objetivo</w:t>
-            </w:r>
-          </w:p>
-        </w:tc>
-        <w:tc>
-          <w:tcPr>
-            <w:vAlign w:val="top"/>
-          </w:tcPr>
-          <w:p>
-            <w:pPr>
-              <w:rPr>
-                <w:rFonts w:ascii="Cambria" w:cs="Cambria" w:eastAsia="Cambria" w:hAnsi="Cambria"/>
-                <w:sz w:val="18"/>
-                <w:szCs w:val="18"/>
-              </w:rPr>
-            </w:pPr>
-            <w:r>
-              <w:rPr>
-                <w:rFonts w:ascii="Cambria" w:cs="Cambria" w:eastAsia="Cambria" w:hAnsi="Cambria"/>
-                <w:sz w:val="18"/>
-                <w:szCs w:val="18"/>
-                <w:rtl w:val="0"/>
-              </w:rPr>
-              <w:t xml:space="preserve">Permitir que a escola visualize, aprove ou recuse solicitações de entrada de alunos e professores.</w:t>
-            </w:r>
-          </w:p>
-        </w:tc>
-      </w:tr>
-      <w:tr>
-        <w:trPr>
-          <w:cantSplit w:val="0"/>
-          <w:tblHeader w:val="0"/>
-        </w:trPr>
-        <w:tc>
-          <w:tcPr>
-            <w:vAlign w:val="top"/>
-          </w:tcPr>
-          <w:p>
-            <w:pPr>
-              <w:rPr>
-                <w:rFonts w:ascii="Cambria" w:cs="Cambria" w:eastAsia="Cambria" w:hAnsi="Cambria"/>
-                <w:sz w:val="18"/>
-                <w:szCs w:val="18"/>
-              </w:rPr>
-            </w:pPr>
-            <w:r>
-              <w:rPr>
-                <w:rFonts w:ascii="Cambria" w:cs="Cambria" w:eastAsia="Cambria" w:hAnsi="Cambria"/>
-                <w:sz w:val="18"/>
-                <w:szCs w:val="18"/>
-                <w:rtl w:val="0"/>
-              </w:rPr>
-              <w:t xml:space="preserve">Ator</w:t>
-            </w:r>
-          </w:p>
-        </w:tc>
-        <w:tc>
-          <w:tcPr>
-            <w:vAlign w:val="top"/>
-          </w:tcPr>
-          <w:p>
-            <w:pPr>
-              <w:rPr>
-                <w:rFonts w:ascii="Cambria" w:cs="Cambria" w:eastAsia="Cambria" w:hAnsi="Cambria"/>
-                <w:sz w:val="18"/>
-                <w:szCs w:val="18"/>
-              </w:rPr>
-            </w:pPr>
-            <w:r>
-              <w:rPr>
-                <w:rFonts w:ascii="Cambria" w:cs="Cambria" w:eastAsia="Cambria" w:hAnsi="Cambria"/>
-                <w:sz w:val="18"/>
-                <w:szCs w:val="18"/>
-                <w:rtl w:val="0"/>
-              </w:rPr>
-              <w:t xml:space="preserve">Escola</w:t>
-            </w:r>
-          </w:p>
-        </w:tc>
-      </w:tr>
-      <w:tr>
-        <w:trPr>
-          <w:cantSplit w:val="0"/>
-          <w:tblHeader w:val="0"/>
-        </w:trPr>
-        <w:tc>
-          <w:tcPr>
-            <w:vAlign w:val="top"/>
-          </w:tcPr>
-          <w:p>
-            <w:pPr>
-              <w:rPr>
-                <w:rFonts w:ascii="Cambria" w:cs="Cambria" w:eastAsia="Cambria" w:hAnsi="Cambria"/>
-                <w:sz w:val="18"/>
-                <w:szCs w:val="18"/>
-              </w:rPr>
-            </w:pPr>
-            <w:r>
-              <w:rPr>
-                <w:rFonts w:ascii="Cambria" w:cs="Cambria" w:eastAsia="Cambria" w:hAnsi="Cambria"/>
-                <w:sz w:val="18"/>
-                <w:szCs w:val="18"/>
-                <w:rtl w:val="0"/>
-              </w:rPr>
-              <w:t xml:space="preserve">Pré-condições</w:t>
-            </w:r>
-          </w:p>
-        </w:tc>
-        <w:tc>
-          <w:tcPr>
-            <w:vAlign w:val="top"/>
-          </w:tcPr>
-          <w:p>
-            <w:pPr>
-              <w:rPr>
-                <w:rFonts w:ascii="Cambria" w:cs="Cambria" w:eastAsia="Cambria" w:hAnsi="Cambria"/>
-                <w:sz w:val="18"/>
-                <w:szCs w:val="18"/>
-              </w:rPr>
-            </w:pPr>
-            <w:r>
-              <w:rPr>
-                <w:rFonts w:ascii="Cambria" w:cs="Cambria" w:eastAsia="Cambria" w:hAnsi="Cambria"/>
-                <w:sz w:val="18"/>
-                <w:szCs w:val="18"/>
-                <w:rtl w:val="0"/>
-              </w:rPr>
-              <w:t xml:space="preserve">A escola deve estar logada no sistema.</w:t>
-            </w:r>
-          </w:p>
-        </w:tc>
-      </w:tr>
-      <w:tr>
-        <w:trPr>
-          <w:cantSplit w:val="0"/>
-          <w:tblHeader w:val="0"/>
-        </w:trPr>
-        <w:tc>
-          <w:tcPr>
-            <w:gridSpan w:val="2"/>
-            <w:vAlign w:val="top"/>
-          </w:tcPr>
-          <w:p>
-            <w:pPr>
-              <w:rPr>
-                <w:rFonts w:ascii="Cambria" w:cs="Cambria" w:eastAsia="Cambria" w:hAnsi="Cambria"/>
-                <w:sz w:val="18"/>
-                <w:szCs w:val="18"/>
-              </w:rPr>
-            </w:pPr>
-            <w:r>
-              <w:rPr>
-                <w:rFonts w:ascii="Cambria" w:cs="Cambria" w:eastAsia="Cambria" w:hAnsi="Cambria"/>
-                <w:sz w:val="18"/>
-                <w:szCs w:val="18"/>
-                <w:rtl w:val="0"/>
-              </w:rPr>
-              <w:t xml:space="preserve">Cenário Principal</w:t>
-            </w:r>
-          </w:p>
-          <w:p>
-            <w:pPr>
-              <w:rPr>
-                <w:rFonts w:ascii="Cambria" w:cs="Cambria" w:eastAsia="Cambria" w:hAnsi="Cambria"/>
-                <w:sz w:val="18"/>
-                <w:szCs w:val="18"/>
-              </w:rPr>
-            </w:pPr>
-            <w:r>
-              <w:rPr>
-                <w:rFonts w:ascii="Cambria" w:cs="Cambria" w:eastAsia="Cambria" w:hAnsi="Cambria"/>
-                <w:sz w:val="18"/>
-                <w:szCs w:val="18"/>
-                <w:rtl w:val="0"/>
-              </w:rPr>
-              <w:t xml:space="preserve">A escola acessa o painel de solicitações e visualiza a lista de pedidos pendentes. Para cada solicitação, pode escolher aprovar ou recusar. O sistema atualiza o status da solicitação e, em caso de aprovação, vincula o usuário à escola.</w:t>
-            </w:r>
-          </w:p>
-        </w:tc>
-      </w:tr>
-      <w:tr>
-        <w:trPr>
-          <w:cantSplit w:val="0"/>
-          <w:tblHeader w:val="0"/>
-        </w:trPr>
-        <w:tc>
-          <w:tcPr>
-            <w:gridSpan w:val="2"/>
-            <w:vAlign w:val="top"/>
-          </w:tcPr>
-          <w:p>
-            <w:pPr>
-              <w:rPr>
-                <w:rFonts w:ascii="Cambria" w:cs="Cambria" w:eastAsia="Cambria" w:hAnsi="Cambria"/>
-                <w:sz w:val="18"/>
-                <w:szCs w:val="18"/>
-              </w:rPr>
-            </w:pPr>
-            <w:r>
-              <w:rPr>
-                <w:rFonts w:ascii="Cambria" w:cs="Cambria" w:eastAsia="Cambria" w:hAnsi="Cambria"/>
-                <w:sz w:val="18"/>
-                <w:szCs w:val="18"/>
-                <w:rtl w:val="0"/>
-              </w:rPr>
-              <w:t xml:space="preserve">Fluxo Alternativo</w:t>
-            </w:r>
-          </w:p>
-          <w:p>
-            <w:pPr>
-              <w:rPr>
-                <w:rFonts w:ascii="Cambria" w:cs="Cambria" w:eastAsia="Cambria" w:hAnsi="Cambria"/>
-                <w:sz w:val="18"/>
-                <w:szCs w:val="18"/>
-              </w:rPr>
-            </w:pPr>
-            <w:r>
-              <w:rPr>
-                <w:rFonts w:ascii="Cambria" w:cs="Cambria" w:eastAsia="Cambria" w:hAnsi="Cambria"/>
-                <w:sz w:val="18"/>
-                <w:szCs w:val="18"/>
-                <w:rtl w:val="0"/>
-              </w:rPr>
-              <w:t xml:space="preserve">Caso algum campo obrigatório não seja preenchido, o sistema exibe uma mensagem de erro e solicita a correção antes do envio.</w:t>
-            </w:r>
-          </w:p>
-        </w:tc>
-      </w:tr>
-    </w:tbl>
-    <w:p>
-      <w:pPr>
-        <w:rPr>
-          <w:rFonts w:ascii="Cambria" w:cs="Cambria" w:eastAsia="Cambria" w:hAnsi="Cambria"/>
-          <w:sz w:val="18"/>
-          <w:szCs w:val="18"/>
-        </w:rPr>
-      </w:pPr>
-      <w:r>
-        <w:rPr>
-          <w:rtl w:val="0"/>
-        </w:rPr>
-      </w:r>
-    </w:p>
-    <w:p>
-      <w:pPr>
-        <w:rPr>
-          <w:rFonts w:ascii="Cambria" w:cs="Cambria" w:eastAsia="Cambria" w:hAnsi="Cambria"/>
-          <w:sz w:val="18"/>
-          <w:szCs w:val="18"/>
-        </w:rPr>
-      </w:pPr>
-      <w:r>
-        <w:rPr>
-          <w:rtl w:val="0"/>
-        </w:rPr>
-      </w:r>
-    </w:p>
-    <w:p>
-      <w:pPr>
-        <w:rPr>
-          <w:rFonts w:ascii="Cambria" w:cs="Cambria" w:eastAsia="Cambria" w:hAnsi="Cambria"/>
-          <w:sz w:val="18"/>
-          <w:szCs w:val="18"/>
-        </w:rPr>
-      </w:pPr>
-      <w:r>
-        <w:rPr>
-          <w:rtl w:val="0"/>
-        </w:rPr>
-      </w:r>
-    </w:p>
-    <w:p>
-      <w:pPr>
-        <w:rPr>
-          <w:rFonts w:ascii="Cambria" w:cs="Cambria" w:eastAsia="Cambria" w:hAnsi="Cambria"/>
-          <w:sz w:val="18"/>
-          <w:szCs w:val="18"/>
-        </w:rPr>
-      </w:pPr>
-      <w:r>
-        <w:rPr>
-          <w:rtl w:val="0"/>
-        </w:rPr>
-      </w:r>
-    </w:p>
-    <w:p>
-      <w:pPr>
-        <w:rPr>
-          <w:rFonts w:ascii="Cambria" w:cs="Cambria" w:eastAsia="Cambria" w:hAnsi="Cambria"/>
-          <w:sz w:val="18"/>
-          <w:szCs w:val="18"/>
-        </w:rPr>
-      </w:pPr>
-      <w:r>
-        <w:rPr>
-          <w:rtl w:val="0"/>
-        </w:rPr>
-      </w:r>
-    </w:p>
-    <w:p>
-      <w:pPr>
-        <w:rPr>
-          <w:rFonts w:ascii="Cambria" w:cs="Cambria" w:eastAsia="Cambria" w:hAnsi="Cambria"/>
-          <w:sz w:val="18"/>
-          <w:szCs w:val="18"/>
-        </w:rPr>
-      </w:pPr>
-      <w:r>
-        <w:rPr>
-          <w:rtl w:val="0"/>
-        </w:rPr>
-      </w:r>
-    </w:p>
-    <w:p>
-      <w:pPr>
-        <w:rPr>
-          <w:rFonts w:ascii="Cambria" w:cs="Cambria" w:eastAsia="Cambria" w:hAnsi="Cambria"/>
-          <w:sz w:val="18"/>
-          <w:szCs w:val="18"/>
-        </w:rPr>
-      </w:pPr>
-      <w:r>
-        <w:rPr>
-          <w:rtl w:val="0"/>
-        </w:rPr>
-      </w:r>
-    </w:p>
-    <w:p>
-      <w:pPr>
-        <w:rPr>
-          <w:rFonts w:ascii="Cambria" w:cs="Cambria" w:eastAsia="Cambria" w:hAnsi="Cambria"/>
-        </w:rPr>
-      </w:pPr>
-      <w:r>
-        <w:rPr>
-          <w:rFonts w:ascii="Cambria" w:cs="Cambria" w:eastAsia="Cambria" w:hAnsi="Cambria"/>
-          <w:b w:val="1"/>
-          <w:bCs w:val="1"/>
-          <w:rtl w:val="0"/>
-        </w:rPr>
-        <w:t xml:space="preserve">CSU11 –   Publicar aviso</w:t>
+        </w:rPr>
+      </w:pPr>
+      <w:r>
+        <w:rPr>
+          <w:rtl w:val="0"/>
+        </w:rPr>
+      </w:r>
+    </w:p>
+    <w:p>
+      <w:pPr>
+        <w:rPr>
+          <w:rFonts w:ascii="Cambria" w:cs="Cambria" w:eastAsia="Cambria" w:hAnsi="Cambria"/>
+        </w:rPr>
+      </w:pPr>
+      <w:r>
+        <w:rPr>
+          <w:rFonts w:ascii="Cambria" w:cs="Cambria" w:eastAsia="Cambria" w:hAnsi="Cambria"/>
+          <w:b w:val="1"/>
+          <w:bCs w:val="1"/>
+          <w:rtl w:val="0"/>
+        </w:rPr>
+        <w:t xml:space="preserve">CSU02 – Visualizar material</w:t>
       </w:r>
       <w:r>
         <w:rPr>
@@ -9040,14 +5050,14 @@
     <w:sdt>
       <w:sdtPr>
         <w:lock w:val="contentLocked"/>
-        <w:id w:val="1814119568"/>
+        <w:id w:val="332613857"/>
         <w:tag w:val="goog_rdk_0"/>
       </w:sdtPr>
       <w:sdtContent>
         <w:tbl>
           <w:tblPr>
-            <w:tblStyle w:val="Table12"/>
-            <w:tblW w:w="8655.000000000002" w:type="dxa"/>
+            <w:tblStyle w:val="Table3"/>
+            <w:tblW w:w="8655.0" w:type="dxa"/>
             <w:jc w:val="left"/>
             <w:tblInd w:w="-108.0" w:type="dxa"/>
             <w:tblBorders>
@@ -9062,12 +5072,12 @@
             <w:tblLook w:val="0000"/>
           </w:tblPr>
           <w:tblGrid>
-            <w:gridCol w:w="3117.0000000000005"/>
-            <w:gridCol w:w="5538.000000000001"/>
+            <w:gridCol w:w="3120"/>
+            <w:gridCol w:w="5535"/>
             <w:tblGridChange w:id="0">
               <w:tblGrid>
-                <w:gridCol w:w="3117.0000000000005"/>
-                <w:gridCol w:w="5538.000000000001"/>
+                <w:gridCol w:w="3120"/>
+                <w:gridCol w:w="5535"/>
               </w:tblGrid>
             </w:tblGridChange>
           </w:tblGrid>
@@ -9097,7 +5107,7 @@
                     <w:szCs w:val="18"/>
                     <w:rtl w:val="0"/>
                   </w:rPr>
-                  <w:t xml:space="preserve">Caso de Uso  11</w:t>
+                  <w:t xml:space="preserve">Caso de Uso  2</w:t>
                 </w:r>
                 <w:r>
                   <w:rPr>
@@ -9127,7 +5137,7 @@
                     <w:szCs w:val="18"/>
                     <w:rtl w:val="0"/>
                   </w:rPr>
-                  <w:t xml:space="preserve">Públicar avisos</w:t>
+                  <w:t xml:space="preserve">Visualizar material</w:t>
                 </w:r>
                 <w:r>
                   <w:rPr>
@@ -9180,12 +5190,8 @@
                 </w:pPr>
                 <w:r>
                   <w:rPr>
-                    <w:rFonts w:ascii="Cambria" w:cs="Cambria" w:eastAsia="Cambria" w:hAnsi="Cambria"/>
-                    <w:sz w:val="18"/>
-                    <w:szCs w:val="18"/>
                     <w:rtl w:val="0"/>
                   </w:rPr>
-                  <w:t xml:space="preserve">Permitir que a escola envie comunicados para alunos e professores vinculados.</w:t>
                 </w:r>
               </w:p>
             </w:tc>
@@ -9237,7 +5243,7 @@
                     <w:szCs w:val="18"/>
                     <w:rtl w:val="0"/>
                   </w:rPr>
-                  <w:t xml:space="preserve">Escola</w:t>
+                  <w:t xml:space="preserve">Aluno</w:t>
                 </w:r>
               </w:p>
             </w:tc>
@@ -9289,7 +5295,7 @@
                     <w:szCs w:val="18"/>
                     <w:rtl w:val="0"/>
                   </w:rPr>
-                  <w:t xml:space="preserve">A escola deve estar logada no sistema.</w:t>
+                  <w:t xml:space="preserve">O usuário já deve estar cadastrado no sistema.</w:t>
                 </w:r>
               </w:p>
             </w:tc>
@@ -9337,7 +5343,7 @@
                     <w:szCs w:val="18"/>
                     <w:rtl w:val="0"/>
                   </w:rPr>
-                  <w:t xml:space="preserve">A escola acessa o painel de avisos, cria uma nova mensagem e define o conteúdo do aviso. O sistema salva o aviso e o exibe para os usuários vinculados à escola.</w:t>
+                  <w:t xml:space="preserve"> </w:t>
                 </w:r>
               </w:p>
             </w:tc>
@@ -9385,7 +5391,7 @@
                     <w:szCs w:val="18"/>
                     <w:rtl w:val="0"/>
                   </w:rPr>
-                  <w:t xml:space="preserve">Caso o aviso não contenha conteúdo válido, o sistema exibe uma mensagem de erro e impede a publicação.</w:t>
+                  <w:t xml:space="preserve">Caso os dados estejam incorretos, o sistema exibe uma mensagem de erro. </w:t>
                 </w:r>
               </w:p>
             </w:tc>
@@ -9400,20 +5406,13 @@
           <w:sz w:val="18"/>
           <w:szCs w:val="18"/>
         </w:rPr>
-      </w:pPr>
-      <w:r>
-        <w:rPr>
-          <w:rtl w:val="0"/>
-        </w:rPr>
-      </w:r>
-    </w:p>
-    <w:p>
-      <w:pPr>
-        <w:rPr>
-          <w:rFonts w:ascii="Cambria" w:cs="Cambria" w:eastAsia="Cambria" w:hAnsi="Cambria"/>
-          <w:sz w:val="18"/>
-          <w:szCs w:val="18"/>
-        </w:rPr>
+        <w:sectPr>
+          <w:headerReference r:id="rId12" w:type="default"/>
+          <w:footerReference r:id="rId13" w:type="default"/>
+          <w:type w:val="nextPage"/>
+          <w:pgSz w:h="16840" w:w="11907" w:orient="portrait"/>
+          <w:pgMar w:bottom="1417" w:top="1417" w:left="1701" w:right="1701" w:header="708" w:footer="708"/>
+        </w:sectPr>
       </w:pPr>
       <w:r>
         <w:rPr>
@@ -9540,18 +5539,18 @@
         </w:rPr>
         <w:drawing>
           <wp:inline distB="114300" distT="114300" distL="114300" distR="114300">
-            <wp:extent cx="6061615" cy="4201437"/>
+            <wp:extent cx="5299594" cy="3668950"/>
             <wp:effectExtent b="0" l="0" r="0" t="0"/>
-            <wp:docPr id="1038" name="image5.png"/>
+            <wp:docPr id="1038" name="image4.png"/>
             <a:graphic>
               <a:graphicData uri="http://schemas.openxmlformats.org/drawingml/2006/picture">
                 <pic:pic>
                   <pic:nvPicPr>
-                    <pic:cNvPr id="0" name="image5.png"/>
+                    <pic:cNvPr id="0" name="image4.png"/>
                     <pic:cNvPicPr preferRelativeResize="0"/>
                   </pic:nvPicPr>
                   <pic:blipFill>
-                    <a:blip r:embed="rId12"/>
+                    <a:blip r:embed="rId14"/>
                     <a:srcRect b="0" l="0" r="0" t="0"/>
                     <a:stretch>
                       <a:fillRect/>
@@ -9560,7 +5559,7 @@
                   <pic:spPr>
                     <a:xfrm>
                       <a:off x="0" y="0"/>
-                      <a:ext cx="6061615" cy="4201437"/>
+                      <a:ext cx="5299594" cy="3668950"/>
                     </a:xfrm>
                     <a:prstGeom prst="rect"/>
                     <a:ln/>
@@ -9571,22 +5570,6 @@
           </wp:inline>
         </w:drawing>
       </w:r>
-      <w:r>
-        <w:rPr>
-          <w:rtl w:val="0"/>
-        </w:rPr>
-      </w:r>
-    </w:p>
-    <w:p>
-      <w:pPr>
-        <w:rPr>
-          <w:rFonts w:ascii="Cambria" w:cs="Cambria" w:eastAsia="Cambria" w:hAnsi="Cambria"/>
-          <w:b w:val="1"/>
-          <w:bCs w:val="1"/>
-          <w:sz w:val="18"/>
-          <w:szCs w:val="18"/>
-        </w:rPr>
-      </w:pPr>
       <w:r>
         <w:rPr>
           <w:rtl w:val="0"/>
@@ -9612,6 +5595,14 @@
         <w:jc w:val="left"/>
         <w:rPr>
           <w:rFonts w:ascii="Cambria" w:cs="Cambria" w:eastAsia="Cambria" w:hAnsi="Cambria"/>
+          <w:sz w:val="18"/>
+          <w:szCs w:val="18"/>
+          <w:vertAlign w:val="baseline"/>
+        </w:rPr>
+      </w:pPr>
+      <w:r>
+        <w:rPr>
+          <w:rFonts w:ascii="Cambria" w:cs="Cambria" w:eastAsia="Cambria" w:hAnsi="Cambria"/>
           <w:b w:val="1"/>
           <w:bCs w:val="1"/>
           <w:i w:val="0"/>
@@ -9624,8 +5615,21 @@
           <w:u w:val="none"/>
           <w:shd w:fill="auto" w:val="clear"/>
           <w:vertAlign w:val="baseline"/>
-        </w:rPr>
-      </w:pPr>
+          <w:rtl w:val="0"/>
+        </w:rPr>
+        <w:t xml:space="preserve">6.2 Mode</w:t>
+      </w:r>
+      <w:r>
+        <w:rPr>
+          <w:rFonts w:ascii="Cambria" w:cs="Cambria" w:eastAsia="Cambria" w:hAnsi="Cambria"/>
+          <w:b w:val="1"/>
+          <w:bCs w:val="1"/>
+          <w:sz w:val="18"/>
+          <w:szCs w:val="18"/>
+          <w:rtl w:val="0"/>
+        </w:rPr>
+        <w:t xml:space="preserve">l</w:t>
+      </w:r>
       <w:r>
         <w:rPr>
           <w:rFonts w:ascii="Cambria" w:cs="Cambria" w:eastAsia="Cambria" w:hAnsi="Cambria"/>
@@ -9643,33 +5647,26 @@
           <w:vertAlign w:val="baseline"/>
           <w:rtl w:val="0"/>
         </w:rPr>
-        <w:t xml:space="preserve">6.2 Modelo Lógico</w:t>
-      </w:r>
-    </w:p>
-    <w:p>
-      <w:pPr>
-        <w:rPr>
-          <w:rFonts w:ascii="Cambria" w:cs="Cambria" w:eastAsia="Cambria" w:hAnsi="Cambria"/>
-          <w:sz w:val="18"/>
-          <w:szCs w:val="18"/>
-          <w:vertAlign w:val="baseline"/>
-        </w:rPr>
-      </w:pPr>
-      <w:r>
-        <w:rPr>
-          <w:rtl w:val="0"/>
-        </w:rPr>
-      </w:r>
-    </w:p>
-    <w:p>
-      <w:pPr>
-        <w:rPr>
-          <w:rFonts w:ascii="Cambria" w:cs="Cambria" w:eastAsia="Cambria" w:hAnsi="Cambria"/>
-          <w:b w:val="1"/>
-          <w:bCs w:val="1"/>
-          <w:sz w:val="18"/>
-          <w:szCs w:val="18"/>
-        </w:rPr>
+        <w:t xml:space="preserve">o Lógico</w:t>
+      </w:r>
+      <w:r>
+        <w:rPr>
+          <w:rtl w:val="0"/>
+        </w:rPr>
+      </w:r>
+    </w:p>
+    <w:p>
+      <w:pPr>
+        <w:rPr>
+          <w:rFonts w:ascii="Cambria" w:cs="Cambria" w:eastAsia="Cambria" w:hAnsi="Cambria"/>
+          <w:sz w:val="18"/>
+          <w:szCs w:val="18"/>
+        </w:rPr>
+        <w:sectPr>
+          <w:type w:val="nextPage"/>
+          <w:pgSz w:h="16840" w:w="11907" w:orient="portrait"/>
+          <w:pgMar w:bottom="1417" w:top="1417" w:left="1701" w:right="1701" w:header="708" w:footer="708"/>
+        </w:sectPr>
       </w:pPr>
       <w:r>
         <w:rPr>
@@ -9679,18 +5676,18 @@
         </w:rPr>
         <w:drawing>
           <wp:inline distB="114300" distT="114300" distL="114300" distR="114300">
-            <wp:extent cx="5993606" cy="4592875"/>
+            <wp:extent cx="5230178" cy="4025369"/>
             <wp:effectExtent b="0" l="0" r="0" t="0"/>
-            <wp:docPr id="1036" name="image6.png"/>
+            <wp:docPr id="1036" name="image3.png"/>
             <a:graphic>
               <a:graphicData uri="http://schemas.openxmlformats.org/drawingml/2006/picture">
                 <pic:pic>
                   <pic:nvPicPr>
-                    <pic:cNvPr id="0" name="image6.png"/>
+                    <pic:cNvPr id="0" name="image3.png"/>
                     <pic:cNvPicPr preferRelativeResize="0"/>
                   </pic:nvPicPr>
                   <pic:blipFill>
-                    <a:blip r:embed="rId13"/>
+                    <a:blip r:embed="rId15"/>
                     <a:srcRect b="0" l="0" r="0" t="0"/>
                     <a:stretch>
                       <a:fillRect/>
@@ -9699,7 +5696,7 @@
                   <pic:spPr>
                     <a:xfrm>
                       <a:off x="0" y="0"/>
-                      <a:ext cx="5993606" cy="4592875"/>
+                      <a:ext cx="5230178" cy="4025369"/>
                     </a:xfrm>
                     <a:prstGeom prst="rect"/>
                     <a:ln/>
@@ -9710,6 +5707,20 @@
           </wp:inline>
         </w:drawing>
       </w:r>
+      <w:r>
+        <w:rPr>
+          <w:rtl w:val="0"/>
+        </w:rPr>
+      </w:r>
+    </w:p>
+    <w:p>
+      <w:pPr>
+        <w:rPr>
+          <w:rFonts w:ascii="Cambria" w:cs="Cambria" w:eastAsia="Cambria" w:hAnsi="Cambria"/>
+          <w:sz w:val="18"/>
+          <w:szCs w:val="18"/>
+        </w:rPr>
+      </w:pPr>
       <w:r>
         <w:rPr>
           <w:rtl w:val="0"/>
@@ -12273,16 +8284,16 @@
           <wp:inline distB="114300" distT="114300" distL="114300" distR="114300">
             <wp:extent cx="3600000" cy="2700000"/>
             <wp:effectExtent b="0" l="0" r="0" t="0"/>
-            <wp:docPr id="1033" name="image3.png"/>
+            <wp:docPr id="1032" name="image6.png"/>
             <a:graphic>
               <a:graphicData uri="http://schemas.openxmlformats.org/drawingml/2006/picture">
                 <pic:pic>
                   <pic:nvPicPr>
-                    <pic:cNvPr id="0" name="image3.png"/>
+                    <pic:cNvPr id="0" name="image6.png"/>
                     <pic:cNvPicPr preferRelativeResize="0"/>
                   </pic:nvPicPr>
                   <pic:blipFill>
-                    <a:blip r:embed="rId14"/>
+                    <a:blip r:embed="rId16"/>
                     <a:srcRect b="0" l="0" r="0" t="0"/>
                     <a:stretch>
                       <a:fillRect/>
@@ -12424,7 +8435,7 @@
           <wp:inline distB="114300" distT="114300" distL="114300" distR="114300">
             <wp:extent cx="3600000" cy="2691006"/>
             <wp:effectExtent b="0" l="0" r="0" t="0"/>
-            <wp:docPr id="1034" name="image1.png"/>
+            <wp:docPr id="1033" name="image1.png"/>
             <a:graphic>
               <a:graphicData uri="http://schemas.openxmlformats.org/drawingml/2006/picture">
                 <pic:pic>
@@ -12433,7 +8444,7 @@
                     <pic:cNvPicPr preferRelativeResize="0"/>
                   </pic:nvPicPr>
                   <pic:blipFill>
-                    <a:blip r:embed="rId15"/>
+                    <a:blip r:embed="rId17"/>
                     <a:srcRect b="0" l="0" r="0" t="0"/>
                     <a:stretch>
                       <a:fillRect/>
@@ -13435,8 +9446,6 @@
       </w:r>
     </w:p>
     <w:sectPr>
-      <w:headerReference r:id="rId16" w:type="default"/>
-      <w:footerReference r:id="rId17" w:type="default"/>
       <w:type w:val="nextPage"/>
       <w:pgSz w:h="16840" w:w="11907" w:orient="portrait"/>
       <w:pgMar w:bottom="1417" w:top="1417" w:left="1701" w:right="1701" w:header="708" w:footer="708"/>
@@ -16179,123 +12188,6 @@
       </w:tblCellMar>
     </w:tblPr>
   </w:style>
-  <w:style w:type="table" w:styleId="Table4">
-    <w:basedOn w:val="TableNormal"/>
-    <w:tblPr>
-      <w:tblStyleRowBandSize w:val="1"/>
-      <w:tblStyleColBandSize w:val="1"/>
-      <w:tblCellMar>
-        <w:top w:w="0.0" w:type="dxa"/>
-        <w:left w:w="108.0" w:type="dxa"/>
-        <w:bottom w:w="0.0" w:type="dxa"/>
-        <w:right w:w="108.0" w:type="dxa"/>
-      </w:tblCellMar>
-    </w:tblPr>
-  </w:style>
-  <w:style w:type="table" w:styleId="Table5">
-    <w:basedOn w:val="TableNormal"/>
-    <w:tblPr>
-      <w:tblStyleRowBandSize w:val="1"/>
-      <w:tblStyleColBandSize w:val="1"/>
-      <w:tblCellMar>
-        <w:top w:w="0.0" w:type="dxa"/>
-        <w:left w:w="108.0" w:type="dxa"/>
-        <w:bottom w:w="0.0" w:type="dxa"/>
-        <w:right w:w="108.0" w:type="dxa"/>
-      </w:tblCellMar>
-    </w:tblPr>
-  </w:style>
-  <w:style w:type="table" w:styleId="Table6">
-    <w:basedOn w:val="TableNormal"/>
-    <w:tblPr>
-      <w:tblStyleRowBandSize w:val="1"/>
-      <w:tblStyleColBandSize w:val="1"/>
-      <w:tblCellMar>
-        <w:top w:w="0.0" w:type="dxa"/>
-        <w:left w:w="108.0" w:type="dxa"/>
-        <w:bottom w:w="0.0" w:type="dxa"/>
-        <w:right w:w="108.0" w:type="dxa"/>
-      </w:tblCellMar>
-    </w:tblPr>
-  </w:style>
-  <w:style w:type="table" w:styleId="Table7">
-    <w:basedOn w:val="TableNormal"/>
-    <w:tblPr>
-      <w:tblStyleRowBandSize w:val="1"/>
-      <w:tblStyleColBandSize w:val="1"/>
-      <w:tblCellMar>
-        <w:top w:w="0.0" w:type="dxa"/>
-        <w:left w:w="108.0" w:type="dxa"/>
-        <w:bottom w:w="0.0" w:type="dxa"/>
-        <w:right w:w="108.0" w:type="dxa"/>
-      </w:tblCellMar>
-    </w:tblPr>
-  </w:style>
-  <w:style w:type="table" w:styleId="Table8">
-    <w:basedOn w:val="TableNormal"/>
-    <w:tblPr>
-      <w:tblStyleRowBandSize w:val="1"/>
-      <w:tblStyleColBandSize w:val="1"/>
-      <w:tblCellMar>
-        <w:top w:w="0.0" w:type="dxa"/>
-        <w:left w:w="108.0" w:type="dxa"/>
-        <w:bottom w:w="0.0" w:type="dxa"/>
-        <w:right w:w="108.0" w:type="dxa"/>
-      </w:tblCellMar>
-    </w:tblPr>
-  </w:style>
-  <w:style w:type="table" w:styleId="Table9">
-    <w:basedOn w:val="TableNormal"/>
-    <w:tblPr>
-      <w:tblStyleRowBandSize w:val="1"/>
-      <w:tblStyleColBandSize w:val="1"/>
-      <w:tblCellMar>
-        <w:top w:w="0.0" w:type="dxa"/>
-        <w:left w:w="108.0" w:type="dxa"/>
-        <w:bottom w:w="0.0" w:type="dxa"/>
-        <w:right w:w="108.0" w:type="dxa"/>
-      </w:tblCellMar>
-    </w:tblPr>
-  </w:style>
-  <w:style w:type="table" w:styleId="Table10">
-    <w:basedOn w:val="TableNormal"/>
-    <w:tblPr>
-      <w:tblStyleRowBandSize w:val="1"/>
-      <w:tblStyleColBandSize w:val="1"/>
-      <w:tblCellMar>
-        <w:top w:w="0.0" w:type="dxa"/>
-        <w:left w:w="108.0" w:type="dxa"/>
-        <w:bottom w:w="0.0" w:type="dxa"/>
-        <w:right w:w="108.0" w:type="dxa"/>
-      </w:tblCellMar>
-    </w:tblPr>
-  </w:style>
-  <w:style w:type="table" w:styleId="Table11">
-    <w:basedOn w:val="TableNormal"/>
-    <w:tblPr>
-      <w:tblStyleRowBandSize w:val="1"/>
-      <w:tblStyleColBandSize w:val="1"/>
-      <w:tblCellMar>
-        <w:top w:w="0.0" w:type="dxa"/>
-        <w:left w:w="108.0" w:type="dxa"/>
-        <w:bottom w:w="0.0" w:type="dxa"/>
-        <w:right w:w="108.0" w:type="dxa"/>
-      </w:tblCellMar>
-    </w:tblPr>
-  </w:style>
-  <w:style w:type="table" w:styleId="Table12">
-    <w:basedOn w:val="TableNormal"/>
-    <w:tblPr>
-      <w:tblStyleRowBandSize w:val="1"/>
-      <w:tblStyleColBandSize w:val="1"/>
-      <w:tblCellMar>
-        <w:top w:w="0.0" w:type="dxa"/>
-        <w:left w:w="108.0" w:type="dxa"/>
-        <w:bottom w:w="0.0" w:type="dxa"/>
-        <w:right w:w="108.0" w:type="dxa"/>
-      </w:tblCellMar>
-    </w:tblPr>
-  </w:style>
 </w:styles>
 </file>
 
@@ -16621,7 +12513,7 @@
 
 <file path=customXML/item1.xml><?xml version="1.0" encoding="utf-8"?>
 <go:gDocsCustomXmlDataStorage xmlns:go="http://customooxmlschemas.google.com/" xmlns:r="http://schemas.openxmlformats.org/officeDocument/2006/relationships" uri="GoogleDocsCustomDataVersion2">
-  <go:docsCustomData xmlns:go="http://customooxmlschemas.google.com/" roundtripDataSignature="AMtx7mjYNThqR4jPr2aTUEu+vCIQN2VqNw==">CgMxLjAaHwoBMBIaChgICVIUChJ0YWJsZS43cW9sbm5mMDVvbWQyCGguZ2pkZ3hzMgloLjMwajB6bGwyCWguMWZvYjl0ZTIJaC4zem55c2g3MgloLjJldDkycDAyCGgudHlqY3d0MgloLjNkeTZ2a20yCWguMXQzaDVzZjIOaC45YjI1bTk4cTh3MmYyDmguM2d2NGNlaDNsOGM4Mg5oLmRvdHlzc2FieGxvajIOaC5wdXR6OW14amNwMTEyDmguNTNrMTEzeGMwcHpsMg1oLnRlNnExMWM1M3JkMgloLjJzOGV5bzE4AHIhMUJYcjRLVk5ETGJDRkN3TVpHa0JVY0czTUhJV09waWFY</go:docsCustomData>
+  <go:docsCustomData xmlns:go="http://customooxmlschemas.google.com/" roundtripDataSignature="AMtx7miOF3zyHpixVA/COgGB6Ap17fKQAw==">CgMxLjAaHwoBMBIaChgICVIUChJ0YWJsZS4zN3U2NzdpMHU4dDIyCGguZ2pkZ3hzMgloLjMwajB6bGwyCWguMWZvYjl0ZTIJaC4zem55c2g3MgloLjJldDkycDAyCGgudHlqY3d0MgloLjNkeTZ2a20yDmguOWIyNW05OHE4dzJmMg5oLjNndjRjZWgzbDhjODIOaC5kb3R5c3NhYnhsb2oyDmgucHV0ejlteGpjcDExMg5oLjUzazExM3hjMHB6bDINaC50ZTZxMTFjNTNyZDIJaC4yczhleW8xOAByITFCWHI0S1ZORExiQ0ZDd01aR2tCVWNHM01ISVdPcGlhWA==</go:docsCustomData>
 </go:gDocsCustomXmlDataStorage>
 </file>
 
